--- a/01-电源电路/02-开关电源/交错并联变换器/交错并联Buck电路/交错并联Buck电路.docx
+++ b/01-电源电路/02-开关电源/交错并联变换器/交错并联Buck电路/交错并联Buck电路.docx
@@ -2723,6 +2723,20 @@
     </w:p>
     <w:bookmarkEnd w:id="26"/>
     <w:bookmarkEnd w:id="27"/>
+    <w:p>
+      <w:pPr>
+        <w:spacing w:before="360"/>
+        <w:jc w:val="center"/>
+      </w:pPr>
+      <w:r>
+        <w:rPr>
+          <w:rFonts w:ascii="Times New Roman" w:hAnsi="Times New Roman"/>
+          <w:color w:val="555555"/>
+          <w:sz w:val="21"/>
+        </w:rPr>
+        <w:t>材料收集者：杜文杰</w:t>
+      </w:r>
+    </w:p>
     <w:sectPr>
       <w:headerReference r:id="rId9" w:type="default"/>
       <w:footerReference r:id="rId10" w:type="default"/>

--- a/01-电源电路/02-开关电源/交错并联变换器/交错并联Buck电路/交错并联Buck电路.docx
+++ b/01-电源电路/02-开关电源/交错并联变换器/交错并联Buck电路/交错并联Buck电路.docx
@@ -1,6 +1,6 @@
 
 <file path=word/document.xml><?xml version="1.0" encoding="utf-8"?>
-<w:document xmlns:w="http://schemas.openxmlformats.org/wordprocessingml/2006/main" xmlns:m="http://schemas.openxmlformats.org/officeDocument/2006/math" xmlns:r="http://schemas.openxmlformats.org/officeDocument/2006/relationships" xmlns:o="urn:schemas-microsoft-com:office:office" xmlns:v="urn:schemas-microsoft-com:vml" xmlns:w10="urn:schemas-microsoft-com:office:word" xmlns:a="http://schemas.openxmlformats.org/drawingml/2006/main" xmlns:pic="http://schemas.openxmlformats.org/drawingml/2006/picture" xmlns:wp="http://schemas.openxmlformats.org/drawingml/2006/wordprocessingDrawing">
+<w:document xmlns:m="http://schemas.openxmlformats.org/officeDocument/2006/math" xmlns:r="http://schemas.openxmlformats.org/officeDocument/2006/relationships" xmlns:w="http://schemas.openxmlformats.org/wordprocessingml/2006/main" xmlns:o="urn:schemas-microsoft-com:office:office" xmlns:v="urn:schemas-microsoft-com:vml" xmlns:w10="urn:schemas-microsoft-com:office:word" xmlns:a="http://schemas.openxmlformats.org/drawingml/2006/main" xmlns:pic="http://schemas.openxmlformats.org/drawingml/2006/picture" xmlns:wp="http://schemas.openxmlformats.org/drawingml/2006/wordprocessingDrawing">
   <w:body>
     <w:bookmarkStart w:id="27" w:name="交错并联-buck-电路"/>
     <w:p>
@@ -9,16 +9,19 @@
       </w:pPr>
       <w:r>
         <w:rPr>
-          <w:rFonts w:hint="eastAsia"/>
+          <w:rFonts w:hint="eastAsia" w:eastAsia="黑体"/>
         </w:rPr>
         <w:t xml:space="preserve">交错并联</w:t>
       </w:r>
       <w:r>
+        <w:rPr>
+          <w:rFonts w:eastAsia="黑体"/>
+        </w:rPr>
         <w:t xml:space="preserve"> Buck </w:t>
       </w:r>
       <w:r>
         <w:rPr>
-          <w:rFonts w:hint="eastAsia"/>
+          <w:rFonts w:hint="eastAsia" w:eastAsia="黑体"/>
         </w:rPr>
         <w:t xml:space="preserve">电路</w:t>
       </w:r>
@@ -30,7 +33,7 @@
       </w:pPr>
       <w:r>
         <w:rPr>
-          <w:rFonts w:hint="eastAsia"/>
+          <w:rFonts w:hint="eastAsia" w:eastAsia="黑体"/>
         </w:rPr>
         <w:t xml:space="preserve">拓扑描述</w:t>
       </w:r>
@@ -41,47 +44,62 @@
       </w:pPr>
       <w:r>
         <w:rPr>
-          <w:rFonts w:hint="eastAsia"/>
+          <w:rFonts w:hint="eastAsia" w:eastAsia="黑体"/>
         </w:rPr>
         <w:t xml:space="preserve">电路由两路（或多路）结构相同的</w:t>
       </w:r>
       <w:r>
+        <w:rPr>
+          <w:rFonts w:eastAsia="黑体"/>
+        </w:rPr>
         <w:t xml:space="preserve"> Buck </w:t>
       </w:r>
       <w:r>
         <w:rPr>
-          <w:rFonts w:hint="eastAsia"/>
+          <w:rFonts w:hint="eastAsia" w:eastAsia="黑体"/>
         </w:rPr>
         <w:t xml:space="preserve">降压单元并联组成，每路含一个开关管、一个续流二极管（或同步整流管）与一个输出电感，共享同一输入与输出。以两路为例，元件为开关管</w:t>
       </w:r>
       <w:r>
+        <w:rPr>
+          <w:rFonts w:eastAsia="黑体"/>
+        </w:rPr>
         <w:t xml:space="preserve"> </w:t>
       </w:r>
       <w:r>
         <w:rPr>
-          <w:rFonts w:hint="eastAsia"/>
+          <w:rFonts w:hint="eastAsia" w:eastAsia="黑体"/>
         </w:rPr>
         <w:t xml:space="preserve">Q1、Q2，续流二极管（或同步整流管）D1、D2，输出电感</w:t>
       </w:r>
       <w:r>
+        <w:rPr>
+          <w:rFonts w:eastAsia="黑体"/>
+        </w:rPr>
         <w:t xml:space="preserve"> L1、L2 </w:t>
       </w:r>
       <w:r>
         <w:rPr>
-          <w:rFonts w:hint="eastAsia"/>
+          <w:rFonts w:hint="eastAsia" w:eastAsia="黑体"/>
         </w:rPr>
         <w:t xml:space="preserve">与输出电容</w:t>
       </w:r>
       <w:r>
+        <w:rPr>
+          <w:rFonts w:eastAsia="黑体"/>
+        </w:rPr>
         <w:t xml:space="preserve"> </w:t>
       </w:r>
       <w:r>
         <w:rPr>
-          <w:rFonts w:hint="eastAsia"/>
+          <w:rFonts w:hint="eastAsia" w:eastAsia="黑体"/>
         </w:rPr>
         <w:t xml:space="preserve">C。关键节点如下：公共输入节点</w:t>
       </w:r>
       <w:r>
+        <w:rPr>
+          <w:rFonts w:eastAsia="黑体"/>
+        </w:rPr>
         <w:t xml:space="preserve"> </w:t>
       </w:r>
       <m:oMath>
@@ -102,33 +120,45 @@
         </m:sSub>
       </m:oMath>
       <w:r>
+        <w:rPr>
+          <w:rFonts w:eastAsia="黑体"/>
+        </w:rPr>
         <w:t xml:space="preserve"> </w:t>
       </w:r>
       <w:r>
         <w:rPr>
-          <w:rFonts w:hint="eastAsia"/>
+          <w:rFonts w:hint="eastAsia" w:eastAsia="黑体"/>
         </w:rPr>
         <w:t xml:space="preserve">同时接两路开关管</w:t>
       </w:r>
       <w:r>
+        <w:rPr>
+          <w:rFonts w:eastAsia="黑体"/>
+        </w:rPr>
         <w:t xml:space="preserve"> Q1、Q2 </w:t>
       </w:r>
       <w:r>
         <w:rPr>
-          <w:rFonts w:hint="eastAsia"/>
+          <w:rFonts w:hint="eastAsia" w:eastAsia="黑体"/>
         </w:rPr>
         <w:t xml:space="preserve">的漏极；每路的开关节点</w:t>
       </w:r>
       <w:r>
+        <w:rPr>
+          <w:rFonts w:eastAsia="黑体"/>
+        </w:rPr>
         <w:t xml:space="preserve"> SW1、SW2 </w:t>
       </w:r>
       <w:r>
         <w:rPr>
-          <w:rFonts w:hint="eastAsia"/>
+          <w:rFonts w:hint="eastAsia" w:eastAsia="黑体"/>
         </w:rPr>
         <w:t xml:space="preserve">分别由开关管源极、二极管阴极（或同步管漏极）与电感入端相连而成；公共输出节点</w:t>
       </w:r>
       <w:r>
+        <w:rPr>
+          <w:rFonts w:eastAsia="黑体"/>
+        </w:rPr>
         <w:t xml:space="preserve"> </w:t>
       </w:r>
       <m:oMath>
@@ -152,47 +182,62 @@
         </m:sSub>
       </m:oMath>
       <w:r>
+        <w:rPr>
+          <w:rFonts w:eastAsia="黑体"/>
+        </w:rPr>
         <w:t xml:space="preserve"> </w:t>
       </w:r>
       <w:r>
         <w:rPr>
-          <w:rFonts w:hint="eastAsia"/>
+          <w:rFonts w:hint="eastAsia" w:eastAsia="黑体"/>
         </w:rPr>
         <w:t xml:space="preserve">由两路电感</w:t>
       </w:r>
       <w:r>
+        <w:rPr>
+          <w:rFonts w:eastAsia="黑体"/>
+        </w:rPr>
         <w:t xml:space="preserve"> L1、L2 </w:t>
       </w:r>
       <w:r>
         <w:rPr>
-          <w:rFonts w:hint="eastAsia"/>
+          <w:rFonts w:hint="eastAsia" w:eastAsia="黑体"/>
         </w:rPr>
         <w:t xml:space="preserve">的出端与输出电容</w:t>
       </w:r>
       <w:r>
+        <w:rPr>
+          <w:rFonts w:eastAsia="黑体"/>
+        </w:rPr>
         <w:t xml:space="preserve"> C </w:t>
       </w:r>
       <w:r>
         <w:rPr>
-          <w:rFonts w:hint="eastAsia"/>
+          <w:rFonts w:hint="eastAsia" w:eastAsia="黑体"/>
         </w:rPr>
         <w:t xml:space="preserve">的上端相连并接负载，输出电容</w:t>
       </w:r>
       <w:r>
+        <w:rPr>
+          <w:rFonts w:eastAsia="黑体"/>
+        </w:rPr>
         <w:t xml:space="preserve"> C </w:t>
       </w:r>
       <w:r>
         <w:rPr>
-          <w:rFonts w:hint="eastAsia"/>
+          <w:rFonts w:hint="eastAsia" w:eastAsia="黑体"/>
         </w:rPr>
         <w:t xml:space="preserve">的下端与两路二极管</w:t>
       </w:r>
       <w:r>
+        <w:rPr>
+          <w:rFonts w:eastAsia="黑体"/>
+        </w:rPr>
         <w:t xml:space="preserve"> D1、D2 </w:t>
       </w:r>
       <w:r>
         <w:rPr>
-          <w:rFonts w:hint="eastAsia"/>
+          <w:rFonts w:hint="eastAsia" w:eastAsia="黑体"/>
         </w:rPr>
         <w:t xml:space="preserve">的阳极（或同步管源极）一并接地。</w:t>
       </w:r>
@@ -201,52 +246,67 @@
       <w:pPr/>
       <w:r>
         <w:rPr>
-          <w:rFonts w:hint="eastAsia"/>
+          <w:rFonts w:hint="eastAsia" w:eastAsia="黑体"/>
         </w:rPr>
         <w:t xml:space="preserve">各元件管脚连接：开关管</w:t>
       </w:r>
       <w:r>
+        <w:rPr>
+          <w:rFonts w:eastAsia="黑体"/>
+        </w:rPr>
         <w:t xml:space="preserve"> Q1、Q2 </w:t>
       </w:r>
       <w:r>
         <w:rPr>
-          <w:rFonts w:hint="eastAsia"/>
+          <w:rFonts w:hint="eastAsia" w:eastAsia="黑体"/>
         </w:rPr>
         <w:t xml:space="preserve">的漏极接公共输入节点、源极各接本路开关节点、栅极接相位交错的驱动信号（两路相差</w:t>
       </w:r>
       <w:r>
+        <w:rPr>
+          <w:rFonts w:eastAsia="黑体"/>
+        </w:rPr>
         <w:t xml:space="preserve"> </w:t>
       </w:r>
       <w:r>
         <w:rPr>
-          <w:rFonts w:hint="eastAsia"/>
+          <w:rFonts w:hint="eastAsia" w:eastAsia="黑体"/>
         </w:rPr>
         <w:t xml:space="preserve">180°）；续流二极管</w:t>
       </w:r>
       <w:r>
+        <w:rPr>
+          <w:rFonts w:eastAsia="黑体"/>
+        </w:rPr>
         <w:t xml:space="preserve"> D1、D2 </w:t>
       </w:r>
       <w:r>
         <w:rPr>
-          <w:rFonts w:hint="eastAsia"/>
+          <w:rFonts w:hint="eastAsia" w:eastAsia="黑体"/>
         </w:rPr>
         <w:t xml:space="preserve">的阴极各接本路开关节点、阳极接地（若用同步整流管则其漏极接开关节点、源极接地、栅极接互补驱动）；输出电感</w:t>
       </w:r>
       <w:r>
+        <w:rPr>
+          <w:rFonts w:eastAsia="黑体"/>
+        </w:rPr>
         <w:t xml:space="preserve"> L1、L2 </w:t>
       </w:r>
       <w:r>
         <w:rPr>
-          <w:rFonts w:hint="eastAsia"/>
+          <w:rFonts w:hint="eastAsia" w:eastAsia="黑体"/>
         </w:rPr>
         <w:t xml:space="preserve">一端各接本路开关节点、另一端并接公共输出节点；输出电容</w:t>
       </w:r>
       <w:r>
+        <w:rPr>
+          <w:rFonts w:eastAsia="黑体"/>
+        </w:rPr>
         <w:t xml:space="preserve"> C </w:t>
       </w:r>
       <w:r>
         <w:rPr>
-          <w:rFonts w:hint="eastAsia"/>
+          <w:rFonts w:hint="eastAsia" w:eastAsia="黑体"/>
         </w:rPr>
         <w:t xml:space="preserve">一端接公共输出节点、另一端接地。</w:t>
       </w:r>
@@ -255,34 +315,43 @@
       <w:pPr/>
       <w:r>
         <w:rPr>
-          <w:rFonts w:hint="eastAsia"/>
+          <w:rFonts w:hint="eastAsia" w:eastAsia="黑体"/>
         </w:rPr>
         <w:t xml:space="preserve">就组态而言，这是多相</w:t>
       </w:r>
       <w:r>
+        <w:rPr>
+          <w:rFonts w:eastAsia="黑体"/>
+        </w:rPr>
         <w:t xml:space="preserve"> Buck </w:t>
       </w:r>
       <w:r>
         <w:rPr>
-          <w:rFonts w:hint="eastAsia"/>
+          <w:rFonts w:hint="eastAsia" w:eastAsia="黑体"/>
         </w:rPr>
         <w:t xml:space="preserve">单元交错并联、开关管相位错开</w:t>
       </w:r>
       <w:r>
+        <w:rPr>
+          <w:rFonts w:eastAsia="黑体"/>
+        </w:rPr>
         <w:t xml:space="preserve"> 180° </w:t>
       </w:r>
       <w:r>
         <w:rPr>
-          <w:rFonts w:hint="eastAsia"/>
+          <w:rFonts w:hint="eastAsia" w:eastAsia="黑体"/>
         </w:rPr>
         <w:t xml:space="preserve">的交错并联</w:t>
       </w:r>
       <w:r>
+        <w:rPr>
+          <w:rFonts w:eastAsia="黑体"/>
+        </w:rPr>
         <w:t xml:space="preserve"> Buck </w:t>
       </w:r>
       <w:r>
         <w:rPr>
-          <w:rFonts w:hint="eastAsia"/>
+          <w:rFonts w:hint="eastAsia" w:eastAsia="黑体"/>
         </w:rPr>
         <w:t xml:space="preserve">电路，通过各相电感电流纹波相互抵消减小输出电流纹波、提高等效纹波频率，用于低压大电流供电。</w:t>
       </w:r>
@@ -295,7 +364,7 @@
       </w:pPr>
       <w:r>
         <w:rPr>
-          <w:rFonts w:hint="eastAsia"/>
+          <w:rFonts w:hint="eastAsia" w:eastAsia="黑体"/>
         </w:rPr>
         <w:t xml:space="preserve">工作原理</w:t>
       </w:r>
@@ -306,20 +375,26 @@
       </w:pPr>
       <w:r>
         <w:rPr>
-          <w:rFonts w:hint="eastAsia"/>
+          <w:rFonts w:hint="eastAsia" w:eastAsia="黑体"/>
         </w:rPr>
         <w:t xml:space="preserve">各</w:t>
       </w:r>
       <w:r>
+        <w:rPr>
+          <w:rFonts w:eastAsia="黑体"/>
+        </w:rPr>
         <w:t xml:space="preserve"> Buck </w:t>
       </w:r>
       <w:r>
         <w:rPr>
-          <w:rFonts w:hint="eastAsia"/>
+          <w:rFonts w:hint="eastAsia" w:eastAsia="黑体"/>
         </w:rPr>
         <w:t xml:space="preserve">单元的开关管按相位依次错开导通，使各相电感电流在输出电容处叠加时纹波相互抵消。总输出电流纹波比单路显著减小，等效纹波频率提高到</w:t>
       </w:r>
       <w:r>
+        <w:rPr>
+          <w:rFonts w:eastAsia="黑体"/>
+        </w:rPr>
         <w:t xml:space="preserve"> </w:t>
       </w:r>
       <m:oMath>
@@ -350,7 +425,7 @@
       </m:oMath>
       <w:r>
         <w:rPr>
-          <w:rFonts w:hint="eastAsia"/>
+          <w:rFonts w:hint="eastAsia" w:eastAsia="黑体"/>
         </w:rPr>
         <w:t xml:space="preserve">（</w:t>
       </w:r>
@@ -360,11 +435,14 @@
         </m:r>
       </m:oMath>
       <w:r>
+        <w:rPr>
+          <w:rFonts w:eastAsia="黑体"/>
+        </w:rPr>
         <w:t xml:space="preserve"> </w:t>
       </w:r>
       <w:r>
         <w:rPr>
-          <w:rFonts w:hint="eastAsia"/>
+          <w:rFonts w:hint="eastAsia" w:eastAsia="黑体"/>
         </w:rPr>
         <w:t xml:space="preserve">为相数），从而可用更小的输出电容与电感，改善瞬态响应与散热。</w:t>
       </w:r>
@@ -377,7 +455,7 @@
       </w:pPr>
       <w:r>
         <w:rPr>
-          <w:rFonts w:hint="eastAsia"/>
+          <w:rFonts w:hint="eastAsia" w:eastAsia="黑体"/>
         </w:rPr>
         <w:t xml:space="preserve">关键计算公式</w:t>
       </w:r>
@@ -391,16 +469,19 @@
       </w:pPr>
       <w:r>
         <w:rPr>
-          <w:rFonts w:hint="eastAsia"/>
+          <w:rFonts w:hint="eastAsia" w:eastAsia="黑体"/>
         </w:rPr>
         <w:t xml:space="preserve">单相占空比（CCM</w:t>
       </w:r>
       <w:r>
+        <w:rPr>
+          <w:rFonts w:eastAsia="黑体"/>
+        </w:rPr>
         <w:t xml:space="preserve"> </w:t>
       </w:r>
       <w:r>
         <w:rPr>
-          <w:rFonts w:hint="eastAsia"/>
+          <w:rFonts w:hint="eastAsia" w:eastAsia="黑体"/>
         </w:rPr>
         <w:t xml:space="preserve">稳态）：</w:t>
       </w:r>
@@ -532,7 +613,7 @@
       </w:pPr>
       <w:r>
         <w:rPr>
-          <w:rFonts w:hint="eastAsia"/>
+          <w:rFonts w:hint="eastAsia" w:eastAsia="黑体"/>
         </w:rPr>
         <w:t xml:space="preserve">单相电感值：</w:t>
       </w:r>
@@ -664,7 +745,7 @@
       </w:pPr>
       <w:r>
         <w:rPr>
-          <w:rFonts w:hint="eastAsia"/>
+          <w:rFonts w:hint="eastAsia" w:eastAsia="黑体"/>
         </w:rPr>
         <w:t xml:space="preserve">相电流纹波消减比（</w:t>
       </w:r>
@@ -674,11 +755,14 @@
         </m:r>
       </m:oMath>
       <w:r>
+        <w:rPr>
+          <w:rFonts w:eastAsia="黑体"/>
+        </w:rPr>
         <w:t xml:space="preserve"> </w:t>
       </w:r>
       <w:r>
         <w:rPr>
-          <w:rFonts w:hint="eastAsia"/>
+          <w:rFonts w:hint="eastAsia" w:eastAsia="黑体"/>
         </w:rPr>
         <w:t xml:space="preserve">相，</w:t>
       </w:r>
@@ -707,7 +791,7 @@
       </m:oMath>
       <w:r>
         <w:rPr>
-          <w:rFonts w:hint="eastAsia"/>
+          <w:rFonts w:hint="eastAsia" w:eastAsia="黑体"/>
         </w:rPr>
         <w:t xml:space="preserve">，</w:t>
       </w:r>
@@ -742,7 +826,7 @@
       </m:oMath>
       <w:r>
         <w:rPr>
-          <w:rFonts w:hint="eastAsia"/>
+          <w:rFonts w:hint="eastAsia" w:eastAsia="黑体"/>
         </w:rPr>
         <w:t xml:space="preserve">）：</w:t>
       </w:r>
@@ -934,11 +1018,14 @@
       </w:pPr>
       <w:r>
         <w:rPr>
-          <w:rFonts w:hint="eastAsia"/>
+          <w:rFonts w:hint="eastAsia" w:eastAsia="黑体"/>
         </w:rPr>
         <w:t xml:space="preserve">当</w:t>
       </w:r>
       <w:r>
+        <w:rPr>
+          <w:rFonts w:eastAsia="黑体"/>
+        </w:rPr>
         <w:t xml:space="preserve"> </w:t>
       </w:r>
       <m:oMath>
@@ -950,15 +1037,21 @@
         </m:r>
       </m:oMath>
       <w:r>
+        <w:rPr>
+          <w:rFonts w:eastAsia="黑体"/>
+        </w:rPr>
         <w:t xml:space="preserve"> </w:t>
       </w:r>
       <w:r>
         <w:rPr>
-          <w:rFonts w:hint="eastAsia"/>
+          <w:rFonts w:hint="eastAsia" w:eastAsia="黑体"/>
         </w:rPr>
         <w:t xml:space="preserve">为整数时</w:t>
       </w:r>
       <w:r>
+        <w:rPr>
+          <w:rFonts w:eastAsia="黑体"/>
+        </w:rPr>
         <w:t xml:space="preserve"> </w:t>
       </w:r>
       <m:oMath>
@@ -977,7 +1070,7 @@
       </m:oMath>
       <w:r>
         <w:rPr>
-          <w:rFonts w:hint="eastAsia"/>
+          <w:rFonts w:hint="eastAsia" w:eastAsia="黑体"/>
         </w:rPr>
         <w:t xml:space="preserve">，各相输出纹波完全抵消。</w:t>
       </w:r>
@@ -991,7 +1084,7 @@
       </w:pPr>
       <w:r>
         <w:rPr>
-          <w:rFonts w:hint="eastAsia"/>
+          <w:rFonts w:hint="eastAsia" w:eastAsia="黑体"/>
         </w:rPr>
         <w:t xml:space="preserve">等效纹波频率：</w:t>
       </w:r>
@@ -1069,7 +1162,7 @@
       </w:pPr>
       <w:r>
         <w:rPr>
-          <w:rFonts w:hint="eastAsia"/>
+          <w:rFonts w:hint="eastAsia" w:eastAsia="黑体"/>
         </w:rPr>
         <w:t xml:space="preserve">总输出电流：</w:t>
       </w:r>
@@ -1170,7 +1263,7 @@
             </w:pPr>
             <w:r>
               <w:rPr>
-                <w:rFonts w:hint="eastAsia"/>
+                <w:rFonts w:hint="eastAsia" w:eastAsia="黑体"/>
               </w:rPr>
               <w:t xml:space="preserve">符号</w:t>
             </w:r>
@@ -1184,7 +1277,7 @@
             </w:pPr>
             <w:r>
               <w:rPr>
-                <w:rFonts w:hint="eastAsia"/>
+                <w:rFonts w:hint="eastAsia" w:eastAsia="黑体"/>
               </w:rPr>
               <w:t xml:space="preserve">含义</w:t>
             </w:r>
@@ -1198,7 +1291,7 @@
             </w:pPr>
             <w:r>
               <w:rPr>
-                <w:rFonts w:hint="eastAsia"/>
+                <w:rFonts w:hint="eastAsia" w:eastAsia="黑体"/>
               </w:rPr>
               <w:t xml:space="preserve">单位</w:t>
             </w:r>
@@ -1230,6 +1323,9 @@
               </m:sSub>
             </m:oMath>
             <w:r>
+              <w:rPr>
+                <w:rFonts w:eastAsia="黑体"/>
+              </w:rPr>
               <w:t xml:space="preserve">​</w:t>
             </w:r>
           </w:p>
@@ -1242,7 +1338,7 @@
             </w:pPr>
             <w:r>
               <w:rPr>
-                <w:rFonts w:hint="eastAsia"/>
+                <w:rFonts w:hint="eastAsia" w:eastAsia="黑体"/>
               </w:rPr>
               <w:t xml:space="preserve">输入电压</w:t>
             </w:r>
@@ -1255,6 +1351,9 @@
               <w:pStyle w:val="Compact"/>
             </w:pPr>
             <w:r>
+              <w:rPr>
+                <w:rFonts w:eastAsia="黑体"/>
+              </w:rPr>
               <w:t xml:space="preserve">V</w:t>
             </w:r>
           </w:p>
@@ -1288,6 +1387,9 @@
               </m:sSub>
             </m:oMath>
             <w:r>
+              <w:rPr>
+                <w:rFonts w:eastAsia="黑体"/>
+              </w:rPr>
               <w:t xml:space="preserve">​</w:t>
             </w:r>
           </w:p>
@@ -1300,7 +1402,7 @@
             </w:pPr>
             <w:r>
               <w:rPr>
-                <w:rFonts w:hint="eastAsia"/>
+                <w:rFonts w:hint="eastAsia" w:eastAsia="黑体"/>
               </w:rPr>
               <w:t xml:space="preserve">输出电压</w:t>
             </w:r>
@@ -1313,6 +1415,9 @@
               <w:pStyle w:val="Compact"/>
             </w:pPr>
             <w:r>
+              <w:rPr>
+                <w:rFonts w:eastAsia="黑体"/>
+              </w:rPr>
               <w:t xml:space="preserve">V</w:t>
             </w:r>
           </w:p>
@@ -1331,6 +1436,9 @@
               </m:r>
             </m:oMath>
             <w:r>
+              <w:rPr>
+                <w:rFonts w:eastAsia="黑体"/>
+              </w:rPr>
               <w:t xml:space="preserve">​</w:t>
             </w:r>
           </w:p>
@@ -1343,7 +1451,7 @@
             </w:pPr>
             <w:r>
               <w:rPr>
-                <w:rFonts w:hint="eastAsia"/>
+                <w:rFonts w:hint="eastAsia" w:eastAsia="黑体"/>
               </w:rPr>
               <w:t xml:space="preserve">单相占空比</w:t>
             </w:r>
@@ -1356,6 +1464,9 @@
               <w:pStyle w:val="Compact"/>
             </w:pPr>
             <w:r>
+              <w:rPr>
+                <w:rFonts w:eastAsia="黑体"/>
+              </w:rPr>
               <w:t xml:space="preserve">—</w:t>
             </w:r>
           </w:p>
@@ -1374,6 +1485,9 @@
               </m:r>
             </m:oMath>
             <w:r>
+              <w:rPr>
+                <w:rFonts w:eastAsia="黑体"/>
+              </w:rPr>
               <w:t xml:space="preserve">​</w:t>
             </w:r>
           </w:p>
@@ -1386,7 +1500,7 @@
             </w:pPr>
             <w:r>
               <w:rPr>
-                <w:rFonts w:hint="eastAsia"/>
+                <w:rFonts w:hint="eastAsia" w:eastAsia="黑体"/>
               </w:rPr>
               <w:t xml:space="preserve">单相电感</w:t>
             </w:r>
@@ -1399,6 +1513,9 @@
               <w:pStyle w:val="Compact"/>
             </w:pPr>
             <w:r>
+              <w:rPr>
+                <w:rFonts w:eastAsia="黑体"/>
+              </w:rPr>
               <w:t xml:space="preserve">H</w:t>
             </w:r>
           </w:p>
@@ -1432,6 +1549,9 @@
               </m:sSub>
             </m:oMath>
             <w:r>
+              <w:rPr>
+                <w:rFonts w:eastAsia="黑体"/>
+              </w:rPr>
               <w:t xml:space="preserve">​</w:t>
             </w:r>
           </w:p>
@@ -1444,7 +1564,7 @@
             </w:pPr>
             <w:r>
               <w:rPr>
-                <w:rFonts w:hint="eastAsia"/>
+                <w:rFonts w:hint="eastAsia" w:eastAsia="黑体"/>
               </w:rPr>
               <w:t xml:space="preserve">单相电感纹波电流</w:t>
             </w:r>
@@ -1457,6 +1577,9 @@
               <w:pStyle w:val="Compact"/>
             </w:pPr>
             <w:r>
+              <w:rPr>
+                <w:rFonts w:eastAsia="黑体"/>
+              </w:rPr>
               <w:t xml:space="preserve">A</w:t>
             </w:r>
           </w:p>
@@ -1496,6 +1619,9 @@
               </m:sSub>
             </m:oMath>
             <w:r>
+              <w:rPr>
+                <w:rFonts w:eastAsia="黑体"/>
+              </w:rPr>
               <w:t xml:space="preserve">​</w:t>
             </w:r>
           </w:p>
@@ -1508,7 +1634,7 @@
             </w:pPr>
             <w:r>
               <w:rPr>
-                <w:rFonts w:hint="eastAsia"/>
+                <w:rFonts w:hint="eastAsia" w:eastAsia="黑体"/>
               </w:rPr>
               <w:t xml:space="preserve">叠加后输出纹波电流</w:t>
             </w:r>
@@ -1521,6 +1647,9 @@
               <w:pStyle w:val="Compact"/>
             </w:pPr>
             <w:r>
+              <w:rPr>
+                <w:rFonts w:eastAsia="黑体"/>
+              </w:rPr>
               <w:t xml:space="preserve">A</w:t>
             </w:r>
           </w:p>
@@ -1551,6 +1680,9 @@
               </m:sSub>
             </m:oMath>
             <w:r>
+              <w:rPr>
+                <w:rFonts w:eastAsia="黑体"/>
+              </w:rPr>
               <w:t xml:space="preserve">​</w:t>
             </w:r>
           </w:p>
@@ -1563,7 +1695,7 @@
             </w:pPr>
             <w:r>
               <w:rPr>
-                <w:rFonts w:hint="eastAsia"/>
+                <w:rFonts w:hint="eastAsia" w:eastAsia="黑体"/>
               </w:rPr>
               <w:t xml:space="preserve">单相开关频率</w:t>
             </w:r>
@@ -1576,6 +1708,9 @@
               <w:pStyle w:val="Compact"/>
             </w:pPr>
             <w:r>
+              <w:rPr>
+                <w:rFonts w:eastAsia="黑体"/>
+              </w:rPr>
               <w:t xml:space="preserve">Hz</w:t>
             </w:r>
           </w:p>
@@ -1594,6 +1729,9 @@
               </m:r>
             </m:oMath>
             <w:r>
+              <w:rPr>
+                <w:rFonts w:eastAsia="黑体"/>
+              </w:rPr>
               <w:t xml:space="preserve">​</w:t>
             </w:r>
           </w:p>
@@ -1606,7 +1744,7 @@
             </w:pPr>
             <w:r>
               <w:rPr>
-                <w:rFonts w:hint="eastAsia"/>
+                <w:rFonts w:hint="eastAsia" w:eastAsia="黑体"/>
               </w:rPr>
               <w:t xml:space="preserve">相数</w:t>
             </w:r>
@@ -1619,6 +1757,9 @@
               <w:pStyle w:val="Compact"/>
             </w:pPr>
             <w:r>
+              <w:rPr>
+                <w:rFonts w:eastAsia="黑体"/>
+              </w:rPr>
               <w:t xml:space="preserve">—</w:t>
             </w:r>
           </w:p>
@@ -1633,7 +1774,7 @@
       </w:pPr>
       <w:r>
         <w:rPr>
-          <w:rFonts w:hint="eastAsia"/>
+          <w:rFonts w:hint="eastAsia" w:eastAsia="黑体"/>
         </w:rPr>
         <w:t xml:space="preserve">元件调整影响</w:t>
       </w:r>
@@ -1648,7 +1789,7 @@
       </w:pPr>
       <w:r>
         <w:rPr>
-          <w:rFonts w:hint="eastAsia"/>
+          <w:rFonts w:hint="eastAsia" w:eastAsia="黑体"/>
           <w:b/>
           <w:bCs/>
         </w:rPr>
@@ -1656,6 +1797,7 @@
       </w:r>
       <w:r>
         <w:rPr>
+          <w:rFonts w:eastAsia="黑体"/>
           <w:b/>
           <w:bCs/>
         </w:rPr>
@@ -1668,6 +1810,7 @@
       </m:oMath>
       <w:r>
         <w:rPr>
+          <w:rFonts w:eastAsia="黑体"/>
           <w:b/>
           <w:bCs/>
         </w:rPr>
@@ -1675,25 +1818,34 @@
       </w:r>
       <w:r>
         <w:rPr>
-          <w:rFonts w:hint="eastAsia"/>
+          <w:rFonts w:hint="eastAsia" w:eastAsia="黑体"/>
           <w:b/>
           <w:bCs/>
         </w:rPr>
         <w:t xml:space="preserve">增大（输出电压升高）</w:t>
       </w:r>
       <w:r>
+        <w:rPr>
+          <w:rFonts w:eastAsia="黑体"/>
+        </w:rPr>
         <w:t xml:space="preserve"> </w:t>
       </w:r>
       <w:r>
+        <w:rPr>
+          <w:rFonts w:eastAsia="黑体"/>
+        </w:rPr>
         <w:t xml:space="preserve">→ </w:t>
       </w:r>
       <w:r>
         <w:rPr>
-          <w:rFonts w:hint="eastAsia"/>
+          <w:rFonts w:hint="eastAsia" w:eastAsia="黑体"/>
         </w:rPr>
         <w:t xml:space="preserve">输出升高，电感纹波先增后减（在</w:t>
       </w:r>
       <w:r>
+        <w:rPr>
+          <w:rFonts w:eastAsia="黑体"/>
+        </w:rPr>
         <w:t xml:space="preserve"> </w:t>
       </w:r>
       <m:oMath>
@@ -1702,20 +1854,26 @@
         </m:r>
       </m:oMath>
       <w:r>
+        <w:rPr>
+          <w:rFonts w:eastAsia="黑体"/>
+        </w:rPr>
         <w:t xml:space="preserve"> </w:t>
       </w:r>
       <w:r>
         <w:rPr>
-          <w:rFonts w:hint="eastAsia"/>
+          <w:rFonts w:hint="eastAsia" w:eastAsia="黑体"/>
         </w:rPr>
         <w:t xml:space="preserve">接近</w:t>
       </w:r>
       <w:r>
+        <w:rPr>
+          <w:rFonts w:eastAsia="黑体"/>
+        </w:rPr>
         <w:t xml:space="preserve"> 0.5 </w:t>
       </w:r>
       <w:r>
         <w:rPr>
-          <w:rFonts w:hint="eastAsia"/>
+          <w:rFonts w:hint="eastAsia" w:eastAsia="黑体"/>
         </w:rPr>
         <w:t xml:space="preserve">时最大）。</w:t>
       </w:r>
@@ -1730,7 +1888,7 @@
       </w:pPr>
       <w:r>
         <w:rPr>
-          <w:rFonts w:hint="eastAsia"/>
+          <w:rFonts w:hint="eastAsia" w:eastAsia="黑体"/>
           <w:b/>
           <w:bCs/>
         </w:rPr>
@@ -1738,6 +1896,7 @@
       </w:r>
       <w:r>
         <w:rPr>
+          <w:rFonts w:eastAsia="黑体"/>
           <w:b/>
           <w:bCs/>
         </w:rPr>
@@ -1750,6 +1909,7 @@
       </m:oMath>
       <w:r>
         <w:rPr>
+          <w:rFonts w:eastAsia="黑体"/>
           <w:b/>
           <w:bCs/>
         </w:rPr>
@@ -1757,21 +1917,27 @@
       </w:r>
       <w:r>
         <w:rPr>
-          <w:rFonts w:hint="eastAsia"/>
+          <w:rFonts w:hint="eastAsia" w:eastAsia="黑体"/>
           <w:b/>
           <w:bCs/>
         </w:rPr>
         <w:t xml:space="preserve">增多</w:t>
       </w:r>
       <w:r>
+        <w:rPr>
+          <w:rFonts w:eastAsia="黑体"/>
+        </w:rPr>
         <w:t xml:space="preserve"> </w:t>
       </w:r>
       <w:r>
+        <w:rPr>
+          <w:rFonts w:eastAsia="黑体"/>
+        </w:rPr>
         <w:t xml:space="preserve">→ </w:t>
       </w:r>
       <w:r>
         <w:rPr>
-          <w:rFonts w:hint="eastAsia"/>
+          <w:rFonts w:hint="eastAsia" w:eastAsia="黑体"/>
         </w:rPr>
         <w:t xml:space="preserve">输出纹波减小、等效频率升高、开关应力分散，但控制与成本增加。</w:t>
       </w:r>
@@ -1786,7 +1952,7 @@
       </w:pPr>
       <w:r>
         <w:rPr>
-          <w:rFonts w:hint="eastAsia"/>
+          <w:rFonts w:hint="eastAsia" w:eastAsia="黑体"/>
           <w:b/>
           <w:bCs/>
         </w:rPr>
@@ -1794,6 +1960,7 @@
       </w:r>
       <w:r>
         <w:rPr>
+          <w:rFonts w:eastAsia="黑体"/>
           <w:b/>
           <w:bCs/>
         </w:rPr>
@@ -1806,6 +1973,7 @@
       </m:oMath>
       <w:r>
         <w:rPr>
+          <w:rFonts w:eastAsia="黑体"/>
           <w:b/>
           <w:bCs/>
         </w:rPr>
@@ -1813,21 +1981,27 @@
       </w:r>
       <w:r>
         <w:rPr>
-          <w:rFonts w:hint="eastAsia"/>
+          <w:rFonts w:hint="eastAsia" w:eastAsia="黑体"/>
           <w:b/>
           <w:bCs/>
         </w:rPr>
         <w:t xml:space="preserve">增大</w:t>
       </w:r>
       <w:r>
+        <w:rPr>
+          <w:rFonts w:eastAsia="黑体"/>
+        </w:rPr>
         <w:t xml:space="preserve"> </w:t>
       </w:r>
       <w:r>
+        <w:rPr>
+          <w:rFonts w:eastAsia="黑体"/>
+        </w:rPr>
         <w:t xml:space="preserve">→ </w:t>
       </w:r>
       <w:r>
         <w:rPr>
-          <w:rFonts w:hint="eastAsia"/>
+          <w:rFonts w:hint="eastAsia" w:eastAsia="黑体"/>
         </w:rPr>
         <w:t xml:space="preserve">相电流纹波减小，瞬态响应变慢。</w:t>
       </w:r>
@@ -1842,7 +2016,7 @@
       </w:pPr>
       <w:r>
         <w:rPr>
-          <w:rFonts w:hint="eastAsia"/>
+          <w:rFonts w:hint="eastAsia" w:eastAsia="黑体"/>
           <w:b/>
           <w:bCs/>
         </w:rPr>
@@ -1850,6 +2024,7 @@
       </w:r>
       <w:r>
         <w:rPr>
+          <w:rFonts w:eastAsia="黑体"/>
           <w:b/>
           <w:bCs/>
         </w:rPr>
@@ -1874,6 +2049,7 @@
       </m:oMath>
       <w:r>
         <w:rPr>
+          <w:rFonts w:eastAsia="黑体"/>
           <w:b/>
           <w:bCs/>
         </w:rPr>
@@ -1881,21 +2057,27 @@
       </w:r>
       <w:r>
         <w:rPr>
-          <w:rFonts w:hint="eastAsia"/>
+          <w:rFonts w:hint="eastAsia" w:eastAsia="黑体"/>
           <w:b/>
           <w:bCs/>
         </w:rPr>
         <w:t xml:space="preserve">升高</w:t>
       </w:r>
       <w:r>
+        <w:rPr>
+          <w:rFonts w:eastAsia="黑体"/>
+        </w:rPr>
         <w:t xml:space="preserve"> </w:t>
       </w:r>
       <w:r>
+        <w:rPr>
+          <w:rFonts w:eastAsia="黑体"/>
+        </w:rPr>
         <w:t xml:space="preserve">→ </w:t>
       </w:r>
       <w:r>
         <w:rPr>
-          <w:rFonts w:hint="eastAsia"/>
+          <w:rFonts w:hint="eastAsia" w:eastAsia="黑体"/>
         </w:rPr>
         <w:t xml:space="preserve">电感与电容可小型化，开关损耗增大。</w:t>
       </w:r>
@@ -1908,7 +2090,7 @@
       </w:pPr>
       <w:r>
         <w:rPr>
-          <w:rFonts w:hint="eastAsia"/>
+          <w:rFonts w:hint="eastAsia" w:eastAsia="黑体"/>
         </w:rPr>
         <w:t xml:space="preserve">典型参数示例</w:t>
       </w:r>
@@ -1923,11 +2105,14 @@
       </w:pPr>
       <w:r>
         <w:rPr>
-          <w:rFonts w:hint="eastAsia"/>
+          <w:rFonts w:hint="eastAsia" w:eastAsia="黑体"/>
         </w:rPr>
         <w:t xml:space="preserve">取</w:t>
       </w:r>
       <w:r>
+        <w:rPr>
+          <w:rFonts w:eastAsia="黑体"/>
+        </w:rPr>
         <w:t xml:space="preserve"> </w:t>
       </w:r>
       <m:oMath>
@@ -1967,6 +2152,9 @@
         </m:r>
       </m:oMath>
       <w:r>
+        <w:rPr>
+          <w:rFonts w:eastAsia="黑体"/>
+        </w:rPr>
         <w:t xml:space="preserve">、</w:t>
       </w:r>
       <m:oMath>
@@ -2010,11 +2198,14 @@
       </m:oMath>
       <w:r>
         <w:rPr>
-          <w:rFonts w:hint="eastAsia"/>
+          <w:rFonts w:hint="eastAsia" w:eastAsia="黑体"/>
         </w:rPr>
         <w:t xml:space="preserve">：单相占空比</w:t>
       </w:r>
       <w:r>
+        <w:rPr>
+          <w:rFonts w:eastAsia="黑体"/>
+        </w:rPr>
         <w:t xml:space="preserve"> </w:t>
       </w:r>
       <m:oMath>
@@ -2053,6 +2244,9 @@
         </m:r>
       </m:oMath>
       <w:r>
+        <w:rPr>
+          <w:rFonts w:eastAsia="黑体"/>
+        </w:rPr>
         <w:t xml:space="preserve">。</w:t>
       </w:r>
     </w:p>
@@ -2066,11 +2260,14 @@
       </w:pPr>
       <w:r>
         <w:rPr>
-          <w:rFonts w:hint="eastAsia"/>
+          <w:rFonts w:hint="eastAsia" w:eastAsia="黑体"/>
         </w:rPr>
         <w:t xml:space="preserve">取</w:t>
       </w:r>
       <w:r>
+        <w:rPr>
+          <w:rFonts w:eastAsia="黑体"/>
+        </w:rPr>
         <w:t xml:space="preserve"> </w:t>
       </w:r>
       <m:oMath>
@@ -2110,6 +2307,9 @@
         </m:r>
       </m:oMath>
       <w:r>
+        <w:rPr>
+          <w:rFonts w:eastAsia="黑体"/>
+        </w:rPr>
         <w:t xml:space="preserve">、</w:t>
       </w:r>
       <m:oMath>
@@ -2152,6 +2352,9 @@
         </m:r>
       </m:oMath>
       <w:r>
+        <w:rPr>
+          <w:rFonts w:eastAsia="黑体"/>
+        </w:rPr>
         <w:t xml:space="preserve">、</w:t>
       </w:r>
       <m:oMath>
@@ -2169,6 +2372,9 @@
         </m:r>
       </m:oMath>
       <w:r>
+        <w:rPr>
+          <w:rFonts w:eastAsia="黑体"/>
+        </w:rPr>
         <w:t xml:space="preserve">、</w:t>
       </w:r>
       <m:oMath>
@@ -2208,6 +2414,9 @@
         </m:r>
       </m:oMath>
       <w:r>
+        <w:rPr>
+          <w:rFonts w:eastAsia="黑体"/>
+        </w:rPr>
         <w:t xml:space="preserve">、</w:t>
       </w:r>
       <m:oMath>
@@ -2251,7 +2460,7 @@
       </m:oMath>
       <w:r>
         <w:rPr>
-          <w:rFonts w:hint="eastAsia"/>
+          <w:rFonts w:hint="eastAsia" w:eastAsia="黑体"/>
         </w:rPr>
         <w:t xml:space="preserve">：</w:t>
       </w:r>
@@ -2361,6 +2570,9 @@
         </m:r>
       </m:oMath>
       <w:r>
+        <w:rPr>
+          <w:rFonts w:eastAsia="黑体"/>
+        </w:rPr>
         <w:t xml:space="preserve">。</w:t>
       </w:r>
     </w:p>
@@ -2372,7 +2584,7 @@
       </w:pPr>
       <w:r>
         <w:rPr>
-          <w:rFonts w:hint="eastAsia"/>
+          <w:rFonts w:hint="eastAsia" w:eastAsia="黑体"/>
         </w:rPr>
         <w:t xml:space="preserve">常见器件型号</w:t>
       </w:r>
@@ -2387,16 +2599,19 @@
       </w:pPr>
       <w:r>
         <w:rPr>
-          <w:rFonts w:hint="eastAsia"/>
+          <w:rFonts w:hint="eastAsia" w:eastAsia="黑体"/>
         </w:rPr>
         <w:t xml:space="preserve">多相</w:t>
       </w:r>
       <w:r>
+        <w:rPr>
+          <w:rFonts w:eastAsia="黑体"/>
+        </w:rPr>
         <w:t xml:space="preserve"> Buck </w:t>
       </w:r>
       <w:r>
         <w:rPr>
-          <w:rFonts w:hint="eastAsia"/>
+          <w:rFonts w:hint="eastAsia" w:eastAsia="黑体"/>
         </w:rPr>
         <w:t xml:space="preserve">控制芯片：TPS53659、ISL68137、LTC3855、IR35201。</w:t>
       </w:r>
@@ -2411,16 +2626,19 @@
       </w:pPr>
       <w:r>
         <w:rPr>
-          <w:rFonts w:hint="eastAsia"/>
+          <w:rFonts w:hint="eastAsia" w:eastAsia="黑体"/>
         </w:rPr>
         <w:t xml:space="preserve">功率开关管</w:t>
       </w:r>
       <w:r>
+        <w:rPr>
+          <w:rFonts w:eastAsia="黑体"/>
+        </w:rPr>
         <w:t xml:space="preserve"> / </w:t>
       </w:r>
       <w:r>
         <w:rPr>
-          <w:rFonts w:hint="eastAsia"/>
+          <w:rFonts w:hint="eastAsia" w:eastAsia="黑体"/>
         </w:rPr>
         <w:t xml:space="preserve">DrMOS：CSD95378、FDMF6820、IR35401。</w:t>
       </w:r>
@@ -2435,16 +2653,19 @@
       </w:pPr>
       <w:r>
         <w:rPr>
-          <w:rFonts w:hint="eastAsia"/>
+          <w:rFonts w:hint="eastAsia" w:eastAsia="黑体"/>
         </w:rPr>
         <w:t xml:space="preserve">功率电感：铁氧体功率电感（如</w:t>
       </w:r>
       <w:r>
+        <w:rPr>
+          <w:rFonts w:eastAsia="黑体"/>
+        </w:rPr>
         <w:t xml:space="preserve"> XAL、IHLP </w:t>
       </w:r>
       <w:r>
         <w:rPr>
-          <w:rFonts w:hint="eastAsia"/>
+          <w:rFonts w:hint="eastAsia" w:eastAsia="黑体"/>
         </w:rPr>
         <w:t xml:space="preserve">系列）。</w:t>
       </w:r>
@@ -2457,7 +2678,7 @@
       </w:pPr>
       <w:r>
         <w:rPr>
-          <w:rFonts w:hint="eastAsia"/>
+          <w:rFonts w:hint="eastAsia" w:eastAsia="黑体"/>
         </w:rPr>
         <w:t xml:space="preserve">注意事项</w:t>
       </w:r>
@@ -2472,7 +2693,7 @@
       </w:pPr>
       <w:r>
         <w:rPr>
-          <w:rFonts w:hint="eastAsia"/>
+          <w:rFonts w:hint="eastAsia" w:eastAsia="黑体"/>
         </w:rPr>
         <w:t xml:space="preserve">各相需精确均流，相电流不平衡会导致部分电感/开关过热。</w:t>
       </w:r>
@@ -2487,11 +2708,14 @@
       </w:pPr>
       <w:r>
         <w:rPr>
-          <w:rFonts w:hint="eastAsia"/>
+          <w:rFonts w:hint="eastAsia" w:eastAsia="黑体"/>
         </w:rPr>
         <w:t xml:space="preserve">相移不准确会削弱纹波抵消效果，选择支持精确相位交错的控制</w:t>
       </w:r>
       <w:r>
+        <w:rPr>
+          <w:rFonts w:eastAsia="黑体"/>
+        </w:rPr>
         <w:t xml:space="preserve"> IC。</w:t>
       </w:r>
     </w:p>
@@ -2505,16 +2729,19 @@
       </w:pPr>
       <w:r>
         <w:rPr>
-          <w:rFonts w:hint="eastAsia"/>
+          <w:rFonts w:hint="eastAsia" w:eastAsia="黑体"/>
         </w:rPr>
         <w:t xml:space="preserve">输出电容按合成后的纹波与瞬态要求选择低</w:t>
       </w:r>
       <w:r>
+        <w:rPr>
+          <w:rFonts w:eastAsia="黑体"/>
+        </w:rPr>
         <w:t xml:space="preserve"> </w:t>
       </w:r>
       <w:r>
         <w:rPr>
-          <w:rFonts w:hint="eastAsia"/>
+          <w:rFonts w:hint="eastAsia" w:eastAsia="黑体"/>
         </w:rPr>
         <w:t xml:space="preserve">ESR、大容量电容。</w:t>
       </w:r>
@@ -2529,7 +2756,7 @@
       </w:pPr>
       <w:r>
         <w:rPr>
-          <w:rFonts w:hint="eastAsia"/>
+          <w:rFonts w:hint="eastAsia" w:eastAsia="黑体"/>
         </w:rPr>
         <w:t xml:space="preserve">多相布局需对称，避免各相寄生参数差异带来电流不均与振荡。</w:t>
       </w:r>
@@ -2542,7 +2769,7 @@
       </w:pPr>
       <w:r>
         <w:rPr>
-          <w:rFonts w:hint="eastAsia"/>
+          <w:rFonts w:hint="eastAsia" w:eastAsia="黑体"/>
         </w:rPr>
         <w:t xml:space="preserve">参考资料</w:t>
       </w:r>
@@ -2556,6 +2783,9 @@
         </w:numPr>
       </w:pPr>
       <w:r>
+        <w:rPr>
+          <w:rFonts w:eastAsia="黑体"/>
+        </w:rPr>
         <w:t xml:space="preserve">Wikipedia: Buck converter。</w:t>
       </w:r>
     </w:p>
@@ -2568,15 +2798,21 @@
         </w:numPr>
       </w:pPr>
       <w:r>
+        <w:rPr>
+          <w:rFonts w:eastAsia="黑体"/>
+        </w:rPr>
         <w:t xml:space="preserve">TI </w:t>
       </w:r>
       <w:r>
         <w:rPr>
-          <w:rFonts w:hint="eastAsia"/>
+          <w:rFonts w:hint="eastAsia" w:eastAsia="黑体"/>
         </w:rPr>
         <w:t xml:space="preserve">应用笔记</w:t>
       </w:r>
       <w:r>
+        <w:rPr>
+          <w:rFonts w:eastAsia="黑体"/>
+        </w:rPr>
         <w:t xml:space="preserve"> SLVA882《Interleaved Buck Converter》。</w:t>
       </w:r>
     </w:p>
@@ -2590,16 +2826,19 @@
       </w:pPr>
       <w:r>
         <w:rPr>
-          <w:rFonts w:hint="eastAsia"/>
+          <w:rFonts w:hint="eastAsia" w:eastAsia="黑体"/>
         </w:rPr>
         <w:t xml:space="preserve">《开关电源设计》（Abraham</w:t>
       </w:r>
       <w:r>
+        <w:rPr>
+          <w:rFonts w:eastAsia="黑体"/>
+        </w:rPr>
         <w:t xml:space="preserve"> I. </w:t>
       </w:r>
       <w:r>
         <w:rPr>
-          <w:rFonts w:hint="eastAsia"/>
+          <w:rFonts w:hint="eastAsia" w:eastAsia="黑体"/>
         </w:rPr>
         <w:t xml:space="preserve">Pressman）。</w:t>
       </w:r>
@@ -2610,7 +2849,7 @@
       </w:pPr>
       <w:r>
         <w:rPr>
-          <w:rFonts w:hint="eastAsia"/>
+          <w:rFonts w:hint="eastAsia" w:eastAsia="黑体"/>
         </w:rPr>
         <w:t xml:space="preserve">说明：</w:t>
       </w:r>
@@ -2620,11 +2859,14 @@
         </m:r>
       </m:oMath>
       <w:r>
+        <w:rPr>
+          <w:rFonts w:eastAsia="黑体"/>
+        </w:rPr>
         <w:t xml:space="preserve"> </w:t>
       </w:r>
       <w:r>
         <w:rPr>
-          <w:rFonts w:hint="eastAsia"/>
+          <w:rFonts w:hint="eastAsia" w:eastAsia="黑体"/>
         </w:rPr>
         <w:t xml:space="preserve">的分段解析式见上文，</w:t>
       </w:r>
@@ -2659,7 +2901,7 @@
       </m:oMath>
       <w:r>
         <w:rPr>
-          <w:rFonts w:hint="eastAsia"/>
+          <w:rFonts w:hint="eastAsia" w:eastAsia="黑体"/>
         </w:rPr>
         <w:t xml:space="preserve">；</w:t>
       </w:r>
@@ -2669,15 +2911,21 @@
         </m:r>
       </m:oMath>
       <w:r>
+        <w:rPr>
+          <w:rFonts w:eastAsia="黑体"/>
+        </w:rPr>
         <w:t xml:space="preserve"> </w:t>
       </w:r>
       <w:r>
         <w:rPr>
-          <w:rFonts w:hint="eastAsia"/>
+          <w:rFonts w:hint="eastAsia" w:eastAsia="黑体"/>
         </w:rPr>
         <w:t xml:space="preserve">落在各</w:t>
       </w:r>
       <w:r>
+        <w:rPr>
+          <w:rFonts w:eastAsia="黑体"/>
+        </w:rPr>
         <w:t xml:space="preserve"> </w:t>
       </w:r>
       <m:oMath>
@@ -2695,15 +2943,21 @@
         </m:r>
       </m:oMath>
       <w:r>
+        <w:rPr>
+          <w:rFonts w:eastAsia="黑体"/>
+        </w:rPr>
         <w:t xml:space="preserve"> </w:t>
       </w:r>
       <w:r>
         <w:rPr>
-          <w:rFonts w:hint="eastAsia"/>
+          <w:rFonts w:hint="eastAsia" w:eastAsia="黑体"/>
         </w:rPr>
         <w:t xml:space="preserve">区间时取相应</w:t>
       </w:r>
       <w:r>
+        <w:rPr>
+          <w:rFonts w:eastAsia="黑体"/>
+        </w:rPr>
         <w:t xml:space="preserve"> </w:t>
       </w:r>
       <m:oMath>
@@ -2712,11 +2966,14 @@
         </m:r>
       </m:oMath>
       <w:r>
+        <w:rPr>
+          <w:rFonts w:eastAsia="黑体"/>
+        </w:rPr>
         <w:t xml:space="preserve"> </w:t>
       </w:r>
       <w:r>
         <w:rPr>
-          <w:rFonts w:hint="eastAsia"/>
+          <w:rFonts w:hint="eastAsia" w:eastAsia="黑体"/>
         </w:rPr>
         <w:t xml:space="preserve">即可。</w:t>
       </w:r>
@@ -2730,11 +2987,11 @@
       </w:pPr>
       <w:r>
         <w:rPr>
-          <w:rFonts w:ascii="Times New Roman" w:hAnsi="Times New Roman"/>
+          <w:rFonts w:ascii="Times New Roman" w:hAnsi="Times New Roman" w:eastAsia="黑体"/>
           <w:color w:val="555555"/>
           <w:sz w:val="21"/>
         </w:rPr>
-        <w:t>材料收集者：杜文杰</w:t>
+        <w:t>材料收集者：杜文杰，WX手机：19519196569，QQ:3478827729</w:t>
       </w:r>
     </w:p>
     <w:sectPr>
@@ -2754,7 +3011,7 @@
 </file>
 
 <file path=word/footer1.xml><?xml version="1.0" encoding="utf-8"?>
-<w:ftr xmlns:m="http://schemas.openxmlformats.org/officeDocument/2006/math" xmlns:mc="http://schemas.openxmlformats.org/markup-compatibility/2006" xmlns:mo="http://schemas.microsoft.com/office/mac/office/2008/main" xmlns:mv="urn:schemas-microsoft-com:mac:vml" xmlns:o="urn:schemas-microsoft-com:office:office" xmlns:r="http://schemas.openxmlformats.org/officeDocument/2006/relationships" xmlns:v="urn:schemas-microsoft-com:vml" xmlns:w10="urn:schemas-microsoft-com:office:word" xmlns:w14="http://schemas.microsoft.com/office/word/2010/wordml" xmlns:w="http://schemas.openxmlformats.org/wordprocessingml/2006/main" xmlns:wne="http://schemas.microsoft.com/office/word/2006/wordml" xmlns:wp14="http://schemas.microsoft.com/office/word/2010/wordprocessingDrawing" xmlns:wp="http://schemas.openxmlformats.org/drawingml/2006/wordprocessingDrawing" xmlns:wpc="http://schemas.microsoft.com/office/word/2010/wordprocessingCanvas" xmlns:wpg="http://schemas.microsoft.com/office/word/2010/wordprocessingGroup" xmlns:wpi="http://schemas.microsoft.com/office/word/2010/wordprocessingInk" xmlns:wps="http://schemas.microsoft.com/office/word/2010/wordprocessingShape" mc:Ignorable="w14 wp14">
+<w:ftr xmlns:mc="http://schemas.openxmlformats.org/markup-compatibility/2006" xmlns:w="http://schemas.openxmlformats.org/wordprocessingml/2006/main" xmlns:m="http://schemas.openxmlformats.org/officeDocument/2006/math" xmlns:mo="http://schemas.microsoft.com/office/mac/office/2008/main" xmlns:mv="urn:schemas-microsoft-com:mac:vml" xmlns:o="urn:schemas-microsoft-com:office:office" xmlns:r="http://schemas.openxmlformats.org/officeDocument/2006/relationships" xmlns:v="urn:schemas-microsoft-com:vml" xmlns:w10="urn:schemas-microsoft-com:office:word" xmlns:w14="http://schemas.microsoft.com/office/word/2010/wordml" xmlns:wne="http://schemas.microsoft.com/office/word/2006/wordml" xmlns:wp14="http://schemas.microsoft.com/office/word/2010/wordprocessingDrawing" xmlns:wp="http://schemas.openxmlformats.org/drawingml/2006/wordprocessingDrawing" xmlns:wpc="http://schemas.microsoft.com/office/word/2010/wordprocessingCanvas" xmlns:wpg="http://schemas.microsoft.com/office/word/2010/wordprocessingGroup" xmlns:wpi="http://schemas.microsoft.com/office/word/2010/wordprocessingInk" xmlns:wps="http://schemas.microsoft.com/office/word/2010/wordprocessingShape" mc:Ignorable="w14 wp14">
   <w:p>
     <w:pPr>
       <w:pStyle w:val="Footer"/>
@@ -2762,12 +3019,14 @@
     </w:pPr>
     <w:r>
       <w:rPr>
+        <w:rFonts w:eastAsia="黑体"/>
         <w:sz w:val="18"/>
       </w:rPr>
       <w:t xml:space="preserve">第 </w:t>
     </w:r>
     <w:r>
       <w:rPr>
+        <w:rFonts w:eastAsia="黑体"/>
         <w:sz w:val="18"/>
       </w:rPr>
       <w:fldChar w:fldCharType="begin"/>
@@ -2776,6 +3035,7 @@
     </w:r>
     <w:r>
       <w:rPr>
+        <w:rFonts w:eastAsia="黑体"/>
         <w:sz w:val="18"/>
       </w:rPr>
       <w:t xml:space="preserve"> 页</w:t>
@@ -2789,6 +3049,9 @@
   <w:footnote w:type="continuationSeparator" w:id="0">
     <w:p>
       <w:r>
+        <w:rPr>
+          <w:rFonts w:eastAsia="黑体"/>
+        </w:rPr>
         <w:continuationSeparator/>
       </w:r>
     </w:p>
@@ -2796,6 +3059,9 @@
   <w:footnote w:type="separator" w:id="-1">
     <w:p>
       <w:r>
+        <w:rPr>
+          <w:rFonts w:eastAsia="黑体"/>
+        </w:rPr>
         <w:separator/>
       </w:r>
     </w:p>
@@ -2804,7 +3070,7 @@
 </file>
 
 <file path=word/header1.xml><?xml version="1.0" encoding="utf-8"?>
-<w:hdr xmlns:m="http://schemas.openxmlformats.org/officeDocument/2006/math" xmlns:mc="http://schemas.openxmlformats.org/markup-compatibility/2006" xmlns:mo="http://schemas.microsoft.com/office/mac/office/2008/main" xmlns:mv="urn:schemas-microsoft-com:mac:vml" xmlns:o="urn:schemas-microsoft-com:office:office" xmlns:r="http://schemas.openxmlformats.org/officeDocument/2006/relationships" xmlns:v="urn:schemas-microsoft-com:vml" xmlns:w10="urn:schemas-microsoft-com:office:word" xmlns:w14="http://schemas.microsoft.com/office/word/2010/wordml" xmlns:w="http://schemas.openxmlformats.org/wordprocessingml/2006/main" xmlns:wne="http://schemas.microsoft.com/office/word/2006/wordml" xmlns:wp14="http://schemas.microsoft.com/office/word/2010/wordprocessingDrawing" xmlns:wp="http://schemas.openxmlformats.org/drawingml/2006/wordprocessingDrawing" xmlns:wpc="http://schemas.microsoft.com/office/word/2010/wordprocessingCanvas" xmlns:wpg="http://schemas.microsoft.com/office/word/2010/wordprocessingGroup" xmlns:wpi="http://schemas.microsoft.com/office/word/2010/wordprocessingInk" xmlns:wps="http://schemas.microsoft.com/office/word/2010/wordprocessingShape" mc:Ignorable="w14 wp14">
+<w:hdr xmlns:mc="http://schemas.openxmlformats.org/markup-compatibility/2006" xmlns:w="http://schemas.openxmlformats.org/wordprocessingml/2006/main" xmlns:m="http://schemas.openxmlformats.org/officeDocument/2006/math" xmlns:mo="http://schemas.microsoft.com/office/mac/office/2008/main" xmlns:mv="urn:schemas-microsoft-com:mac:vml" xmlns:o="urn:schemas-microsoft-com:office:office" xmlns:r="http://schemas.openxmlformats.org/officeDocument/2006/relationships" xmlns:v="urn:schemas-microsoft-com:vml" xmlns:w10="urn:schemas-microsoft-com:office:word" xmlns:w14="http://schemas.microsoft.com/office/word/2010/wordml" xmlns:wne="http://schemas.microsoft.com/office/word/2006/wordml" xmlns:wp14="http://schemas.microsoft.com/office/word/2010/wordprocessingDrawing" xmlns:wp="http://schemas.openxmlformats.org/drawingml/2006/wordprocessingDrawing" xmlns:wpc="http://schemas.microsoft.com/office/word/2010/wordprocessingCanvas" xmlns:wpg="http://schemas.microsoft.com/office/word/2010/wordprocessingGroup" xmlns:wpi="http://schemas.microsoft.com/office/word/2010/wordprocessingInk" xmlns:wps="http://schemas.microsoft.com/office/word/2010/wordprocessingShape" mc:Ignorable="w14 wp14">
   <w:p>
     <w:pPr>
       <w:pStyle w:val="Header"/>
@@ -2812,7 +3078,7 @@
     </w:pPr>
     <w:r>
       <w:rPr>
-        <w:rFonts w:ascii="Times New Roman" w:hAnsi="Times New Roman"/>
+        <w:rFonts w:ascii="Times New Roman" w:hAnsi="Times New Roman" w:eastAsia="黑体"/>
         <w:sz w:val="18"/>
         <w:rFonts w:eastAsia="黑体"/>
         <w:rFonts w:eastAsia="黑体"/>
@@ -2824,7 +3090,7 @@
 </file>
 
 <file path=word/numbering.xml><?xml version="1.0" encoding="utf-8"?>
-<w:numbering xmlns:m="http://schemas.openxmlformats.org/officeDocument/2006/math" xmlns:mc="http://schemas.openxmlformats.org/markup-compatibility/2006" xmlns:mo="http://schemas.microsoft.com/office/mac/office/2008/main" xmlns:mv="urn:schemas-microsoft-com:mac:vml" xmlns:o="urn:schemas-microsoft-com:office:office" xmlns:r="http://schemas.openxmlformats.org/officeDocument/2006/relationships" xmlns:v="urn:schemas-microsoft-com:vml" xmlns:w="http://schemas.openxmlformats.org/wordprocessingml/2006/main" xmlns:w10="urn:schemas-microsoft-com:office:word" xmlns:w14="http://schemas.microsoft.com/office/word/2010/wordml" xmlns:wne="http://schemas.microsoft.com/office/word/2006/wordml" xmlns:wp="http://schemas.openxmlformats.org/drawingml/2006/wordprocessingDrawing" xmlns:wp14="http://schemas.microsoft.com/office/word/2010/wordprocessingDrawing" xmlns:wpc="http://schemas.microsoft.com/office/word/2010/wordprocessingCanvas" xmlns:wpg="http://schemas.microsoft.com/office/word/2010/wordprocessingGroup" xmlns:wpi="http://schemas.microsoft.com/office/word/2010/wordprocessingInk" xmlns:wps="http://schemas.microsoft.com/office/word/2010/wordprocessingShape" mc:Ignorable="w14 wp14">
+<w:numbering xmlns:mc="http://schemas.openxmlformats.org/markup-compatibility/2006" xmlns:w="http://schemas.openxmlformats.org/wordprocessingml/2006/main" xmlns:m="http://schemas.openxmlformats.org/officeDocument/2006/math" xmlns:mo="http://schemas.microsoft.com/office/mac/office/2008/main" xmlns:mv="urn:schemas-microsoft-com:mac:vml" xmlns:o="urn:schemas-microsoft-com:office:office" xmlns:r="http://schemas.openxmlformats.org/officeDocument/2006/relationships" xmlns:v="urn:schemas-microsoft-com:vml" xmlns:w10="urn:schemas-microsoft-com:office:word" xmlns:w14="http://schemas.microsoft.com/office/word/2010/wordml" xmlns:wne="http://schemas.microsoft.com/office/word/2006/wordml" xmlns:wp="http://schemas.openxmlformats.org/drawingml/2006/wordprocessingDrawing" xmlns:wp14="http://schemas.microsoft.com/office/word/2010/wordprocessingDrawing" xmlns:wpc="http://schemas.microsoft.com/office/word/2010/wordprocessingCanvas" xmlns:wpg="http://schemas.microsoft.com/office/word/2010/wordprocessingGroup" xmlns:wpi="http://schemas.microsoft.com/office/word/2010/wordprocessingInk" xmlns:wps="http://schemas.microsoft.com/office/word/2010/wordprocessingShape" mc:Ignorable="w14 wp14">
   <w:abstractNum w:abstractNumId="0">
     <w:nsid w:val="FFFFFF7C"/>
     <w:multiLevelType w:val="singleLevel"/>
@@ -2911,7 +3177,7 @@
         <w:ind w:hanging="360" w:left="1440"/>
       </w:pPr>
       <w:rPr>
-        <w:rFonts w:ascii="Symbol" w:hAnsi="Symbol" w:hint="default"/>
+        <w:rFonts w:ascii="Symbol" w:hAnsi="Symbol" w:hint="default" w:eastAsia="黑体"/>
       </w:rPr>
     </w:lvl>
   </w:abstractNum>
@@ -2932,7 +3198,7 @@
         <w:ind w:hanging="360" w:left="1080"/>
       </w:pPr>
       <w:rPr>
-        <w:rFonts w:ascii="Symbol" w:hAnsi="Symbol" w:hint="default"/>
+        <w:rFonts w:ascii="Symbol" w:hAnsi="Symbol" w:hint="default" w:eastAsia="黑体"/>
       </w:rPr>
     </w:lvl>
   </w:abstractNum>
@@ -2953,7 +3219,7 @@
         <w:ind w:hanging="360" w:left="720"/>
       </w:pPr>
       <w:rPr>
-        <w:rFonts w:ascii="Symbol" w:hAnsi="Symbol" w:hint="default"/>
+        <w:rFonts w:ascii="Symbol" w:hAnsi="Symbol" w:hint="default" w:eastAsia="黑体"/>
       </w:rPr>
     </w:lvl>
   </w:abstractNum>
@@ -2992,7 +3258,7 @@
         <w:ind w:hanging="360" w:left="360"/>
       </w:pPr>
       <w:rPr>
-        <w:rFonts w:ascii="Symbol" w:hAnsi="Symbol" w:hint="default"/>
+        <w:rFonts w:ascii="Symbol" w:hAnsi="Symbol" w:hint="default" w:eastAsia="黑体"/>
       </w:rPr>
     </w:lvl>
   </w:abstractNum>
@@ -3083,7 +3349,7 @@
         <w:ind w:left="720" w:hanging="360"/>
       </w:pPr>
       <w:rPr>
-        <w:rFonts w:ascii="Symbol" w:hAnsi="Symbol" w:cs="Symbol" w:hint="default"/>
+        <w:rFonts w:ascii="Symbol" w:hAnsi="Symbol" w:cs="Symbol" w:hint="default" w:eastAsia="黑体"/>
       </w:rPr>
     </w:lvl>
     <w:lvl w:ilvl="1">
@@ -3094,7 +3360,7 @@
         <w:ind w:left="1440" w:hanging="360"/>
       </w:pPr>
       <w:rPr>
-        <w:rFonts w:ascii="Courier New" w:hAnsi="Courier New" w:cs="Courier New" w:hint="default"/>
+        <w:rFonts w:ascii="Courier New" w:hAnsi="Courier New" w:cs="Courier New" w:hint="default" w:eastAsia="黑体"/>
       </w:rPr>
     </w:lvl>
     <w:lvl w:ilvl="2">
@@ -3105,7 +3371,7 @@
         <w:ind w:left="2160" w:hanging="360"/>
       </w:pPr>
       <w:rPr>
-        <w:rFonts w:ascii="Wingdings" w:hAnsi="Wingdings" w:cs="Wingdings" w:hint="default"/>
+        <w:rFonts w:ascii="Wingdings" w:hAnsi="Wingdings" w:cs="Wingdings" w:hint="default" w:eastAsia="黑体"/>
       </w:rPr>
     </w:lvl>
     <w:lvl w:ilvl="3">
@@ -3116,7 +3382,7 @@
         <w:ind w:left="2880" w:hanging="360"/>
       </w:pPr>
       <w:rPr>
-        <w:rFonts w:ascii="Symbol" w:hAnsi="Symbol" w:cs="Symbol" w:hint="default"/>
+        <w:rFonts w:ascii="Symbol" w:hAnsi="Symbol" w:cs="Symbol" w:hint="default" w:eastAsia="黑体"/>
       </w:rPr>
     </w:lvl>
     <w:lvl w:ilvl="4">
@@ -3127,7 +3393,7 @@
         <w:ind w:left="3600" w:hanging="360"/>
       </w:pPr>
       <w:rPr>
-        <w:rFonts w:ascii="Courier New" w:hAnsi="Courier New" w:cs="Courier New" w:hint="default"/>
+        <w:rFonts w:ascii="Courier New" w:hAnsi="Courier New" w:cs="Courier New" w:hint="default" w:eastAsia="黑体"/>
       </w:rPr>
     </w:lvl>
     <w:lvl w:ilvl="5">
@@ -3138,7 +3404,7 @@
         <w:ind w:left="4320" w:hanging="360"/>
       </w:pPr>
       <w:rPr>
-        <w:rFonts w:ascii="Wingdings" w:hAnsi="Wingdings" w:cs="Wingdings" w:hint="default"/>
+        <w:rFonts w:ascii="Wingdings" w:hAnsi="Wingdings" w:cs="Wingdings" w:hint="default" w:eastAsia="黑体"/>
       </w:rPr>
     </w:lvl>
     <w:lvl w:ilvl="6">
@@ -3149,7 +3415,7 @@
         <w:ind w:left="5040" w:hanging="360"/>
       </w:pPr>
       <w:rPr>
-        <w:rFonts w:ascii="Symbol" w:hAnsi="Symbol" w:cs="Symbol" w:hint="default"/>
+        <w:rFonts w:ascii="Symbol" w:hAnsi="Symbol" w:cs="Symbol" w:hint="default" w:eastAsia="黑体"/>
       </w:rPr>
     </w:lvl>
     <w:lvl w:ilvl="7">
@@ -3160,7 +3426,7 @@
         <w:ind w:left="5760" w:hanging="360"/>
       </w:pPr>
       <w:rPr>
-        <w:rFonts w:ascii="Courier New" w:hAnsi="Courier New" w:cs="Courier New" w:hint="default"/>
+        <w:rFonts w:ascii="Courier New" w:hAnsi="Courier New" w:cs="Courier New" w:hint="default" w:eastAsia="黑体"/>
       </w:rPr>
     </w:lvl>
     <w:lvl w:ilvl="8">
@@ -3171,7 +3437,7 @@
         <w:ind w:left="6480" w:hanging="360"/>
       </w:pPr>
       <w:rPr>
-        <w:rFonts w:ascii="Wingdings" w:hAnsi="Wingdings" w:cs="Wingdings" w:hint="default"/>
+        <w:rFonts w:ascii="Wingdings" w:hAnsi="Wingdings" w:cs="Wingdings" w:hint="default" w:eastAsia="黑体"/>
       </w:rPr>
     </w:lvl>
   </w:abstractNum>
@@ -3230,11 +3496,11 @@
 </file>
 
 <file path=word/styles.xml><?xml version="1.0" encoding="utf-8"?>
-<w:styles xmlns:mc="http://schemas.openxmlformats.org/markup-compatibility/2006" xmlns:r="http://schemas.openxmlformats.org/officeDocument/2006/relationships" xmlns:w="http://schemas.openxmlformats.org/wordprocessingml/2006/main" xmlns:w14="http://schemas.microsoft.com/office/word/2010/wordml" mc:Ignorable="w14">
+<w:styles xmlns:mc="http://schemas.openxmlformats.org/markup-compatibility/2006" xmlns:w="http://schemas.openxmlformats.org/wordprocessingml/2006/main" xmlns:r="http://schemas.openxmlformats.org/officeDocument/2006/relationships" xmlns:w14="http://schemas.microsoft.com/office/word/2010/wordml" mc:Ignorable="w14">
   <w:docDefaults>
     <w:rPrDefault>
       <w:rPr>
-        <w:rFonts w:asciiTheme="minorHAnsi" w:cstheme="minorBidi" w:eastAsiaTheme="minorEastAsia" w:hAnsiTheme="minorHAnsi"/>
+        <w:rFonts w:asciiTheme="minorHAnsi" w:cstheme="minorBidi" w:hAnsiTheme="minorHAnsi" w:eastAsia="黑体"/>
         <w:sz w:val="22"/>
         <w:szCs w:val="22"/>
         <w:lang w:bidi="ar-SA" w:eastAsia="en-US" w:val="en-US"/>
@@ -3456,7 +3722,7 @@
       <w:outlineLvl w:val="0"/>
     </w:pPr>
     <w:rPr>
-      <w:rFonts w:ascii="Times New Roman" w:asciiTheme="majorHAnsi" w:cstheme="majorBidi" w:eastAsia="黑体" w:eastAsiaTheme="majorEastAsia" w:hAnsi="Times New Roman" w:hAnsiTheme="majorHAnsi"/>
+      <w:rFonts w:ascii="Times New Roman" w:asciiTheme="majorHAnsi" w:cstheme="majorBidi" w:eastAsia="黑体" w:hAnsi="Times New Roman" w:hAnsiTheme="majorHAnsi"/>
       <w:b/>
       <w:bCs/>
       <w:color w:val="1F3864"/>
@@ -3480,7 +3746,7 @@
       <w:outlineLvl w:val="1"/>
     </w:pPr>
     <w:rPr>
-      <w:rFonts w:ascii="Times New Roman" w:asciiTheme="majorHAnsi" w:cstheme="majorBidi" w:eastAsia="黑体" w:eastAsiaTheme="majorEastAsia" w:hAnsi="Times New Roman" w:hAnsiTheme="majorHAnsi"/>
+      <w:rFonts w:ascii="Times New Roman" w:asciiTheme="majorHAnsi" w:cstheme="majorBidi" w:eastAsia="黑体" w:hAnsi="Times New Roman" w:hAnsiTheme="majorHAnsi"/>
       <w:b/>
       <w:bCs/>
       <w:color w:val="2E4E7E"/>
@@ -3504,7 +3770,7 @@
       <w:outlineLvl w:val="2"/>
     </w:pPr>
     <w:rPr>
-      <w:rFonts w:ascii="Times New Roman" w:asciiTheme="majorHAnsi" w:cstheme="majorBidi" w:eastAsia="黑体" w:eastAsiaTheme="majorEastAsia" w:hAnsi="Times New Roman" w:hAnsiTheme="majorHAnsi"/>
+      <w:rFonts w:ascii="Times New Roman" w:asciiTheme="majorHAnsi" w:cstheme="majorBidi" w:eastAsia="黑体" w:hAnsi="Times New Roman" w:hAnsiTheme="majorHAnsi"/>
       <w:b/>
       <w:bCs/>
       <w:color w:val="2E4E7E"/>
@@ -3528,7 +3794,7 @@
       <w:outlineLvl w:val="3"/>
     </w:pPr>
     <w:rPr>
-      <w:rFonts w:ascii="Times New Roman" w:asciiTheme="majorHAnsi" w:cstheme="majorBidi" w:eastAsia="黑体" w:eastAsiaTheme="majorEastAsia" w:hAnsi="Times New Roman" w:hAnsiTheme="majorHAnsi"/>
+      <w:rFonts w:ascii="Times New Roman" w:asciiTheme="majorHAnsi" w:cstheme="majorBidi" w:eastAsia="黑体" w:hAnsi="Times New Roman" w:hAnsiTheme="majorHAnsi"/>
       <w:b/>
       <w:bCs/>
       <w:i/>
@@ -3554,7 +3820,7 @@
       <w:outlineLvl w:val="4"/>
     </w:pPr>
     <w:rPr>
-      <w:rFonts w:ascii="Times New Roman" w:asciiTheme="majorHAnsi" w:cstheme="majorBidi" w:eastAsia="黑体" w:eastAsiaTheme="majorEastAsia" w:hAnsi="Times New Roman" w:hAnsiTheme="majorHAnsi"/>
+      <w:rFonts w:ascii="Times New Roman" w:asciiTheme="majorHAnsi" w:cstheme="majorBidi" w:eastAsia="黑体" w:hAnsi="Times New Roman" w:hAnsiTheme="majorHAnsi"/>
       <w:b/>
       <w:color w:val="333333"/>
       <w:sz w:val="22"/>
@@ -3577,7 +3843,7 @@
       <w:outlineLvl w:val="5"/>
     </w:pPr>
     <w:rPr>
-      <w:rFonts w:asciiTheme="majorHAnsi" w:cstheme="majorBidi" w:eastAsiaTheme="majorEastAsia" w:hAnsiTheme="majorHAnsi"/>
+      <w:rFonts w:asciiTheme="majorHAnsi" w:cstheme="majorBidi" w:hAnsiTheme="majorHAnsi" w:eastAsia="黑体"/>
       <w:i/>
       <w:iCs/>
       <w:color w:themeColor="accent1" w:themeShade="7F" w:val="243F60"/>
@@ -3600,7 +3866,7 @@
       <w:outlineLvl w:val="6"/>
     </w:pPr>
     <w:rPr>
-      <w:rFonts w:asciiTheme="majorHAnsi" w:cstheme="majorBidi" w:eastAsiaTheme="majorEastAsia" w:hAnsiTheme="majorHAnsi"/>
+      <w:rFonts w:asciiTheme="majorHAnsi" w:cstheme="majorBidi" w:hAnsiTheme="majorHAnsi" w:eastAsia="黑体"/>
       <w:i/>
       <w:iCs/>
       <w:color w:themeColor="text1" w:themeTint="BF" w:val="404040"/>
@@ -3623,7 +3889,7 @@
       <w:outlineLvl w:val="7"/>
     </w:pPr>
     <w:rPr>
-      <w:rFonts w:asciiTheme="majorHAnsi" w:cstheme="majorBidi" w:eastAsiaTheme="majorEastAsia" w:hAnsiTheme="majorHAnsi"/>
+      <w:rFonts w:asciiTheme="majorHAnsi" w:cstheme="majorBidi" w:hAnsiTheme="majorHAnsi" w:eastAsia="黑体"/>
       <w:color w:themeColor="accent1" w:val="4F81BD"/>
       <w:sz w:val="20"/>
       <w:szCs w:val="20"/>
@@ -3646,7 +3912,7 @@
       <w:outlineLvl w:val="8"/>
     </w:pPr>
     <w:rPr>
-      <w:rFonts w:asciiTheme="majorHAnsi" w:cstheme="majorBidi" w:eastAsiaTheme="majorEastAsia" w:hAnsiTheme="majorHAnsi"/>
+      <w:rFonts w:asciiTheme="majorHAnsi" w:cstheme="majorBidi" w:hAnsiTheme="majorHAnsi" w:eastAsia="黑体"/>
       <w:i/>
       <w:iCs/>
       <w:color w:themeColor="text1" w:themeTint="BF" w:val="404040"/>
@@ -3697,7 +3963,7 @@
     <w:uiPriority w:val="9"/>
     <w:rsid w:val="00FC693F"/>
     <w:rPr>
-      <w:rFonts w:asciiTheme="majorHAnsi" w:cstheme="majorBidi" w:eastAsiaTheme="majorEastAsia" w:hAnsiTheme="majorHAnsi"/>
+      <w:rFonts w:asciiTheme="majorHAnsi" w:cstheme="majorBidi" w:hAnsiTheme="majorHAnsi" w:eastAsia="黑体"/>
       <w:b/>
       <w:bCs/>
       <w:color w:themeColor="accent1" w:themeShade="BF" w:val="365F91"/>
@@ -3712,7 +3978,7 @@
     <w:uiPriority w:val="9"/>
     <w:rsid w:val="00FC693F"/>
     <w:rPr>
-      <w:rFonts w:asciiTheme="majorHAnsi" w:cstheme="majorBidi" w:eastAsiaTheme="majorEastAsia" w:hAnsiTheme="majorHAnsi"/>
+      <w:rFonts w:asciiTheme="majorHAnsi" w:cstheme="majorBidi" w:hAnsiTheme="majorHAnsi" w:eastAsia="黑体"/>
       <w:b/>
       <w:bCs/>
       <w:color w:themeColor="accent1" w:val="4F81BD"/>
@@ -3727,7 +3993,7 @@
     <w:uiPriority w:val="9"/>
     <w:rsid w:val="00FC693F"/>
     <w:rPr>
-      <w:rFonts w:asciiTheme="majorHAnsi" w:cstheme="majorBidi" w:eastAsiaTheme="majorEastAsia" w:hAnsiTheme="majorHAnsi"/>
+      <w:rFonts w:asciiTheme="majorHAnsi" w:cstheme="majorBidi" w:hAnsiTheme="majorHAnsi" w:eastAsia="黑体"/>
       <w:b/>
       <w:bCs/>
       <w:color w:themeColor="accent1" w:val="4F81BD"/>
@@ -3750,7 +4016,7 @@
       <w:contextualSpacing/>
     </w:pPr>
     <w:rPr>
-      <w:rFonts w:ascii="Times New Roman" w:asciiTheme="majorHAnsi" w:cstheme="majorBidi" w:eastAsia="黑体" w:eastAsiaTheme="majorEastAsia" w:hAnsi="Times New Roman" w:hAnsiTheme="majorHAnsi"/>
+      <w:rFonts w:ascii="Times New Roman" w:asciiTheme="majorHAnsi" w:cstheme="majorBidi" w:eastAsia="黑体" w:hAnsi="Times New Roman" w:hAnsiTheme="majorHAnsi"/>
       <w:b/>
       <w:color w:val="1F3864"/>
       <w:spacing w:val="5"/>
@@ -3766,7 +4032,7 @@
     <w:uiPriority w:val="10"/>
     <w:rsid w:val="00FC693F"/>
     <w:rPr>
-      <w:rFonts w:asciiTheme="majorHAnsi" w:cstheme="majorBidi" w:eastAsiaTheme="majorEastAsia" w:hAnsiTheme="majorHAnsi"/>
+      <w:rFonts w:asciiTheme="majorHAnsi" w:cstheme="majorBidi" w:hAnsiTheme="majorHAnsi" w:eastAsia="黑体"/>
       <w:color w:themeColor="text2" w:themeShade="BF" w:val="17365D"/>
       <w:spacing w:val="5"/>
       <w:kern w:val="28"/>
@@ -3788,7 +4054,7 @@
       </w:numPr>
     </w:pPr>
     <w:rPr>
-      <w:rFonts w:asciiTheme="majorHAnsi" w:cstheme="majorBidi" w:eastAsiaTheme="majorEastAsia" w:hAnsiTheme="majorHAnsi"/>
+      <w:rFonts w:asciiTheme="majorHAnsi" w:cstheme="majorBidi" w:hAnsiTheme="majorHAnsi" w:eastAsia="黑体"/>
       <w:i/>
       <w:iCs/>
       <w:color w:themeColor="accent1" w:val="4F81BD"/>
@@ -3804,7 +4070,7 @@
     <w:uiPriority w:val="11"/>
     <w:rsid w:val="00FC693F"/>
     <w:rPr>
-      <w:rFonts w:asciiTheme="majorHAnsi" w:cstheme="majorBidi" w:eastAsiaTheme="majorEastAsia" w:hAnsiTheme="majorHAnsi"/>
+      <w:rFonts w:asciiTheme="majorHAnsi" w:cstheme="majorBidi" w:hAnsiTheme="majorHAnsi" w:eastAsia="黑体"/>
       <w:i/>
       <w:iCs/>
       <w:color w:themeColor="accent1" w:val="4F81BD"/>
@@ -3871,6 +4137,7 @@
       <w:spacing w:after="120"/>
     </w:pPr>
     <w:rPr>
+      <w:rFonts w:eastAsia="黑体"/>
       <w:sz w:val="16"/>
       <w:szCs w:val="16"/>
     </w:rPr>
@@ -3882,6 +4149,7 @@
     <w:uiPriority w:val="99"/>
     <w:rsid w:val="00AA1D8D"/>
     <w:rPr>
+      <w:rFonts w:eastAsia="黑体"/>
       <w:sz w:val="16"/>
       <w:szCs w:val="16"/>
     </w:rPr>
@@ -4051,7 +4319,7 @@
       </w:tabs>
     </w:pPr>
     <w:rPr>
-      <w:rFonts w:ascii="Courier" w:hAnsi="Courier"/>
+      <w:rFonts w:ascii="Courier" w:hAnsi="Courier" w:eastAsia="黑体"/>
       <w:sz w:val="20"/>
       <w:szCs w:val="20"/>
     </w:rPr>
@@ -4063,7 +4331,7 @@
     <w:uiPriority w:val="99"/>
     <w:rsid w:val="0029639D"/>
     <w:rPr>
-      <w:rFonts w:ascii="Courier" w:hAnsi="Courier"/>
+      <w:rFonts w:ascii="Courier" w:hAnsi="Courier" w:eastAsia="黑体"/>
       <w:sz w:val="20"/>
       <w:szCs w:val="20"/>
     </w:rPr>
@@ -4099,6 +4367,7 @@
     <w:uiPriority w:val="29"/>
     <w:rsid w:val="00FC693F"/>
     <w:rPr>
+      <w:rFonts w:eastAsia="黑体"/>
       <w:i/>
       <w:iCs/>
       <w:color w:themeColor="text1" w:val="000000"/>
@@ -4112,7 +4381,7 @@
     <w:semiHidden/>
     <w:rsid w:val="00FC693F"/>
     <w:rPr>
-      <w:rFonts w:asciiTheme="majorHAnsi" w:cstheme="majorBidi" w:eastAsiaTheme="majorEastAsia" w:hAnsiTheme="majorHAnsi"/>
+      <w:rFonts w:asciiTheme="majorHAnsi" w:cstheme="majorBidi" w:hAnsiTheme="majorHAnsi" w:eastAsia="黑体"/>
       <w:b/>
       <w:bCs/>
       <w:i/>
@@ -4128,7 +4397,7 @@
     <w:semiHidden/>
     <w:rsid w:val="00FC693F"/>
     <w:rPr>
-      <w:rFonts w:asciiTheme="majorHAnsi" w:cstheme="majorBidi" w:eastAsiaTheme="majorEastAsia" w:hAnsiTheme="majorHAnsi"/>
+      <w:rFonts w:asciiTheme="majorHAnsi" w:cstheme="majorBidi" w:hAnsiTheme="majorHAnsi" w:eastAsia="黑体"/>
       <w:color w:themeColor="accent1" w:themeShade="7F" w:val="243F60"/>
     </w:rPr>
   </w:style>
@@ -4140,7 +4409,7 @@
     <w:semiHidden/>
     <w:rsid w:val="00FC693F"/>
     <w:rPr>
-      <w:rFonts w:asciiTheme="majorHAnsi" w:cstheme="majorBidi" w:eastAsiaTheme="majorEastAsia" w:hAnsiTheme="majorHAnsi"/>
+      <w:rFonts w:asciiTheme="majorHAnsi" w:cstheme="majorBidi" w:hAnsiTheme="majorHAnsi" w:eastAsia="黑体"/>
       <w:i/>
       <w:iCs/>
       <w:color w:themeColor="accent1" w:themeShade="7F" w:val="243F60"/>
@@ -4154,7 +4423,7 @@
     <w:semiHidden/>
     <w:rsid w:val="00FC693F"/>
     <w:rPr>
-      <w:rFonts w:asciiTheme="majorHAnsi" w:cstheme="majorBidi" w:eastAsiaTheme="majorEastAsia" w:hAnsiTheme="majorHAnsi"/>
+      <w:rFonts w:asciiTheme="majorHAnsi" w:cstheme="majorBidi" w:hAnsiTheme="majorHAnsi" w:eastAsia="黑体"/>
       <w:i/>
       <w:iCs/>
       <w:color w:themeColor="text1" w:themeTint="BF" w:val="404040"/>
@@ -4168,7 +4437,7 @@
     <w:semiHidden/>
     <w:rsid w:val="00FC693F"/>
     <w:rPr>
-      <w:rFonts w:asciiTheme="majorHAnsi" w:cstheme="majorBidi" w:eastAsiaTheme="majorEastAsia" w:hAnsiTheme="majorHAnsi"/>
+      <w:rFonts w:asciiTheme="majorHAnsi" w:cstheme="majorBidi" w:hAnsiTheme="majorHAnsi" w:eastAsia="黑体"/>
       <w:color w:themeColor="accent1" w:val="4F81BD"/>
       <w:sz w:val="20"/>
       <w:szCs w:val="20"/>
@@ -4182,7 +4451,7 @@
     <w:semiHidden/>
     <w:rsid w:val="00FC693F"/>
     <w:rPr>
-      <w:rFonts w:asciiTheme="majorHAnsi" w:cstheme="majorBidi" w:eastAsiaTheme="majorEastAsia" w:hAnsiTheme="majorHAnsi"/>
+      <w:rFonts w:asciiTheme="majorHAnsi" w:cstheme="majorBidi" w:hAnsiTheme="majorHAnsi" w:eastAsia="黑体"/>
       <w:i/>
       <w:iCs/>
       <w:color w:themeColor="text1" w:themeTint="BF" w:val="404040"/>
@@ -4203,6 +4472,7 @@
       <w:spacing w:line="240" w:lineRule="auto"/>
     </w:pPr>
     <w:rPr>
+      <w:rFonts w:eastAsia="黑体"/>
       <w:b/>
       <w:bCs/>
       <w:color w:themeColor="accent1" w:val="4F81BD"/>
@@ -4217,6 +4487,7 @@
     <w:qFormat/>
     <w:rsid w:val="00FC693F"/>
     <w:rPr>
+      <w:rFonts w:eastAsia="黑体"/>
       <w:b/>
       <w:bCs/>
     </w:rPr>
@@ -4228,6 +4499,7 @@
     <w:qFormat/>
     <w:rsid w:val="00FC693F"/>
     <w:rPr>
+      <w:rFonts w:eastAsia="黑体"/>
       <w:i/>
       <w:iCs/>
     </w:rPr>
@@ -4248,6 +4520,7 @@
       <w:ind w:left="936" w:right="936"/>
     </w:pPr>
     <w:rPr>
+      <w:rFonts w:eastAsia="黑体"/>
       <w:b/>
       <w:bCs/>
       <w:i/>
@@ -4262,6 +4535,7 @@
     <w:uiPriority w:val="30"/>
     <w:rsid w:val="00FC693F"/>
     <w:rPr>
+      <w:rFonts w:eastAsia="黑体"/>
       <w:b/>
       <w:bCs/>
       <w:i/>
@@ -4276,6 +4550,7 @@
     <w:qFormat/>
     <w:rsid w:val="00FC693F"/>
     <w:rPr>
+      <w:rFonts w:eastAsia="黑体"/>
       <w:i/>
       <w:iCs/>
       <w:color w:themeColor="text1" w:themeTint="7F" w:val="808080"/>
@@ -4288,6 +4563,7 @@
     <w:qFormat/>
     <w:rsid w:val="00FC693F"/>
     <w:rPr>
+      <w:rFonts w:eastAsia="黑体"/>
       <w:b/>
       <w:bCs/>
       <w:i/>
@@ -4302,6 +4578,7 @@
     <w:qFormat/>
     <w:rsid w:val="00FC693F"/>
     <w:rPr>
+      <w:rFonts w:eastAsia="黑体"/>
       <w:smallCaps/>
       <w:color w:themeColor="accent2" w:val="C0504D"/>
       <w:u w:val="single"/>
@@ -4314,6 +4591,7 @@
     <w:qFormat/>
     <w:rsid w:val="00FC693F"/>
     <w:rPr>
+      <w:rFonts w:eastAsia="黑体"/>
       <w:b/>
       <w:bCs/>
       <w:smallCaps/>
@@ -4329,6 +4607,7 @@
     <w:qFormat/>
     <w:rsid w:val="00FC693F"/>
     <w:rPr>
+      <w:rFonts w:eastAsia="黑体"/>
       <w:b/>
       <w:bCs/>
       <w:smallCaps/>
@@ -4383,6 +4662,7 @@
       <w:spacing w:after="0" w:line="240" w:lineRule="auto"/>
     </w:pPr>
     <w:rPr>
+      <w:rFonts w:eastAsia="黑体"/>
       <w:color w:themeColor="text1" w:themeShade="BF" w:val="000000"/>
     </w:rPr>
     <w:tblPr>
@@ -4405,6 +4685,7 @@
         <w:spacing w:after="0" w:before="0" w:line="240" w:lineRule="auto"/>
       </w:pPr>
       <w:rPr>
+        <w:rFonts w:eastAsia="黑体"/>
         <w:b/>
         <w:bCs/>
       </w:rPr>
@@ -4425,6 +4706,7 @@
         <w:spacing w:after="0" w:before="0" w:line="240" w:lineRule="auto"/>
       </w:pPr>
       <w:rPr>
+        <w:rFonts w:eastAsia="黑体"/>
         <w:b/>
         <w:bCs/>
       </w:rPr>
@@ -4442,12 +4724,14 @@
     </w:tblStylePr>
     <w:tblStylePr w:type="firstCol">
       <w:rPr>
+        <w:rFonts w:eastAsia="黑体"/>
         <w:b/>
         <w:bCs/>
       </w:rPr>
     </w:tblStylePr>
     <w:tblStylePr w:type="lastCol">
       <w:rPr>
+        <w:rFonts w:eastAsia="黑体"/>
         <w:b/>
         <w:bCs/>
       </w:rPr>
@@ -4486,6 +4770,7 @@
       <w:spacing w:after="0" w:line="240" w:lineRule="auto"/>
     </w:pPr>
     <w:rPr>
+      <w:rFonts w:eastAsia="黑体"/>
       <w:color w:themeColor="accent1" w:themeShade="BF" w:val="365F91"/>
     </w:rPr>
     <w:tblPr>
@@ -4508,6 +4793,7 @@
         <w:spacing w:after="0" w:before="0" w:line="240" w:lineRule="auto"/>
       </w:pPr>
       <w:rPr>
+        <w:rFonts w:eastAsia="黑体"/>
         <w:b/>
         <w:bCs/>
       </w:rPr>
@@ -4528,6 +4814,7 @@
         <w:spacing w:after="0" w:before="0" w:line="240" w:lineRule="auto"/>
       </w:pPr>
       <w:rPr>
+        <w:rFonts w:eastAsia="黑体"/>
         <w:b/>
         <w:bCs/>
       </w:rPr>
@@ -4545,12 +4832,14 @@
     </w:tblStylePr>
     <w:tblStylePr w:type="firstCol">
       <w:rPr>
+        <w:rFonts w:eastAsia="黑体"/>
         <w:b/>
         <w:bCs/>
       </w:rPr>
     </w:tblStylePr>
     <w:tblStylePr w:type="lastCol">
       <w:rPr>
+        <w:rFonts w:eastAsia="黑体"/>
         <w:b/>
         <w:bCs/>
       </w:rPr>
@@ -4589,6 +4878,7 @@
       <w:spacing w:after="0" w:line="240" w:lineRule="auto"/>
     </w:pPr>
     <w:rPr>
+      <w:rFonts w:eastAsia="黑体"/>
       <w:color w:themeColor="accent2" w:themeShade="BF" w:val="943634"/>
     </w:rPr>
     <w:tblPr>
@@ -4611,6 +4901,7 @@
         <w:spacing w:after="0" w:before="0" w:line="240" w:lineRule="auto"/>
       </w:pPr>
       <w:rPr>
+        <w:rFonts w:eastAsia="黑体"/>
         <w:b/>
         <w:bCs/>
       </w:rPr>
@@ -4631,6 +4922,7 @@
         <w:spacing w:after="0" w:before="0" w:line="240" w:lineRule="auto"/>
       </w:pPr>
       <w:rPr>
+        <w:rFonts w:eastAsia="黑体"/>
         <w:b/>
         <w:bCs/>
       </w:rPr>
@@ -4648,12 +4940,14 @@
     </w:tblStylePr>
     <w:tblStylePr w:type="firstCol">
       <w:rPr>
+        <w:rFonts w:eastAsia="黑体"/>
         <w:b/>
         <w:bCs/>
       </w:rPr>
     </w:tblStylePr>
     <w:tblStylePr w:type="lastCol">
       <w:rPr>
+        <w:rFonts w:eastAsia="黑体"/>
         <w:b/>
         <w:bCs/>
       </w:rPr>
@@ -4692,6 +4986,7 @@
       <w:spacing w:after="0" w:line="240" w:lineRule="auto"/>
     </w:pPr>
     <w:rPr>
+      <w:rFonts w:eastAsia="黑体"/>
       <w:color w:themeColor="accent3" w:themeShade="BF" w:val="76923C"/>
     </w:rPr>
     <w:tblPr>
@@ -4714,6 +5009,7 @@
         <w:spacing w:after="0" w:before="0" w:line="240" w:lineRule="auto"/>
       </w:pPr>
       <w:rPr>
+        <w:rFonts w:eastAsia="黑体"/>
         <w:b/>
         <w:bCs/>
       </w:rPr>
@@ -4734,6 +5030,7 @@
         <w:spacing w:after="0" w:before="0" w:line="240" w:lineRule="auto"/>
       </w:pPr>
       <w:rPr>
+        <w:rFonts w:eastAsia="黑体"/>
         <w:b/>
         <w:bCs/>
       </w:rPr>
@@ -4751,12 +5048,14 @@
     </w:tblStylePr>
     <w:tblStylePr w:type="firstCol">
       <w:rPr>
+        <w:rFonts w:eastAsia="黑体"/>
         <w:b/>
         <w:bCs/>
       </w:rPr>
     </w:tblStylePr>
     <w:tblStylePr w:type="lastCol">
       <w:rPr>
+        <w:rFonts w:eastAsia="黑体"/>
         <w:b/>
         <w:bCs/>
       </w:rPr>
@@ -4795,6 +5094,7 @@
       <w:spacing w:after="0" w:line="240" w:lineRule="auto"/>
     </w:pPr>
     <w:rPr>
+      <w:rFonts w:eastAsia="黑体"/>
       <w:color w:themeColor="accent4" w:themeShade="BF" w:val="5F497A"/>
     </w:rPr>
     <w:tblPr>
@@ -4817,6 +5117,7 @@
         <w:spacing w:after="0" w:before="0" w:line="240" w:lineRule="auto"/>
       </w:pPr>
       <w:rPr>
+        <w:rFonts w:eastAsia="黑体"/>
         <w:b/>
         <w:bCs/>
       </w:rPr>
@@ -4837,6 +5138,7 @@
         <w:spacing w:after="0" w:before="0" w:line="240" w:lineRule="auto"/>
       </w:pPr>
       <w:rPr>
+        <w:rFonts w:eastAsia="黑体"/>
         <w:b/>
         <w:bCs/>
       </w:rPr>
@@ -4854,12 +5156,14 @@
     </w:tblStylePr>
     <w:tblStylePr w:type="firstCol">
       <w:rPr>
+        <w:rFonts w:eastAsia="黑体"/>
         <w:b/>
         <w:bCs/>
       </w:rPr>
     </w:tblStylePr>
     <w:tblStylePr w:type="lastCol">
       <w:rPr>
+        <w:rFonts w:eastAsia="黑体"/>
         <w:b/>
         <w:bCs/>
       </w:rPr>
@@ -4898,6 +5202,7 @@
       <w:spacing w:after="0" w:line="240" w:lineRule="auto"/>
     </w:pPr>
     <w:rPr>
+      <w:rFonts w:eastAsia="黑体"/>
       <w:color w:themeColor="accent5" w:themeShade="BF" w:val="31849B"/>
     </w:rPr>
     <w:tblPr>
@@ -4920,6 +5225,7 @@
         <w:spacing w:after="0" w:before="0" w:line="240" w:lineRule="auto"/>
       </w:pPr>
       <w:rPr>
+        <w:rFonts w:eastAsia="黑体"/>
         <w:b/>
         <w:bCs/>
       </w:rPr>
@@ -4940,6 +5246,7 @@
         <w:spacing w:after="0" w:before="0" w:line="240" w:lineRule="auto"/>
       </w:pPr>
       <w:rPr>
+        <w:rFonts w:eastAsia="黑体"/>
         <w:b/>
         <w:bCs/>
       </w:rPr>
@@ -4957,12 +5264,14 @@
     </w:tblStylePr>
     <w:tblStylePr w:type="firstCol">
       <w:rPr>
+        <w:rFonts w:eastAsia="黑体"/>
         <w:b/>
         <w:bCs/>
       </w:rPr>
     </w:tblStylePr>
     <w:tblStylePr w:type="lastCol">
       <w:rPr>
+        <w:rFonts w:eastAsia="黑体"/>
         <w:b/>
         <w:bCs/>
       </w:rPr>
@@ -5001,6 +5310,7 @@
       <w:spacing w:after="0" w:line="240" w:lineRule="auto"/>
     </w:pPr>
     <w:rPr>
+      <w:rFonts w:eastAsia="黑体"/>
       <w:color w:themeColor="accent6" w:themeShade="BF" w:val="E36C0A"/>
     </w:rPr>
     <w:tblPr>
@@ -5023,6 +5333,7 @@
         <w:spacing w:after="0" w:before="0" w:line="240" w:lineRule="auto"/>
       </w:pPr>
       <w:rPr>
+        <w:rFonts w:eastAsia="黑体"/>
         <w:b/>
         <w:bCs/>
       </w:rPr>
@@ -5043,6 +5354,7 @@
         <w:spacing w:after="0" w:before="0" w:line="240" w:lineRule="auto"/>
       </w:pPr>
       <w:rPr>
+        <w:rFonts w:eastAsia="黑体"/>
         <w:b/>
         <w:bCs/>
       </w:rPr>
@@ -5060,12 +5372,14 @@
     </w:tblStylePr>
     <w:tblStylePr w:type="firstCol">
       <w:rPr>
+        <w:rFonts w:eastAsia="黑体"/>
         <w:b/>
         <w:bCs/>
       </w:rPr>
     </w:tblStylePr>
     <w:tblStylePr w:type="lastCol">
       <w:rPr>
+        <w:rFonts w:eastAsia="黑体"/>
         <w:b/>
         <w:bCs/>
       </w:rPr>
@@ -5125,6 +5439,7 @@
         <w:spacing w:after="0" w:before="0" w:line="240" w:lineRule="auto"/>
       </w:pPr>
       <w:rPr>
+        <w:rFonts w:eastAsia="黑体"/>
         <w:b/>
         <w:bCs/>
         <w:color w:themeColor="background1" w:val="FFFFFF"/>
@@ -5139,6 +5454,7 @@
         <w:spacing w:after="0" w:before="0" w:line="240" w:lineRule="auto"/>
       </w:pPr>
       <w:rPr>
+        <w:rFonts w:eastAsia="黑体"/>
         <w:b/>
         <w:bCs/>
       </w:rPr>
@@ -5154,12 +5470,14 @@
     </w:tblStylePr>
     <w:tblStylePr w:type="firstCol">
       <w:rPr>
+        <w:rFonts w:eastAsia="黑体"/>
         <w:b/>
         <w:bCs/>
       </w:rPr>
     </w:tblStylePr>
     <w:tblStylePr w:type="lastCol">
       <w:rPr>
+        <w:rFonts w:eastAsia="黑体"/>
         <w:b/>
         <w:bCs/>
       </w:rPr>
@@ -5217,6 +5535,7 @@
         <w:spacing w:after="0" w:before="0" w:line="240" w:lineRule="auto"/>
       </w:pPr>
       <w:rPr>
+        <w:rFonts w:eastAsia="黑体"/>
         <w:b/>
         <w:bCs/>
         <w:color w:themeColor="background1" w:val="FFFFFF"/>
@@ -5231,6 +5550,7 @@
         <w:spacing w:after="0" w:before="0" w:line="240" w:lineRule="auto"/>
       </w:pPr>
       <w:rPr>
+        <w:rFonts w:eastAsia="黑体"/>
         <w:b/>
         <w:bCs/>
       </w:rPr>
@@ -5246,12 +5566,14 @@
     </w:tblStylePr>
     <w:tblStylePr w:type="firstCol">
       <w:rPr>
+        <w:rFonts w:eastAsia="黑体"/>
         <w:b/>
         <w:bCs/>
       </w:rPr>
     </w:tblStylePr>
     <w:tblStylePr w:type="lastCol">
       <w:rPr>
+        <w:rFonts w:eastAsia="黑体"/>
         <w:b/>
         <w:bCs/>
       </w:rPr>
@@ -5309,6 +5631,7 @@
         <w:spacing w:after="0" w:before="0" w:line="240" w:lineRule="auto"/>
       </w:pPr>
       <w:rPr>
+        <w:rFonts w:eastAsia="黑体"/>
         <w:b/>
         <w:bCs/>
         <w:color w:themeColor="background1" w:val="FFFFFF"/>
@@ -5323,6 +5646,7 @@
         <w:spacing w:after="0" w:before="0" w:line="240" w:lineRule="auto"/>
       </w:pPr>
       <w:rPr>
+        <w:rFonts w:eastAsia="黑体"/>
         <w:b/>
         <w:bCs/>
       </w:rPr>
@@ -5338,12 +5662,14 @@
     </w:tblStylePr>
     <w:tblStylePr w:type="firstCol">
       <w:rPr>
+        <w:rFonts w:eastAsia="黑体"/>
         <w:b/>
         <w:bCs/>
       </w:rPr>
     </w:tblStylePr>
     <w:tblStylePr w:type="lastCol">
       <w:rPr>
+        <w:rFonts w:eastAsia="黑体"/>
         <w:b/>
         <w:bCs/>
       </w:rPr>
@@ -5401,6 +5727,7 @@
         <w:spacing w:after="0" w:before="0" w:line="240" w:lineRule="auto"/>
       </w:pPr>
       <w:rPr>
+        <w:rFonts w:eastAsia="黑体"/>
         <w:b/>
         <w:bCs/>
         <w:color w:themeColor="background1" w:val="FFFFFF"/>
@@ -5415,6 +5742,7 @@
         <w:spacing w:after="0" w:before="0" w:line="240" w:lineRule="auto"/>
       </w:pPr>
       <w:rPr>
+        <w:rFonts w:eastAsia="黑体"/>
         <w:b/>
         <w:bCs/>
       </w:rPr>
@@ -5430,12 +5758,14 @@
     </w:tblStylePr>
     <w:tblStylePr w:type="firstCol">
       <w:rPr>
+        <w:rFonts w:eastAsia="黑体"/>
         <w:b/>
         <w:bCs/>
       </w:rPr>
     </w:tblStylePr>
     <w:tblStylePr w:type="lastCol">
       <w:rPr>
+        <w:rFonts w:eastAsia="黑体"/>
         <w:b/>
         <w:bCs/>
       </w:rPr>
@@ -5493,6 +5823,7 @@
         <w:spacing w:after="0" w:before="0" w:line="240" w:lineRule="auto"/>
       </w:pPr>
       <w:rPr>
+        <w:rFonts w:eastAsia="黑体"/>
         <w:b/>
         <w:bCs/>
         <w:color w:themeColor="background1" w:val="FFFFFF"/>
@@ -5507,6 +5838,7 @@
         <w:spacing w:after="0" w:before="0" w:line="240" w:lineRule="auto"/>
       </w:pPr>
       <w:rPr>
+        <w:rFonts w:eastAsia="黑体"/>
         <w:b/>
         <w:bCs/>
       </w:rPr>
@@ -5522,12 +5854,14 @@
     </w:tblStylePr>
     <w:tblStylePr w:type="firstCol">
       <w:rPr>
+        <w:rFonts w:eastAsia="黑体"/>
         <w:b/>
         <w:bCs/>
       </w:rPr>
     </w:tblStylePr>
     <w:tblStylePr w:type="lastCol">
       <w:rPr>
+        <w:rFonts w:eastAsia="黑体"/>
         <w:b/>
         <w:bCs/>
       </w:rPr>
@@ -5585,6 +5919,7 @@
         <w:spacing w:after="0" w:before="0" w:line="240" w:lineRule="auto"/>
       </w:pPr>
       <w:rPr>
+        <w:rFonts w:eastAsia="黑体"/>
         <w:b/>
         <w:bCs/>
         <w:color w:themeColor="background1" w:val="FFFFFF"/>
@@ -5599,6 +5934,7 @@
         <w:spacing w:after="0" w:before="0" w:line="240" w:lineRule="auto"/>
       </w:pPr>
       <w:rPr>
+        <w:rFonts w:eastAsia="黑体"/>
         <w:b/>
         <w:bCs/>
       </w:rPr>
@@ -5614,12 +5950,14 @@
     </w:tblStylePr>
     <w:tblStylePr w:type="firstCol">
       <w:rPr>
+        <w:rFonts w:eastAsia="黑体"/>
         <w:b/>
         <w:bCs/>
       </w:rPr>
     </w:tblStylePr>
     <w:tblStylePr w:type="lastCol">
       <w:rPr>
+        <w:rFonts w:eastAsia="黑体"/>
         <w:b/>
         <w:bCs/>
       </w:rPr>
@@ -5677,6 +6015,7 @@
         <w:spacing w:after="0" w:before="0" w:line="240" w:lineRule="auto"/>
       </w:pPr>
       <w:rPr>
+        <w:rFonts w:eastAsia="黑体"/>
         <w:b/>
         <w:bCs/>
         <w:color w:themeColor="background1" w:val="FFFFFF"/>
@@ -5691,6 +6030,7 @@
         <w:spacing w:after="0" w:before="0" w:line="240" w:lineRule="auto"/>
       </w:pPr>
       <w:rPr>
+        <w:rFonts w:eastAsia="黑体"/>
         <w:b/>
         <w:bCs/>
       </w:rPr>
@@ -5706,12 +6046,14 @@
     </w:tblStylePr>
     <w:tblStylePr w:type="firstCol">
       <w:rPr>
+        <w:rFonts w:eastAsia="黑体"/>
         <w:b/>
         <w:bCs/>
       </w:rPr>
     </w:tblStylePr>
     <w:tblStylePr w:type="lastCol">
       <w:rPr>
+        <w:rFonts w:eastAsia="黑体"/>
         <w:b/>
         <w:bCs/>
       </w:rPr>
@@ -5771,7 +6113,7 @@
         <w:spacing w:after="0" w:before="0" w:line="240" w:lineRule="auto"/>
       </w:pPr>
       <w:rPr>
-        <w:rFonts w:asciiTheme="majorHAnsi" w:cstheme="majorBidi" w:eastAsiaTheme="majorEastAsia" w:hAnsiTheme="majorHAnsi"/>
+        <w:rFonts w:asciiTheme="majorHAnsi" w:cstheme="majorBidi" w:hAnsiTheme="majorHAnsi" w:eastAsia="黑体"/>
         <w:b/>
         <w:bCs/>
       </w:rPr>
@@ -5792,7 +6134,7 @@
         <w:spacing w:after="0" w:before="0" w:line="240" w:lineRule="auto"/>
       </w:pPr>
       <w:rPr>
-        <w:rFonts w:asciiTheme="majorHAnsi" w:cstheme="majorBidi" w:eastAsiaTheme="majorEastAsia" w:hAnsiTheme="majorHAnsi"/>
+        <w:rFonts w:asciiTheme="majorHAnsi" w:cstheme="majorBidi" w:hAnsiTheme="majorHAnsi" w:eastAsia="黑体"/>
         <w:b/>
         <w:bCs/>
       </w:rPr>
@@ -5810,14 +6152,14 @@
     </w:tblStylePr>
     <w:tblStylePr w:type="firstCol">
       <w:rPr>
-        <w:rFonts w:asciiTheme="majorHAnsi" w:cstheme="majorBidi" w:eastAsiaTheme="majorEastAsia" w:hAnsiTheme="majorHAnsi"/>
+        <w:rFonts w:asciiTheme="majorHAnsi" w:cstheme="majorBidi" w:hAnsiTheme="majorHAnsi" w:eastAsia="黑体"/>
         <w:b/>
         <w:bCs/>
       </w:rPr>
     </w:tblStylePr>
     <w:tblStylePr w:type="lastCol">
       <w:rPr>
-        <w:rFonts w:asciiTheme="majorHAnsi" w:cstheme="majorBidi" w:eastAsiaTheme="majorEastAsia" w:hAnsiTheme="majorHAnsi"/>
+        <w:rFonts w:asciiTheme="majorHAnsi" w:cstheme="majorBidi" w:hAnsiTheme="majorHAnsi" w:eastAsia="黑体"/>
         <w:b/>
         <w:bCs/>
       </w:rPr>
@@ -5901,7 +6243,7 @@
         <w:spacing w:after="0" w:before="0" w:line="240" w:lineRule="auto"/>
       </w:pPr>
       <w:rPr>
-        <w:rFonts w:asciiTheme="majorHAnsi" w:cstheme="majorBidi" w:eastAsiaTheme="majorEastAsia" w:hAnsiTheme="majorHAnsi"/>
+        <w:rFonts w:asciiTheme="majorHAnsi" w:cstheme="majorBidi" w:hAnsiTheme="majorHAnsi" w:eastAsia="黑体"/>
         <w:b/>
         <w:bCs/>
       </w:rPr>
@@ -5922,7 +6264,7 @@
         <w:spacing w:after="0" w:before="0" w:line="240" w:lineRule="auto"/>
       </w:pPr>
       <w:rPr>
-        <w:rFonts w:asciiTheme="majorHAnsi" w:cstheme="majorBidi" w:eastAsiaTheme="majorEastAsia" w:hAnsiTheme="majorHAnsi"/>
+        <w:rFonts w:asciiTheme="majorHAnsi" w:cstheme="majorBidi" w:hAnsiTheme="majorHAnsi" w:eastAsia="黑体"/>
         <w:b/>
         <w:bCs/>
       </w:rPr>
@@ -5940,14 +6282,14 @@
     </w:tblStylePr>
     <w:tblStylePr w:type="firstCol">
       <w:rPr>
-        <w:rFonts w:asciiTheme="majorHAnsi" w:cstheme="majorBidi" w:eastAsiaTheme="majorEastAsia" w:hAnsiTheme="majorHAnsi"/>
+        <w:rFonts w:asciiTheme="majorHAnsi" w:cstheme="majorBidi" w:hAnsiTheme="majorHAnsi" w:eastAsia="黑体"/>
         <w:b/>
         <w:bCs/>
       </w:rPr>
     </w:tblStylePr>
     <w:tblStylePr w:type="lastCol">
       <w:rPr>
-        <w:rFonts w:asciiTheme="majorHAnsi" w:cstheme="majorBidi" w:eastAsiaTheme="majorEastAsia" w:hAnsiTheme="majorHAnsi"/>
+        <w:rFonts w:asciiTheme="majorHAnsi" w:cstheme="majorBidi" w:hAnsiTheme="majorHAnsi" w:eastAsia="黑体"/>
         <w:b/>
         <w:bCs/>
       </w:rPr>
@@ -6031,7 +6373,7 @@
         <w:spacing w:after="0" w:before="0" w:line="240" w:lineRule="auto"/>
       </w:pPr>
       <w:rPr>
-        <w:rFonts w:asciiTheme="majorHAnsi" w:cstheme="majorBidi" w:eastAsiaTheme="majorEastAsia" w:hAnsiTheme="majorHAnsi"/>
+        <w:rFonts w:asciiTheme="majorHAnsi" w:cstheme="majorBidi" w:hAnsiTheme="majorHAnsi" w:eastAsia="黑体"/>
         <w:b/>
         <w:bCs/>
       </w:rPr>
@@ -6052,7 +6394,7 @@
         <w:spacing w:after="0" w:before="0" w:line="240" w:lineRule="auto"/>
       </w:pPr>
       <w:rPr>
-        <w:rFonts w:asciiTheme="majorHAnsi" w:cstheme="majorBidi" w:eastAsiaTheme="majorEastAsia" w:hAnsiTheme="majorHAnsi"/>
+        <w:rFonts w:asciiTheme="majorHAnsi" w:cstheme="majorBidi" w:hAnsiTheme="majorHAnsi" w:eastAsia="黑体"/>
         <w:b/>
         <w:bCs/>
       </w:rPr>
@@ -6070,14 +6412,14 @@
     </w:tblStylePr>
     <w:tblStylePr w:type="firstCol">
       <w:rPr>
-        <w:rFonts w:asciiTheme="majorHAnsi" w:cstheme="majorBidi" w:eastAsiaTheme="majorEastAsia" w:hAnsiTheme="majorHAnsi"/>
+        <w:rFonts w:asciiTheme="majorHAnsi" w:cstheme="majorBidi" w:hAnsiTheme="majorHAnsi" w:eastAsia="黑体"/>
         <w:b/>
         <w:bCs/>
       </w:rPr>
     </w:tblStylePr>
     <w:tblStylePr w:type="lastCol">
       <w:rPr>
-        <w:rFonts w:asciiTheme="majorHAnsi" w:cstheme="majorBidi" w:eastAsiaTheme="majorEastAsia" w:hAnsiTheme="majorHAnsi"/>
+        <w:rFonts w:asciiTheme="majorHAnsi" w:cstheme="majorBidi" w:hAnsiTheme="majorHAnsi" w:eastAsia="黑体"/>
         <w:b/>
         <w:bCs/>
       </w:rPr>
@@ -6161,7 +6503,7 @@
         <w:spacing w:after="0" w:before="0" w:line="240" w:lineRule="auto"/>
       </w:pPr>
       <w:rPr>
-        <w:rFonts w:asciiTheme="majorHAnsi" w:cstheme="majorBidi" w:eastAsiaTheme="majorEastAsia" w:hAnsiTheme="majorHAnsi"/>
+        <w:rFonts w:asciiTheme="majorHAnsi" w:cstheme="majorBidi" w:hAnsiTheme="majorHAnsi" w:eastAsia="黑体"/>
         <w:b/>
         <w:bCs/>
       </w:rPr>
@@ -6182,7 +6524,7 @@
         <w:spacing w:after="0" w:before="0" w:line="240" w:lineRule="auto"/>
       </w:pPr>
       <w:rPr>
-        <w:rFonts w:asciiTheme="majorHAnsi" w:cstheme="majorBidi" w:eastAsiaTheme="majorEastAsia" w:hAnsiTheme="majorHAnsi"/>
+        <w:rFonts w:asciiTheme="majorHAnsi" w:cstheme="majorBidi" w:hAnsiTheme="majorHAnsi" w:eastAsia="黑体"/>
         <w:b/>
         <w:bCs/>
       </w:rPr>
@@ -6200,14 +6542,14 @@
     </w:tblStylePr>
     <w:tblStylePr w:type="firstCol">
       <w:rPr>
-        <w:rFonts w:asciiTheme="majorHAnsi" w:cstheme="majorBidi" w:eastAsiaTheme="majorEastAsia" w:hAnsiTheme="majorHAnsi"/>
+        <w:rFonts w:asciiTheme="majorHAnsi" w:cstheme="majorBidi" w:hAnsiTheme="majorHAnsi" w:eastAsia="黑体"/>
         <w:b/>
         <w:bCs/>
       </w:rPr>
     </w:tblStylePr>
     <w:tblStylePr w:type="lastCol">
       <w:rPr>
-        <w:rFonts w:asciiTheme="majorHAnsi" w:cstheme="majorBidi" w:eastAsiaTheme="majorEastAsia" w:hAnsiTheme="majorHAnsi"/>
+        <w:rFonts w:asciiTheme="majorHAnsi" w:cstheme="majorBidi" w:hAnsiTheme="majorHAnsi" w:eastAsia="黑体"/>
         <w:b/>
         <w:bCs/>
       </w:rPr>
@@ -6291,7 +6633,7 @@
         <w:spacing w:after="0" w:before="0" w:line="240" w:lineRule="auto"/>
       </w:pPr>
       <w:rPr>
-        <w:rFonts w:asciiTheme="majorHAnsi" w:cstheme="majorBidi" w:eastAsiaTheme="majorEastAsia" w:hAnsiTheme="majorHAnsi"/>
+        <w:rFonts w:asciiTheme="majorHAnsi" w:cstheme="majorBidi" w:hAnsiTheme="majorHAnsi" w:eastAsia="黑体"/>
         <w:b/>
         <w:bCs/>
       </w:rPr>
@@ -6312,7 +6654,7 @@
         <w:spacing w:after="0" w:before="0" w:line="240" w:lineRule="auto"/>
       </w:pPr>
       <w:rPr>
-        <w:rFonts w:asciiTheme="majorHAnsi" w:cstheme="majorBidi" w:eastAsiaTheme="majorEastAsia" w:hAnsiTheme="majorHAnsi"/>
+        <w:rFonts w:asciiTheme="majorHAnsi" w:cstheme="majorBidi" w:hAnsiTheme="majorHAnsi" w:eastAsia="黑体"/>
         <w:b/>
         <w:bCs/>
       </w:rPr>
@@ -6330,14 +6672,14 @@
     </w:tblStylePr>
     <w:tblStylePr w:type="firstCol">
       <w:rPr>
-        <w:rFonts w:asciiTheme="majorHAnsi" w:cstheme="majorBidi" w:eastAsiaTheme="majorEastAsia" w:hAnsiTheme="majorHAnsi"/>
+        <w:rFonts w:asciiTheme="majorHAnsi" w:cstheme="majorBidi" w:hAnsiTheme="majorHAnsi" w:eastAsia="黑体"/>
         <w:b/>
         <w:bCs/>
       </w:rPr>
     </w:tblStylePr>
     <w:tblStylePr w:type="lastCol">
       <w:rPr>
-        <w:rFonts w:asciiTheme="majorHAnsi" w:cstheme="majorBidi" w:eastAsiaTheme="majorEastAsia" w:hAnsiTheme="majorHAnsi"/>
+        <w:rFonts w:asciiTheme="majorHAnsi" w:cstheme="majorBidi" w:hAnsiTheme="majorHAnsi" w:eastAsia="黑体"/>
         <w:b/>
         <w:bCs/>
       </w:rPr>
@@ -6421,7 +6763,7 @@
         <w:spacing w:after="0" w:before="0" w:line="240" w:lineRule="auto"/>
       </w:pPr>
       <w:rPr>
-        <w:rFonts w:asciiTheme="majorHAnsi" w:cstheme="majorBidi" w:eastAsiaTheme="majorEastAsia" w:hAnsiTheme="majorHAnsi"/>
+        <w:rFonts w:asciiTheme="majorHAnsi" w:cstheme="majorBidi" w:hAnsiTheme="majorHAnsi" w:eastAsia="黑体"/>
         <w:b/>
         <w:bCs/>
       </w:rPr>
@@ -6442,7 +6784,7 @@
         <w:spacing w:after="0" w:before="0" w:line="240" w:lineRule="auto"/>
       </w:pPr>
       <w:rPr>
-        <w:rFonts w:asciiTheme="majorHAnsi" w:cstheme="majorBidi" w:eastAsiaTheme="majorEastAsia" w:hAnsiTheme="majorHAnsi"/>
+        <w:rFonts w:asciiTheme="majorHAnsi" w:cstheme="majorBidi" w:hAnsiTheme="majorHAnsi" w:eastAsia="黑体"/>
         <w:b/>
         <w:bCs/>
       </w:rPr>
@@ -6460,14 +6802,14 @@
     </w:tblStylePr>
     <w:tblStylePr w:type="firstCol">
       <w:rPr>
-        <w:rFonts w:asciiTheme="majorHAnsi" w:cstheme="majorBidi" w:eastAsiaTheme="majorEastAsia" w:hAnsiTheme="majorHAnsi"/>
+        <w:rFonts w:asciiTheme="majorHAnsi" w:cstheme="majorBidi" w:hAnsiTheme="majorHAnsi" w:eastAsia="黑体"/>
         <w:b/>
         <w:bCs/>
       </w:rPr>
     </w:tblStylePr>
     <w:tblStylePr w:type="lastCol">
       <w:rPr>
-        <w:rFonts w:asciiTheme="majorHAnsi" w:cstheme="majorBidi" w:eastAsiaTheme="majorEastAsia" w:hAnsiTheme="majorHAnsi"/>
+        <w:rFonts w:asciiTheme="majorHAnsi" w:cstheme="majorBidi" w:hAnsiTheme="majorHAnsi" w:eastAsia="黑体"/>
         <w:b/>
         <w:bCs/>
       </w:rPr>
@@ -6551,7 +6893,7 @@
         <w:spacing w:after="0" w:before="0" w:line="240" w:lineRule="auto"/>
       </w:pPr>
       <w:rPr>
-        <w:rFonts w:asciiTheme="majorHAnsi" w:cstheme="majorBidi" w:eastAsiaTheme="majorEastAsia" w:hAnsiTheme="majorHAnsi"/>
+        <w:rFonts w:asciiTheme="majorHAnsi" w:cstheme="majorBidi" w:hAnsiTheme="majorHAnsi" w:eastAsia="黑体"/>
         <w:b/>
         <w:bCs/>
       </w:rPr>
@@ -6572,7 +6914,7 @@
         <w:spacing w:after="0" w:before="0" w:line="240" w:lineRule="auto"/>
       </w:pPr>
       <w:rPr>
-        <w:rFonts w:asciiTheme="majorHAnsi" w:cstheme="majorBidi" w:eastAsiaTheme="majorEastAsia" w:hAnsiTheme="majorHAnsi"/>
+        <w:rFonts w:asciiTheme="majorHAnsi" w:cstheme="majorBidi" w:hAnsiTheme="majorHAnsi" w:eastAsia="黑体"/>
         <w:b/>
         <w:bCs/>
       </w:rPr>
@@ -6590,14 +6932,14 @@
     </w:tblStylePr>
     <w:tblStylePr w:type="firstCol">
       <w:rPr>
-        <w:rFonts w:asciiTheme="majorHAnsi" w:cstheme="majorBidi" w:eastAsiaTheme="majorEastAsia" w:hAnsiTheme="majorHAnsi"/>
+        <w:rFonts w:asciiTheme="majorHAnsi" w:cstheme="majorBidi" w:hAnsiTheme="majorHAnsi" w:eastAsia="黑体"/>
         <w:b/>
         <w:bCs/>
       </w:rPr>
     </w:tblStylePr>
     <w:tblStylePr w:type="lastCol">
       <w:rPr>
-        <w:rFonts w:asciiTheme="majorHAnsi" w:cstheme="majorBidi" w:eastAsiaTheme="majorEastAsia" w:hAnsiTheme="majorHAnsi"/>
+        <w:rFonts w:asciiTheme="majorHAnsi" w:cstheme="majorBidi" w:hAnsiTheme="majorHAnsi" w:eastAsia="黑体"/>
         <w:b/>
         <w:bCs/>
       </w:rPr>
@@ -6680,6 +7022,7 @@
         <w:spacing w:after="0" w:before="0" w:line="240" w:lineRule="auto"/>
       </w:pPr>
       <w:rPr>
+        <w:rFonts w:eastAsia="黑体"/>
         <w:b/>
         <w:bCs/>
         <w:color w:themeColor="background1" w:val="FFFFFF"/>
@@ -6702,6 +7045,7 @@
         <w:spacing w:after="0" w:before="0" w:line="240" w:lineRule="auto"/>
       </w:pPr>
       <w:rPr>
+        <w:rFonts w:eastAsia="黑体"/>
         <w:b/>
         <w:bCs/>
       </w:rPr>
@@ -6719,12 +7063,14 @@
     </w:tblStylePr>
     <w:tblStylePr w:type="firstCol">
       <w:rPr>
+        <w:rFonts w:eastAsia="黑体"/>
         <w:b/>
         <w:bCs/>
       </w:rPr>
     </w:tblStylePr>
     <w:tblStylePr w:type="lastCol">
       <w:rPr>
+        <w:rFonts w:eastAsia="黑体"/>
         <w:b/>
         <w:bCs/>
       </w:rPr>
@@ -6786,6 +7132,7 @@
         <w:spacing w:after="0" w:before="0" w:line="240" w:lineRule="auto"/>
       </w:pPr>
       <w:rPr>
+        <w:rFonts w:eastAsia="黑体"/>
         <w:b/>
         <w:bCs/>
         <w:color w:themeColor="background1" w:val="FFFFFF"/>
@@ -6808,6 +7155,7 @@
         <w:spacing w:after="0" w:before="0" w:line="240" w:lineRule="auto"/>
       </w:pPr>
       <w:rPr>
+        <w:rFonts w:eastAsia="黑体"/>
         <w:b/>
         <w:bCs/>
       </w:rPr>
@@ -6825,12 +7173,14 @@
     </w:tblStylePr>
     <w:tblStylePr w:type="firstCol">
       <w:rPr>
+        <w:rFonts w:eastAsia="黑体"/>
         <w:b/>
         <w:bCs/>
       </w:rPr>
     </w:tblStylePr>
     <w:tblStylePr w:type="lastCol">
       <w:rPr>
+        <w:rFonts w:eastAsia="黑体"/>
         <w:b/>
         <w:bCs/>
       </w:rPr>
@@ -6892,6 +7242,7 @@
         <w:spacing w:after="0" w:before="0" w:line="240" w:lineRule="auto"/>
       </w:pPr>
       <w:rPr>
+        <w:rFonts w:eastAsia="黑体"/>
         <w:b/>
         <w:bCs/>
         <w:color w:themeColor="background1" w:val="FFFFFF"/>
@@ -6914,6 +7265,7 @@
         <w:spacing w:after="0" w:before="0" w:line="240" w:lineRule="auto"/>
       </w:pPr>
       <w:rPr>
+        <w:rFonts w:eastAsia="黑体"/>
         <w:b/>
         <w:bCs/>
       </w:rPr>
@@ -6931,12 +7283,14 @@
     </w:tblStylePr>
     <w:tblStylePr w:type="firstCol">
       <w:rPr>
+        <w:rFonts w:eastAsia="黑体"/>
         <w:b/>
         <w:bCs/>
       </w:rPr>
     </w:tblStylePr>
     <w:tblStylePr w:type="lastCol">
       <w:rPr>
+        <w:rFonts w:eastAsia="黑体"/>
         <w:b/>
         <w:bCs/>
       </w:rPr>
@@ -6998,6 +7352,7 @@
         <w:spacing w:after="0" w:before="0" w:line="240" w:lineRule="auto"/>
       </w:pPr>
       <w:rPr>
+        <w:rFonts w:eastAsia="黑体"/>
         <w:b/>
         <w:bCs/>
         <w:color w:themeColor="background1" w:val="FFFFFF"/>
@@ -7020,6 +7375,7 @@
         <w:spacing w:after="0" w:before="0" w:line="240" w:lineRule="auto"/>
       </w:pPr>
       <w:rPr>
+        <w:rFonts w:eastAsia="黑体"/>
         <w:b/>
         <w:bCs/>
       </w:rPr>
@@ -7037,12 +7393,14 @@
     </w:tblStylePr>
     <w:tblStylePr w:type="firstCol">
       <w:rPr>
+        <w:rFonts w:eastAsia="黑体"/>
         <w:b/>
         <w:bCs/>
       </w:rPr>
     </w:tblStylePr>
     <w:tblStylePr w:type="lastCol">
       <w:rPr>
+        <w:rFonts w:eastAsia="黑体"/>
         <w:b/>
         <w:bCs/>
       </w:rPr>
@@ -7104,6 +7462,7 @@
         <w:spacing w:after="0" w:before="0" w:line="240" w:lineRule="auto"/>
       </w:pPr>
       <w:rPr>
+        <w:rFonts w:eastAsia="黑体"/>
         <w:b/>
         <w:bCs/>
         <w:color w:themeColor="background1" w:val="FFFFFF"/>
@@ -7126,6 +7485,7 @@
         <w:spacing w:after="0" w:before="0" w:line="240" w:lineRule="auto"/>
       </w:pPr>
       <w:rPr>
+        <w:rFonts w:eastAsia="黑体"/>
         <w:b/>
         <w:bCs/>
       </w:rPr>
@@ -7143,12 +7503,14 @@
     </w:tblStylePr>
     <w:tblStylePr w:type="firstCol">
       <w:rPr>
+        <w:rFonts w:eastAsia="黑体"/>
         <w:b/>
         <w:bCs/>
       </w:rPr>
     </w:tblStylePr>
     <w:tblStylePr w:type="lastCol">
       <w:rPr>
+        <w:rFonts w:eastAsia="黑体"/>
         <w:b/>
         <w:bCs/>
       </w:rPr>
@@ -7210,6 +7572,7 @@
         <w:spacing w:after="0" w:before="0" w:line="240" w:lineRule="auto"/>
       </w:pPr>
       <w:rPr>
+        <w:rFonts w:eastAsia="黑体"/>
         <w:b/>
         <w:bCs/>
         <w:color w:themeColor="background1" w:val="FFFFFF"/>
@@ -7232,6 +7595,7 @@
         <w:spacing w:after="0" w:before="0" w:line="240" w:lineRule="auto"/>
       </w:pPr>
       <w:rPr>
+        <w:rFonts w:eastAsia="黑体"/>
         <w:b/>
         <w:bCs/>
       </w:rPr>
@@ -7249,12 +7613,14 @@
     </w:tblStylePr>
     <w:tblStylePr w:type="firstCol">
       <w:rPr>
+        <w:rFonts w:eastAsia="黑体"/>
         <w:b/>
         <w:bCs/>
       </w:rPr>
     </w:tblStylePr>
     <w:tblStylePr w:type="lastCol">
       <w:rPr>
+        <w:rFonts w:eastAsia="黑体"/>
         <w:b/>
         <w:bCs/>
       </w:rPr>
@@ -7316,6 +7682,7 @@
         <w:spacing w:after="0" w:before="0" w:line="240" w:lineRule="auto"/>
       </w:pPr>
       <w:rPr>
+        <w:rFonts w:eastAsia="黑体"/>
         <w:b/>
         <w:bCs/>
         <w:color w:themeColor="background1" w:val="FFFFFF"/>
@@ -7338,6 +7705,7 @@
         <w:spacing w:after="0" w:before="0" w:line="240" w:lineRule="auto"/>
       </w:pPr>
       <w:rPr>
+        <w:rFonts w:eastAsia="黑体"/>
         <w:b/>
         <w:bCs/>
       </w:rPr>
@@ -7355,12 +7723,14 @@
     </w:tblStylePr>
     <w:tblStylePr w:type="firstCol">
       <w:rPr>
+        <w:rFonts w:eastAsia="黑体"/>
         <w:b/>
         <w:bCs/>
       </w:rPr>
     </w:tblStylePr>
     <w:tblStylePr w:type="lastCol">
       <w:rPr>
+        <w:rFonts w:eastAsia="黑体"/>
         <w:b/>
         <w:bCs/>
       </w:rPr>
@@ -7419,6 +7789,7 @@
         <w:spacing w:after="0" w:before="0" w:line="240" w:lineRule="auto"/>
       </w:pPr>
       <w:rPr>
+        <w:rFonts w:eastAsia="黑体"/>
         <w:b/>
         <w:bCs/>
         <w:color w:themeColor="background1" w:val="FFFFFF"/>
@@ -7441,6 +7812,7 @@
         <w:spacing w:after="0" w:before="0" w:line="240" w:lineRule="auto"/>
       </w:pPr>
       <w:rPr>
+        <w:rFonts w:eastAsia="黑体"/>
         <w:color w:val="auto"/>
       </w:rPr>
       <w:tblPr/>
@@ -7458,6 +7830,7 @@
     </w:tblStylePr>
     <w:tblStylePr w:type="firstCol">
       <w:rPr>
+        <w:rFonts w:eastAsia="黑体"/>
         <w:b/>
         <w:bCs/>
         <w:color w:themeColor="background1" w:val="FFFFFF"/>
@@ -7477,6 +7850,7 @@
     </w:tblStylePr>
     <w:tblStylePr w:type="lastCol">
       <w:rPr>
+        <w:rFonts w:eastAsia="黑体"/>
         <w:b/>
         <w:bCs/>
         <w:color w:themeColor="background1" w:val="FFFFFF"/>
@@ -7525,6 +7899,7 @@
     </w:tblStylePr>
     <w:tblStylePr w:type="nwCell">
       <w:rPr>
+        <w:rFonts w:eastAsia="黑体"/>
         <w:color w:themeColor="background1" w:val="FFFFFF"/>
       </w:rPr>
       <w:tblPr/>
@@ -7568,6 +7943,7 @@
         <w:spacing w:after="0" w:before="0" w:line="240" w:lineRule="auto"/>
       </w:pPr>
       <w:rPr>
+        <w:rFonts w:eastAsia="黑体"/>
         <w:b/>
         <w:bCs/>
         <w:color w:themeColor="background1" w:val="FFFFFF"/>
@@ -7590,6 +7966,7 @@
         <w:spacing w:after="0" w:before="0" w:line="240" w:lineRule="auto"/>
       </w:pPr>
       <w:rPr>
+        <w:rFonts w:eastAsia="黑体"/>
         <w:color w:val="auto"/>
       </w:rPr>
       <w:tblPr/>
@@ -7607,6 +7984,7 @@
     </w:tblStylePr>
     <w:tblStylePr w:type="firstCol">
       <w:rPr>
+        <w:rFonts w:eastAsia="黑体"/>
         <w:b/>
         <w:bCs/>
         <w:color w:themeColor="background1" w:val="FFFFFF"/>
@@ -7626,6 +8004,7 @@
     </w:tblStylePr>
     <w:tblStylePr w:type="lastCol">
       <w:rPr>
+        <w:rFonts w:eastAsia="黑体"/>
         <w:b/>
         <w:bCs/>
         <w:color w:themeColor="background1" w:val="FFFFFF"/>
@@ -7674,6 +8053,7 @@
     </w:tblStylePr>
     <w:tblStylePr w:type="nwCell">
       <w:rPr>
+        <w:rFonts w:eastAsia="黑体"/>
         <w:color w:themeColor="background1" w:val="FFFFFF"/>
       </w:rPr>
       <w:tblPr/>
@@ -7717,6 +8097,7 @@
         <w:spacing w:after="0" w:before="0" w:line="240" w:lineRule="auto"/>
       </w:pPr>
       <w:rPr>
+        <w:rFonts w:eastAsia="黑体"/>
         <w:b/>
         <w:bCs/>
         <w:color w:themeColor="background1" w:val="FFFFFF"/>
@@ -7739,6 +8120,7 @@
         <w:spacing w:after="0" w:before="0" w:line="240" w:lineRule="auto"/>
       </w:pPr>
       <w:rPr>
+        <w:rFonts w:eastAsia="黑体"/>
         <w:color w:val="auto"/>
       </w:rPr>
       <w:tblPr/>
@@ -7756,6 +8138,7 @@
     </w:tblStylePr>
     <w:tblStylePr w:type="firstCol">
       <w:rPr>
+        <w:rFonts w:eastAsia="黑体"/>
         <w:b/>
         <w:bCs/>
         <w:color w:themeColor="background1" w:val="FFFFFF"/>
@@ -7775,6 +8158,7 @@
     </w:tblStylePr>
     <w:tblStylePr w:type="lastCol">
       <w:rPr>
+        <w:rFonts w:eastAsia="黑体"/>
         <w:b/>
         <w:bCs/>
         <w:color w:themeColor="background1" w:val="FFFFFF"/>
@@ -7823,6 +8207,7 @@
     </w:tblStylePr>
     <w:tblStylePr w:type="nwCell">
       <w:rPr>
+        <w:rFonts w:eastAsia="黑体"/>
         <w:color w:themeColor="background1" w:val="FFFFFF"/>
       </w:rPr>
       <w:tblPr/>
@@ -7866,6 +8251,7 @@
         <w:spacing w:after="0" w:before="0" w:line="240" w:lineRule="auto"/>
       </w:pPr>
       <w:rPr>
+        <w:rFonts w:eastAsia="黑体"/>
         <w:b/>
         <w:bCs/>
         <w:color w:themeColor="background1" w:val="FFFFFF"/>
@@ -7888,6 +8274,7 @@
         <w:spacing w:after="0" w:before="0" w:line="240" w:lineRule="auto"/>
       </w:pPr>
       <w:rPr>
+        <w:rFonts w:eastAsia="黑体"/>
         <w:color w:val="auto"/>
       </w:rPr>
       <w:tblPr/>
@@ -7905,6 +8292,7 @@
     </w:tblStylePr>
     <w:tblStylePr w:type="firstCol">
       <w:rPr>
+        <w:rFonts w:eastAsia="黑体"/>
         <w:b/>
         <w:bCs/>
         <w:color w:themeColor="background1" w:val="FFFFFF"/>
@@ -7924,6 +8312,7 @@
     </w:tblStylePr>
     <w:tblStylePr w:type="lastCol">
       <w:rPr>
+        <w:rFonts w:eastAsia="黑体"/>
         <w:b/>
         <w:bCs/>
         <w:color w:themeColor="background1" w:val="FFFFFF"/>
@@ -7972,6 +8361,7 @@
     </w:tblStylePr>
     <w:tblStylePr w:type="nwCell">
       <w:rPr>
+        <w:rFonts w:eastAsia="黑体"/>
         <w:color w:themeColor="background1" w:val="FFFFFF"/>
       </w:rPr>
       <w:tblPr/>
@@ -8015,6 +8405,7 @@
         <w:spacing w:after="0" w:before="0" w:line="240" w:lineRule="auto"/>
       </w:pPr>
       <w:rPr>
+        <w:rFonts w:eastAsia="黑体"/>
         <w:b/>
         <w:bCs/>
         <w:color w:themeColor="background1" w:val="FFFFFF"/>
@@ -8037,6 +8428,7 @@
         <w:spacing w:after="0" w:before="0" w:line="240" w:lineRule="auto"/>
       </w:pPr>
       <w:rPr>
+        <w:rFonts w:eastAsia="黑体"/>
         <w:color w:val="auto"/>
       </w:rPr>
       <w:tblPr/>
@@ -8054,6 +8446,7 @@
     </w:tblStylePr>
     <w:tblStylePr w:type="firstCol">
       <w:rPr>
+        <w:rFonts w:eastAsia="黑体"/>
         <w:b/>
         <w:bCs/>
         <w:color w:themeColor="background1" w:val="FFFFFF"/>
@@ -8073,6 +8466,7 @@
     </w:tblStylePr>
     <w:tblStylePr w:type="lastCol">
       <w:rPr>
+        <w:rFonts w:eastAsia="黑体"/>
         <w:b/>
         <w:bCs/>
         <w:color w:themeColor="background1" w:val="FFFFFF"/>
@@ -8121,6 +8515,7 @@
     </w:tblStylePr>
     <w:tblStylePr w:type="nwCell">
       <w:rPr>
+        <w:rFonts w:eastAsia="黑体"/>
         <w:color w:themeColor="background1" w:val="FFFFFF"/>
       </w:rPr>
       <w:tblPr/>
@@ -8164,6 +8559,7 @@
         <w:spacing w:after="0" w:before="0" w:line="240" w:lineRule="auto"/>
       </w:pPr>
       <w:rPr>
+        <w:rFonts w:eastAsia="黑体"/>
         <w:b/>
         <w:bCs/>
         <w:color w:themeColor="background1" w:val="FFFFFF"/>
@@ -8186,6 +8582,7 @@
         <w:spacing w:after="0" w:before="0" w:line="240" w:lineRule="auto"/>
       </w:pPr>
       <w:rPr>
+        <w:rFonts w:eastAsia="黑体"/>
         <w:color w:val="auto"/>
       </w:rPr>
       <w:tblPr/>
@@ -8203,6 +8600,7 @@
     </w:tblStylePr>
     <w:tblStylePr w:type="firstCol">
       <w:rPr>
+        <w:rFonts w:eastAsia="黑体"/>
         <w:b/>
         <w:bCs/>
         <w:color w:themeColor="background1" w:val="FFFFFF"/>
@@ -8222,6 +8620,7 @@
     </w:tblStylePr>
     <w:tblStylePr w:type="lastCol">
       <w:rPr>
+        <w:rFonts w:eastAsia="黑体"/>
         <w:b/>
         <w:bCs/>
         <w:color w:themeColor="background1" w:val="FFFFFF"/>
@@ -8270,6 +8669,7 @@
     </w:tblStylePr>
     <w:tblStylePr w:type="nwCell">
       <w:rPr>
+        <w:rFonts w:eastAsia="黑体"/>
         <w:color w:themeColor="background1" w:val="FFFFFF"/>
       </w:rPr>
       <w:tblPr/>
@@ -8313,6 +8713,7 @@
         <w:spacing w:after="0" w:before="0" w:line="240" w:lineRule="auto"/>
       </w:pPr>
       <w:rPr>
+        <w:rFonts w:eastAsia="黑体"/>
         <w:b/>
         <w:bCs/>
         <w:color w:themeColor="background1" w:val="FFFFFF"/>
@@ -8335,6 +8736,7 @@
         <w:spacing w:after="0" w:before="0" w:line="240" w:lineRule="auto"/>
       </w:pPr>
       <w:rPr>
+        <w:rFonts w:eastAsia="黑体"/>
         <w:color w:val="auto"/>
       </w:rPr>
       <w:tblPr/>
@@ -8352,6 +8754,7 @@
     </w:tblStylePr>
     <w:tblStylePr w:type="firstCol">
       <w:rPr>
+        <w:rFonts w:eastAsia="黑体"/>
         <w:b/>
         <w:bCs/>
         <w:color w:themeColor="background1" w:val="FFFFFF"/>
@@ -8371,6 +8774,7 @@
     </w:tblStylePr>
     <w:tblStylePr w:type="lastCol">
       <w:rPr>
+        <w:rFonts w:eastAsia="黑体"/>
         <w:b/>
         <w:bCs/>
         <w:color w:themeColor="background1" w:val="FFFFFF"/>
@@ -8419,6 +8823,7 @@
     </w:tblStylePr>
     <w:tblStylePr w:type="nwCell">
       <w:rPr>
+        <w:rFonts w:eastAsia="黑体"/>
         <w:color w:themeColor="background1" w:val="FFFFFF"/>
       </w:rPr>
       <w:tblPr/>
@@ -8443,6 +8848,7 @@
       <w:spacing w:after="0" w:line="240" w:lineRule="auto"/>
     </w:pPr>
     <w:rPr>
+      <w:rFonts w:eastAsia="黑体"/>
       <w:color w:themeColor="text1" w:val="000000"/>
     </w:rPr>
     <w:tblPr>
@@ -8462,7 +8868,7 @@
     </w:tblPr>
     <w:tblStylePr w:type="firstRow">
       <w:rPr>
-        <w:rFonts w:asciiTheme="majorHAnsi" w:cstheme="majorBidi" w:eastAsiaTheme="majorEastAsia" w:hAnsiTheme="majorHAnsi"/>
+        <w:rFonts w:asciiTheme="majorHAnsi" w:cstheme="majorBidi" w:hAnsiTheme="majorHAnsi" w:eastAsia="黑体"/>
       </w:rPr>
       <w:tblPr/>
       <w:tcPr>
@@ -8474,6 +8880,7 @@
     </w:tblStylePr>
     <w:tblStylePr w:type="lastRow">
       <w:rPr>
+        <w:rFonts w:eastAsia="黑体"/>
         <w:b/>
         <w:bCs/>
         <w:color w:themeColor="text2" w:val="1F497D"/>
@@ -8488,12 +8895,14 @@
     </w:tblStylePr>
     <w:tblStylePr w:type="firstCol">
       <w:rPr>
+        <w:rFonts w:eastAsia="黑体"/>
         <w:b/>
         <w:bCs/>
       </w:rPr>
     </w:tblStylePr>
     <w:tblStylePr w:type="lastCol">
       <w:rPr>
+        <w:rFonts w:eastAsia="黑体"/>
         <w:b/>
         <w:bCs/>
       </w:rPr>
@@ -8527,6 +8936,7 @@
       <w:spacing w:after="0" w:line="240" w:lineRule="auto"/>
     </w:pPr>
     <w:rPr>
+      <w:rFonts w:eastAsia="黑体"/>
       <w:color w:themeColor="text1" w:val="000000"/>
     </w:rPr>
     <w:tblPr>
@@ -8546,7 +8956,7 @@
     </w:tblPr>
     <w:tblStylePr w:type="firstRow">
       <w:rPr>
-        <w:rFonts w:asciiTheme="majorHAnsi" w:cstheme="majorBidi" w:eastAsiaTheme="majorEastAsia" w:hAnsiTheme="majorHAnsi"/>
+        <w:rFonts w:asciiTheme="majorHAnsi" w:cstheme="majorBidi" w:hAnsiTheme="majorHAnsi" w:eastAsia="黑体"/>
       </w:rPr>
       <w:tblPr/>
       <w:tcPr>
@@ -8558,6 +8968,7 @@
     </w:tblStylePr>
     <w:tblStylePr w:type="lastRow">
       <w:rPr>
+        <w:rFonts w:eastAsia="黑体"/>
         <w:b/>
         <w:bCs/>
         <w:color w:themeColor="text2" w:val="1F497D"/>
@@ -8572,12 +8983,14 @@
     </w:tblStylePr>
     <w:tblStylePr w:type="firstCol">
       <w:rPr>
+        <w:rFonts w:eastAsia="黑体"/>
         <w:b/>
         <w:bCs/>
       </w:rPr>
     </w:tblStylePr>
     <w:tblStylePr w:type="lastCol">
       <w:rPr>
+        <w:rFonts w:eastAsia="黑体"/>
         <w:b/>
         <w:bCs/>
       </w:rPr>
@@ -8611,6 +9024,7 @@
       <w:spacing w:after="0" w:line="240" w:lineRule="auto"/>
     </w:pPr>
     <w:rPr>
+      <w:rFonts w:eastAsia="黑体"/>
       <w:color w:themeColor="text1" w:val="000000"/>
     </w:rPr>
     <w:tblPr>
@@ -8630,7 +9044,7 @@
     </w:tblPr>
     <w:tblStylePr w:type="firstRow">
       <w:rPr>
-        <w:rFonts w:asciiTheme="majorHAnsi" w:cstheme="majorBidi" w:eastAsiaTheme="majorEastAsia" w:hAnsiTheme="majorHAnsi"/>
+        <w:rFonts w:asciiTheme="majorHAnsi" w:cstheme="majorBidi" w:hAnsiTheme="majorHAnsi" w:eastAsia="黑体"/>
       </w:rPr>
       <w:tblPr/>
       <w:tcPr>
@@ -8642,6 +9056,7 @@
     </w:tblStylePr>
     <w:tblStylePr w:type="lastRow">
       <w:rPr>
+        <w:rFonts w:eastAsia="黑体"/>
         <w:b/>
         <w:bCs/>
         <w:color w:themeColor="text2" w:val="1F497D"/>
@@ -8656,12 +9071,14 @@
     </w:tblStylePr>
     <w:tblStylePr w:type="firstCol">
       <w:rPr>
+        <w:rFonts w:eastAsia="黑体"/>
         <w:b/>
         <w:bCs/>
       </w:rPr>
     </w:tblStylePr>
     <w:tblStylePr w:type="lastCol">
       <w:rPr>
+        <w:rFonts w:eastAsia="黑体"/>
         <w:b/>
         <w:bCs/>
       </w:rPr>
@@ -8695,6 +9112,7 @@
       <w:spacing w:after="0" w:line="240" w:lineRule="auto"/>
     </w:pPr>
     <w:rPr>
+      <w:rFonts w:eastAsia="黑体"/>
       <w:color w:themeColor="text1" w:val="000000"/>
     </w:rPr>
     <w:tblPr>
@@ -8714,7 +9132,7 @@
     </w:tblPr>
     <w:tblStylePr w:type="firstRow">
       <w:rPr>
-        <w:rFonts w:asciiTheme="majorHAnsi" w:cstheme="majorBidi" w:eastAsiaTheme="majorEastAsia" w:hAnsiTheme="majorHAnsi"/>
+        <w:rFonts w:asciiTheme="majorHAnsi" w:cstheme="majorBidi" w:hAnsiTheme="majorHAnsi" w:eastAsia="黑体"/>
       </w:rPr>
       <w:tblPr/>
       <w:tcPr>
@@ -8726,6 +9144,7 @@
     </w:tblStylePr>
     <w:tblStylePr w:type="lastRow">
       <w:rPr>
+        <w:rFonts w:eastAsia="黑体"/>
         <w:b/>
         <w:bCs/>
         <w:color w:themeColor="text2" w:val="1F497D"/>
@@ -8740,12 +9159,14 @@
     </w:tblStylePr>
     <w:tblStylePr w:type="firstCol">
       <w:rPr>
+        <w:rFonts w:eastAsia="黑体"/>
         <w:b/>
         <w:bCs/>
       </w:rPr>
     </w:tblStylePr>
     <w:tblStylePr w:type="lastCol">
       <w:rPr>
+        <w:rFonts w:eastAsia="黑体"/>
         <w:b/>
         <w:bCs/>
       </w:rPr>
@@ -8779,6 +9200,7 @@
       <w:spacing w:after="0" w:line="240" w:lineRule="auto"/>
     </w:pPr>
     <w:rPr>
+      <w:rFonts w:eastAsia="黑体"/>
       <w:color w:themeColor="text1" w:val="000000"/>
     </w:rPr>
     <w:tblPr>
@@ -8798,7 +9220,7 @@
     </w:tblPr>
     <w:tblStylePr w:type="firstRow">
       <w:rPr>
-        <w:rFonts w:asciiTheme="majorHAnsi" w:cstheme="majorBidi" w:eastAsiaTheme="majorEastAsia" w:hAnsiTheme="majorHAnsi"/>
+        <w:rFonts w:asciiTheme="majorHAnsi" w:cstheme="majorBidi" w:hAnsiTheme="majorHAnsi" w:eastAsia="黑体"/>
       </w:rPr>
       <w:tblPr/>
       <w:tcPr>
@@ -8810,6 +9232,7 @@
     </w:tblStylePr>
     <w:tblStylePr w:type="lastRow">
       <w:rPr>
+        <w:rFonts w:eastAsia="黑体"/>
         <w:b/>
         <w:bCs/>
         <w:color w:themeColor="text2" w:val="1F497D"/>
@@ -8824,12 +9247,14 @@
     </w:tblStylePr>
     <w:tblStylePr w:type="firstCol">
       <w:rPr>
+        <w:rFonts w:eastAsia="黑体"/>
         <w:b/>
         <w:bCs/>
       </w:rPr>
     </w:tblStylePr>
     <w:tblStylePr w:type="lastCol">
       <w:rPr>
+        <w:rFonts w:eastAsia="黑体"/>
         <w:b/>
         <w:bCs/>
       </w:rPr>
@@ -8863,6 +9288,7 @@
       <w:spacing w:after="0" w:line="240" w:lineRule="auto"/>
     </w:pPr>
     <w:rPr>
+      <w:rFonts w:eastAsia="黑体"/>
       <w:color w:themeColor="text1" w:val="000000"/>
     </w:rPr>
     <w:tblPr>
@@ -8882,7 +9308,7 @@
     </w:tblPr>
     <w:tblStylePr w:type="firstRow">
       <w:rPr>
-        <w:rFonts w:asciiTheme="majorHAnsi" w:cstheme="majorBidi" w:eastAsiaTheme="majorEastAsia" w:hAnsiTheme="majorHAnsi"/>
+        <w:rFonts w:asciiTheme="majorHAnsi" w:cstheme="majorBidi" w:hAnsiTheme="majorHAnsi" w:eastAsia="黑体"/>
       </w:rPr>
       <w:tblPr/>
       <w:tcPr>
@@ -8894,6 +9320,7 @@
     </w:tblStylePr>
     <w:tblStylePr w:type="lastRow">
       <w:rPr>
+        <w:rFonts w:eastAsia="黑体"/>
         <w:b/>
         <w:bCs/>
         <w:color w:themeColor="text2" w:val="1F497D"/>
@@ -8908,12 +9335,14 @@
     </w:tblStylePr>
     <w:tblStylePr w:type="firstCol">
       <w:rPr>
+        <w:rFonts w:eastAsia="黑体"/>
         <w:b/>
         <w:bCs/>
       </w:rPr>
     </w:tblStylePr>
     <w:tblStylePr w:type="lastCol">
       <w:rPr>
+        <w:rFonts w:eastAsia="黑体"/>
         <w:b/>
         <w:bCs/>
       </w:rPr>
@@ -8947,6 +9376,7 @@
       <w:spacing w:after="0" w:line="240" w:lineRule="auto"/>
     </w:pPr>
     <w:rPr>
+      <w:rFonts w:eastAsia="黑体"/>
       <w:color w:themeColor="text1" w:val="000000"/>
     </w:rPr>
     <w:tblPr>
@@ -8966,7 +9396,7 @@
     </w:tblPr>
     <w:tblStylePr w:type="firstRow">
       <w:rPr>
-        <w:rFonts w:asciiTheme="majorHAnsi" w:cstheme="majorBidi" w:eastAsiaTheme="majorEastAsia" w:hAnsiTheme="majorHAnsi"/>
+        <w:rFonts w:asciiTheme="majorHAnsi" w:cstheme="majorBidi" w:hAnsiTheme="majorHAnsi" w:eastAsia="黑体"/>
       </w:rPr>
       <w:tblPr/>
       <w:tcPr>
@@ -8978,6 +9408,7 @@
     </w:tblStylePr>
     <w:tblStylePr w:type="lastRow">
       <w:rPr>
+        <w:rFonts w:eastAsia="黑体"/>
         <w:b/>
         <w:bCs/>
         <w:color w:themeColor="text2" w:val="1F497D"/>
@@ -8992,12 +9423,14 @@
     </w:tblStylePr>
     <w:tblStylePr w:type="firstCol">
       <w:rPr>
+        <w:rFonts w:eastAsia="黑体"/>
         <w:b/>
         <w:bCs/>
       </w:rPr>
     </w:tblStylePr>
     <w:tblStylePr w:type="lastCol">
       <w:rPr>
+        <w:rFonts w:eastAsia="黑体"/>
         <w:b/>
         <w:bCs/>
       </w:rPr>
@@ -9031,7 +9464,7 @@
       <w:spacing w:after="0" w:line="240" w:lineRule="auto"/>
     </w:pPr>
     <w:rPr>
-      <w:rFonts w:asciiTheme="majorHAnsi" w:cstheme="majorBidi" w:eastAsiaTheme="majorEastAsia" w:hAnsiTheme="majorHAnsi"/>
+      <w:rFonts w:asciiTheme="majorHAnsi" w:cstheme="majorBidi" w:hAnsiTheme="majorHAnsi" w:eastAsia="黑体"/>
       <w:color w:themeColor="text1" w:val="000000"/>
     </w:rPr>
     <w:tblPr>
@@ -9053,6 +9486,7 @@
     </w:tblPr>
     <w:tblStylePr w:type="firstRow">
       <w:rPr>
+        <w:rFonts w:eastAsia="黑体"/>
         <w:sz w:val="24"/>
         <w:szCs w:val="24"/>
       </w:rPr>
@@ -9159,7 +9593,7 @@
       <w:spacing w:after="0" w:line="240" w:lineRule="auto"/>
     </w:pPr>
     <w:rPr>
-      <w:rFonts w:asciiTheme="majorHAnsi" w:cstheme="majorBidi" w:eastAsiaTheme="majorEastAsia" w:hAnsiTheme="majorHAnsi"/>
+      <w:rFonts w:asciiTheme="majorHAnsi" w:cstheme="majorBidi" w:hAnsiTheme="majorHAnsi" w:eastAsia="黑体"/>
       <w:color w:themeColor="text1" w:val="000000"/>
     </w:rPr>
     <w:tblPr>
@@ -9181,6 +9615,7 @@
     </w:tblPr>
     <w:tblStylePr w:type="firstRow">
       <w:rPr>
+        <w:rFonts w:eastAsia="黑体"/>
         <w:sz w:val="24"/>
         <w:szCs w:val="24"/>
       </w:rPr>
@@ -9287,7 +9722,7 @@
       <w:spacing w:after="0" w:line="240" w:lineRule="auto"/>
     </w:pPr>
     <w:rPr>
-      <w:rFonts w:asciiTheme="majorHAnsi" w:cstheme="majorBidi" w:eastAsiaTheme="majorEastAsia" w:hAnsiTheme="majorHAnsi"/>
+      <w:rFonts w:asciiTheme="majorHAnsi" w:cstheme="majorBidi" w:hAnsiTheme="majorHAnsi" w:eastAsia="黑体"/>
       <w:color w:themeColor="text1" w:val="000000"/>
     </w:rPr>
     <w:tblPr>
@@ -9309,6 +9744,7 @@
     </w:tblPr>
     <w:tblStylePr w:type="firstRow">
       <w:rPr>
+        <w:rFonts w:eastAsia="黑体"/>
         <w:sz w:val="24"/>
         <w:szCs w:val="24"/>
       </w:rPr>
@@ -9415,7 +9851,7 @@
       <w:spacing w:after="0" w:line="240" w:lineRule="auto"/>
     </w:pPr>
     <w:rPr>
-      <w:rFonts w:asciiTheme="majorHAnsi" w:cstheme="majorBidi" w:eastAsiaTheme="majorEastAsia" w:hAnsiTheme="majorHAnsi"/>
+      <w:rFonts w:asciiTheme="majorHAnsi" w:cstheme="majorBidi" w:hAnsiTheme="majorHAnsi" w:eastAsia="黑体"/>
       <w:color w:themeColor="text1" w:val="000000"/>
     </w:rPr>
     <w:tblPr>
@@ -9437,6 +9873,7 @@
     </w:tblPr>
     <w:tblStylePr w:type="firstRow">
       <w:rPr>
+        <w:rFonts w:eastAsia="黑体"/>
         <w:sz w:val="24"/>
         <w:szCs w:val="24"/>
       </w:rPr>
@@ -9543,7 +9980,7 @@
       <w:spacing w:after="0" w:line="240" w:lineRule="auto"/>
     </w:pPr>
     <w:rPr>
-      <w:rFonts w:asciiTheme="majorHAnsi" w:cstheme="majorBidi" w:eastAsiaTheme="majorEastAsia" w:hAnsiTheme="majorHAnsi"/>
+      <w:rFonts w:asciiTheme="majorHAnsi" w:cstheme="majorBidi" w:hAnsiTheme="majorHAnsi" w:eastAsia="黑体"/>
       <w:color w:themeColor="text1" w:val="000000"/>
     </w:rPr>
     <w:tblPr>
@@ -9565,6 +10002,7 @@
     </w:tblPr>
     <w:tblStylePr w:type="firstRow">
       <w:rPr>
+        <w:rFonts w:eastAsia="黑体"/>
         <w:sz w:val="24"/>
         <w:szCs w:val="24"/>
       </w:rPr>
@@ -9671,7 +10109,7 @@
       <w:spacing w:after="0" w:line="240" w:lineRule="auto"/>
     </w:pPr>
     <w:rPr>
-      <w:rFonts w:asciiTheme="majorHAnsi" w:cstheme="majorBidi" w:eastAsiaTheme="majorEastAsia" w:hAnsiTheme="majorHAnsi"/>
+      <w:rFonts w:asciiTheme="majorHAnsi" w:cstheme="majorBidi" w:hAnsiTheme="majorHAnsi" w:eastAsia="黑体"/>
       <w:color w:themeColor="text1" w:val="000000"/>
     </w:rPr>
     <w:tblPr>
@@ -9693,6 +10131,7 @@
     </w:tblPr>
     <w:tblStylePr w:type="firstRow">
       <w:rPr>
+        <w:rFonts w:eastAsia="黑体"/>
         <w:sz w:val="24"/>
         <w:szCs w:val="24"/>
       </w:rPr>
@@ -9799,7 +10238,7 @@
       <w:spacing w:after="0" w:line="240" w:lineRule="auto"/>
     </w:pPr>
     <w:rPr>
-      <w:rFonts w:asciiTheme="majorHAnsi" w:cstheme="majorBidi" w:eastAsiaTheme="majorEastAsia" w:hAnsiTheme="majorHAnsi"/>
+      <w:rFonts w:asciiTheme="majorHAnsi" w:cstheme="majorBidi" w:hAnsiTheme="majorHAnsi" w:eastAsia="黑体"/>
       <w:color w:themeColor="text1" w:val="000000"/>
     </w:rPr>
     <w:tblPr>
@@ -9821,6 +10260,7 @@
     </w:tblPr>
     <w:tblStylePr w:type="firstRow">
       <w:rPr>
+        <w:rFonts w:eastAsia="黑体"/>
         <w:sz w:val="24"/>
         <w:szCs w:val="24"/>
       </w:rPr>
@@ -9950,12 +10390,14 @@
     </w:tcPr>
     <w:tblStylePr w:type="firstRow">
       <w:rPr>
+        <w:rFonts w:eastAsia="黑体"/>
         <w:b/>
         <w:bCs/>
       </w:rPr>
     </w:tblStylePr>
     <w:tblStylePr w:type="lastRow">
       <w:rPr>
+        <w:rFonts w:eastAsia="黑体"/>
         <w:b/>
         <w:bCs/>
       </w:rPr>
@@ -9968,12 +10410,14 @@
     </w:tblStylePr>
     <w:tblStylePr w:type="firstCol">
       <w:rPr>
+        <w:rFonts w:eastAsia="黑体"/>
         <w:b/>
         <w:bCs/>
       </w:rPr>
     </w:tblStylePr>
     <w:tblStylePr w:type="lastCol">
       <w:rPr>
+        <w:rFonts w:eastAsia="黑体"/>
         <w:b/>
         <w:bCs/>
       </w:rPr>
@@ -10023,12 +10467,14 @@
     </w:tcPr>
     <w:tblStylePr w:type="firstRow">
       <w:rPr>
+        <w:rFonts w:eastAsia="黑体"/>
         <w:b/>
         <w:bCs/>
       </w:rPr>
     </w:tblStylePr>
     <w:tblStylePr w:type="lastRow">
       <w:rPr>
+        <w:rFonts w:eastAsia="黑体"/>
         <w:b/>
         <w:bCs/>
       </w:rPr>
@@ -10041,12 +10487,14 @@
     </w:tblStylePr>
     <w:tblStylePr w:type="firstCol">
       <w:rPr>
+        <w:rFonts w:eastAsia="黑体"/>
         <w:b/>
         <w:bCs/>
       </w:rPr>
     </w:tblStylePr>
     <w:tblStylePr w:type="lastCol">
       <w:rPr>
+        <w:rFonts w:eastAsia="黑体"/>
         <w:b/>
         <w:bCs/>
       </w:rPr>
@@ -10096,12 +10544,14 @@
     </w:tcPr>
     <w:tblStylePr w:type="firstRow">
       <w:rPr>
+        <w:rFonts w:eastAsia="黑体"/>
         <w:b/>
         <w:bCs/>
       </w:rPr>
     </w:tblStylePr>
     <w:tblStylePr w:type="lastRow">
       <w:rPr>
+        <w:rFonts w:eastAsia="黑体"/>
         <w:b/>
         <w:bCs/>
       </w:rPr>
@@ -10114,12 +10564,14 @@
     </w:tblStylePr>
     <w:tblStylePr w:type="firstCol">
       <w:rPr>
+        <w:rFonts w:eastAsia="黑体"/>
         <w:b/>
         <w:bCs/>
       </w:rPr>
     </w:tblStylePr>
     <w:tblStylePr w:type="lastCol">
       <w:rPr>
+        <w:rFonts w:eastAsia="黑体"/>
         <w:b/>
         <w:bCs/>
       </w:rPr>
@@ -10169,12 +10621,14 @@
     </w:tcPr>
     <w:tblStylePr w:type="firstRow">
       <w:rPr>
+        <w:rFonts w:eastAsia="黑体"/>
         <w:b/>
         <w:bCs/>
       </w:rPr>
     </w:tblStylePr>
     <w:tblStylePr w:type="lastRow">
       <w:rPr>
+        <w:rFonts w:eastAsia="黑体"/>
         <w:b/>
         <w:bCs/>
       </w:rPr>
@@ -10187,12 +10641,14 @@
     </w:tblStylePr>
     <w:tblStylePr w:type="firstCol">
       <w:rPr>
+        <w:rFonts w:eastAsia="黑体"/>
         <w:b/>
         <w:bCs/>
       </w:rPr>
     </w:tblStylePr>
     <w:tblStylePr w:type="lastCol">
       <w:rPr>
+        <w:rFonts w:eastAsia="黑体"/>
         <w:b/>
         <w:bCs/>
       </w:rPr>
@@ -10242,12 +10698,14 @@
     </w:tcPr>
     <w:tblStylePr w:type="firstRow">
       <w:rPr>
+        <w:rFonts w:eastAsia="黑体"/>
         <w:b/>
         <w:bCs/>
       </w:rPr>
     </w:tblStylePr>
     <w:tblStylePr w:type="lastRow">
       <w:rPr>
+        <w:rFonts w:eastAsia="黑体"/>
         <w:b/>
         <w:bCs/>
       </w:rPr>
@@ -10260,12 +10718,14 @@
     </w:tblStylePr>
     <w:tblStylePr w:type="firstCol">
       <w:rPr>
+        <w:rFonts w:eastAsia="黑体"/>
         <w:b/>
         <w:bCs/>
       </w:rPr>
     </w:tblStylePr>
     <w:tblStylePr w:type="lastCol">
       <w:rPr>
+        <w:rFonts w:eastAsia="黑体"/>
         <w:b/>
         <w:bCs/>
       </w:rPr>
@@ -10315,12 +10775,14 @@
     </w:tcPr>
     <w:tblStylePr w:type="firstRow">
       <w:rPr>
+        <w:rFonts w:eastAsia="黑体"/>
         <w:b/>
         <w:bCs/>
       </w:rPr>
     </w:tblStylePr>
     <w:tblStylePr w:type="lastRow">
       <w:rPr>
+        <w:rFonts w:eastAsia="黑体"/>
         <w:b/>
         <w:bCs/>
       </w:rPr>
@@ -10333,12 +10795,14 @@
     </w:tblStylePr>
     <w:tblStylePr w:type="firstCol">
       <w:rPr>
+        <w:rFonts w:eastAsia="黑体"/>
         <w:b/>
         <w:bCs/>
       </w:rPr>
     </w:tblStylePr>
     <w:tblStylePr w:type="lastCol">
       <w:rPr>
+        <w:rFonts w:eastAsia="黑体"/>
         <w:b/>
         <w:bCs/>
       </w:rPr>
@@ -10388,12 +10852,14 @@
     </w:tcPr>
     <w:tblStylePr w:type="firstRow">
       <w:rPr>
+        <w:rFonts w:eastAsia="黑体"/>
         <w:b/>
         <w:bCs/>
       </w:rPr>
     </w:tblStylePr>
     <w:tblStylePr w:type="lastRow">
       <w:rPr>
+        <w:rFonts w:eastAsia="黑体"/>
         <w:b/>
         <w:bCs/>
       </w:rPr>
@@ -10406,12 +10872,14 @@
     </w:tblStylePr>
     <w:tblStylePr w:type="firstCol">
       <w:rPr>
+        <w:rFonts w:eastAsia="黑体"/>
         <w:b/>
         <w:bCs/>
       </w:rPr>
     </w:tblStylePr>
     <w:tblStylePr w:type="lastCol">
       <w:rPr>
+        <w:rFonts w:eastAsia="黑体"/>
         <w:b/>
         <w:bCs/>
       </w:rPr>
@@ -10438,7 +10906,7 @@
       <w:spacing w:after="0" w:line="240" w:lineRule="auto"/>
     </w:pPr>
     <w:rPr>
-      <w:rFonts w:asciiTheme="majorHAnsi" w:cstheme="majorBidi" w:eastAsiaTheme="majorEastAsia" w:hAnsiTheme="majorHAnsi"/>
+      <w:rFonts w:asciiTheme="majorHAnsi" w:cstheme="majorBidi" w:hAnsiTheme="majorHAnsi" w:eastAsia="黑体"/>
       <w:color w:themeColor="text1" w:val="000000"/>
     </w:rPr>
     <w:tblPr>
@@ -10465,6 +10933,7 @@
     </w:tcPr>
     <w:tblStylePr w:type="firstRow">
       <w:rPr>
+        <w:rFonts w:eastAsia="黑体"/>
         <w:b/>
         <w:bCs/>
         <w:color w:themeColor="text1" w:val="000000"/>
@@ -10476,6 +10945,7 @@
     </w:tblStylePr>
     <w:tblStylePr w:type="lastRow">
       <w:rPr>
+        <w:rFonts w:eastAsia="黑体"/>
         <w:b/>
         <w:bCs/>
         <w:color w:themeColor="text1" w:val="000000"/>
@@ -10495,6 +10965,7 @@
     </w:tblStylePr>
     <w:tblStylePr w:type="firstCol">
       <w:rPr>
+        <w:rFonts w:eastAsia="黑体"/>
         <w:b/>
         <w:bCs/>
         <w:color w:themeColor="text1" w:val="000000"/>
@@ -10514,6 +10985,7 @@
     </w:tblStylePr>
     <w:tblStylePr w:type="lastCol">
       <w:rPr>
+        <w:rFonts w:eastAsia="黑体"/>
         <w:b w:val="0"/>
         <w:bCs w:val="0"/>
         <w:color w:themeColor="text1" w:val="000000"/>
@@ -10563,7 +11035,7 @@
       <w:spacing w:after="0" w:line="240" w:lineRule="auto"/>
     </w:pPr>
     <w:rPr>
-      <w:rFonts w:asciiTheme="majorHAnsi" w:cstheme="majorBidi" w:eastAsiaTheme="majorEastAsia" w:hAnsiTheme="majorHAnsi"/>
+      <w:rFonts w:asciiTheme="majorHAnsi" w:cstheme="majorBidi" w:hAnsiTheme="majorHAnsi" w:eastAsia="黑体"/>
       <w:color w:themeColor="text1" w:val="000000"/>
     </w:rPr>
     <w:tblPr>
@@ -10590,6 +11062,7 @@
     </w:tcPr>
     <w:tblStylePr w:type="firstRow">
       <w:rPr>
+        <w:rFonts w:eastAsia="黑体"/>
         <w:b/>
         <w:bCs/>
         <w:color w:themeColor="text1" w:val="000000"/>
@@ -10601,6 +11074,7 @@
     </w:tblStylePr>
     <w:tblStylePr w:type="lastRow">
       <w:rPr>
+        <w:rFonts w:eastAsia="黑体"/>
         <w:b/>
         <w:bCs/>
         <w:color w:themeColor="text1" w:val="000000"/>
@@ -10620,6 +11094,7 @@
     </w:tblStylePr>
     <w:tblStylePr w:type="firstCol">
       <w:rPr>
+        <w:rFonts w:eastAsia="黑体"/>
         <w:b/>
         <w:bCs/>
         <w:color w:themeColor="text1" w:val="000000"/>
@@ -10639,6 +11114,7 @@
     </w:tblStylePr>
     <w:tblStylePr w:type="lastCol">
       <w:rPr>
+        <w:rFonts w:eastAsia="黑体"/>
         <w:b w:val="0"/>
         <w:bCs w:val="0"/>
         <w:color w:themeColor="text1" w:val="000000"/>
@@ -10688,7 +11164,7 @@
       <w:spacing w:after="0" w:line="240" w:lineRule="auto"/>
     </w:pPr>
     <w:rPr>
-      <w:rFonts w:asciiTheme="majorHAnsi" w:cstheme="majorBidi" w:eastAsiaTheme="majorEastAsia" w:hAnsiTheme="majorHAnsi"/>
+      <w:rFonts w:asciiTheme="majorHAnsi" w:cstheme="majorBidi" w:hAnsiTheme="majorHAnsi" w:eastAsia="黑体"/>
       <w:color w:themeColor="text1" w:val="000000"/>
     </w:rPr>
     <w:tblPr>
@@ -10715,6 +11191,7 @@
     </w:tcPr>
     <w:tblStylePr w:type="firstRow">
       <w:rPr>
+        <w:rFonts w:eastAsia="黑体"/>
         <w:b/>
         <w:bCs/>
         <w:color w:themeColor="text1" w:val="000000"/>
@@ -10726,6 +11203,7 @@
     </w:tblStylePr>
     <w:tblStylePr w:type="lastRow">
       <w:rPr>
+        <w:rFonts w:eastAsia="黑体"/>
         <w:b/>
         <w:bCs/>
         <w:color w:themeColor="text1" w:val="000000"/>
@@ -10745,6 +11223,7 @@
     </w:tblStylePr>
     <w:tblStylePr w:type="firstCol">
       <w:rPr>
+        <w:rFonts w:eastAsia="黑体"/>
         <w:b/>
         <w:bCs/>
         <w:color w:themeColor="text1" w:val="000000"/>
@@ -10764,6 +11243,7 @@
     </w:tblStylePr>
     <w:tblStylePr w:type="lastCol">
       <w:rPr>
+        <w:rFonts w:eastAsia="黑体"/>
         <w:b w:val="0"/>
         <w:bCs w:val="0"/>
         <w:color w:themeColor="text1" w:val="000000"/>
@@ -10813,7 +11293,7 @@
       <w:spacing w:after="0" w:line="240" w:lineRule="auto"/>
     </w:pPr>
     <w:rPr>
-      <w:rFonts w:asciiTheme="majorHAnsi" w:cstheme="majorBidi" w:eastAsiaTheme="majorEastAsia" w:hAnsiTheme="majorHAnsi"/>
+      <w:rFonts w:asciiTheme="majorHAnsi" w:cstheme="majorBidi" w:hAnsiTheme="majorHAnsi" w:eastAsia="黑体"/>
       <w:color w:themeColor="text1" w:val="000000"/>
     </w:rPr>
     <w:tblPr>
@@ -10840,6 +11320,7 @@
     </w:tcPr>
     <w:tblStylePr w:type="firstRow">
       <w:rPr>
+        <w:rFonts w:eastAsia="黑体"/>
         <w:b/>
         <w:bCs/>
         <w:color w:themeColor="text1" w:val="000000"/>
@@ -10851,6 +11332,7 @@
     </w:tblStylePr>
     <w:tblStylePr w:type="lastRow">
       <w:rPr>
+        <w:rFonts w:eastAsia="黑体"/>
         <w:b/>
         <w:bCs/>
         <w:color w:themeColor="text1" w:val="000000"/>
@@ -10870,6 +11352,7 @@
     </w:tblStylePr>
     <w:tblStylePr w:type="firstCol">
       <w:rPr>
+        <w:rFonts w:eastAsia="黑体"/>
         <w:b/>
         <w:bCs/>
         <w:color w:themeColor="text1" w:val="000000"/>
@@ -10889,6 +11372,7 @@
     </w:tblStylePr>
     <w:tblStylePr w:type="lastCol">
       <w:rPr>
+        <w:rFonts w:eastAsia="黑体"/>
         <w:b w:val="0"/>
         <w:bCs w:val="0"/>
         <w:color w:themeColor="text1" w:val="000000"/>
@@ -10938,7 +11422,7 @@
       <w:spacing w:after="0" w:line="240" w:lineRule="auto"/>
     </w:pPr>
     <w:rPr>
-      <w:rFonts w:asciiTheme="majorHAnsi" w:cstheme="majorBidi" w:eastAsiaTheme="majorEastAsia" w:hAnsiTheme="majorHAnsi"/>
+      <w:rFonts w:asciiTheme="majorHAnsi" w:cstheme="majorBidi" w:hAnsiTheme="majorHAnsi" w:eastAsia="黑体"/>
       <w:color w:themeColor="text1" w:val="000000"/>
     </w:rPr>
     <w:tblPr>
@@ -10965,6 +11449,7 @@
     </w:tcPr>
     <w:tblStylePr w:type="firstRow">
       <w:rPr>
+        <w:rFonts w:eastAsia="黑体"/>
         <w:b/>
         <w:bCs/>
         <w:color w:themeColor="text1" w:val="000000"/>
@@ -10976,6 +11461,7 @@
     </w:tblStylePr>
     <w:tblStylePr w:type="lastRow">
       <w:rPr>
+        <w:rFonts w:eastAsia="黑体"/>
         <w:b/>
         <w:bCs/>
         <w:color w:themeColor="text1" w:val="000000"/>
@@ -10995,6 +11481,7 @@
     </w:tblStylePr>
     <w:tblStylePr w:type="firstCol">
       <w:rPr>
+        <w:rFonts w:eastAsia="黑体"/>
         <w:b/>
         <w:bCs/>
         <w:color w:themeColor="text1" w:val="000000"/>
@@ -11014,6 +11501,7 @@
     </w:tblStylePr>
     <w:tblStylePr w:type="lastCol">
       <w:rPr>
+        <w:rFonts w:eastAsia="黑体"/>
         <w:b w:val="0"/>
         <w:bCs w:val="0"/>
         <w:color w:themeColor="text1" w:val="000000"/>
@@ -11063,7 +11551,7 @@
       <w:spacing w:after="0" w:line="240" w:lineRule="auto"/>
     </w:pPr>
     <w:rPr>
-      <w:rFonts w:asciiTheme="majorHAnsi" w:cstheme="majorBidi" w:eastAsiaTheme="majorEastAsia" w:hAnsiTheme="majorHAnsi"/>
+      <w:rFonts w:asciiTheme="majorHAnsi" w:cstheme="majorBidi" w:hAnsiTheme="majorHAnsi" w:eastAsia="黑体"/>
       <w:color w:themeColor="text1" w:val="000000"/>
     </w:rPr>
     <w:tblPr>
@@ -11090,6 +11578,7 @@
     </w:tcPr>
     <w:tblStylePr w:type="firstRow">
       <w:rPr>
+        <w:rFonts w:eastAsia="黑体"/>
         <w:b/>
         <w:bCs/>
         <w:color w:themeColor="text1" w:val="000000"/>
@@ -11101,6 +11590,7 @@
     </w:tblStylePr>
     <w:tblStylePr w:type="lastRow">
       <w:rPr>
+        <w:rFonts w:eastAsia="黑体"/>
         <w:b/>
         <w:bCs/>
         <w:color w:themeColor="text1" w:val="000000"/>
@@ -11120,6 +11610,7 @@
     </w:tblStylePr>
     <w:tblStylePr w:type="firstCol">
       <w:rPr>
+        <w:rFonts w:eastAsia="黑体"/>
         <w:b/>
         <w:bCs/>
         <w:color w:themeColor="text1" w:val="000000"/>
@@ -11139,6 +11630,7 @@
     </w:tblStylePr>
     <w:tblStylePr w:type="lastCol">
       <w:rPr>
+        <w:rFonts w:eastAsia="黑体"/>
         <w:b w:val="0"/>
         <w:bCs w:val="0"/>
         <w:color w:themeColor="text1" w:val="000000"/>
@@ -11188,7 +11680,7 @@
       <w:spacing w:after="0" w:line="240" w:lineRule="auto"/>
     </w:pPr>
     <w:rPr>
-      <w:rFonts w:asciiTheme="majorHAnsi" w:cstheme="majorBidi" w:eastAsiaTheme="majorEastAsia" w:hAnsiTheme="majorHAnsi"/>
+      <w:rFonts w:asciiTheme="majorHAnsi" w:cstheme="majorBidi" w:hAnsiTheme="majorHAnsi" w:eastAsia="黑体"/>
       <w:color w:themeColor="text1" w:val="000000"/>
     </w:rPr>
     <w:tblPr>
@@ -11215,6 +11707,7 @@
     </w:tcPr>
     <w:tblStylePr w:type="firstRow">
       <w:rPr>
+        <w:rFonts w:eastAsia="黑体"/>
         <w:b/>
         <w:bCs/>
         <w:color w:themeColor="text1" w:val="000000"/>
@@ -11226,6 +11719,7 @@
     </w:tblStylePr>
     <w:tblStylePr w:type="lastRow">
       <w:rPr>
+        <w:rFonts w:eastAsia="黑体"/>
         <w:b/>
         <w:bCs/>
         <w:color w:themeColor="text1" w:val="000000"/>
@@ -11245,6 +11739,7 @@
     </w:tblStylePr>
     <w:tblStylePr w:type="firstCol">
       <w:rPr>
+        <w:rFonts w:eastAsia="黑体"/>
         <w:b/>
         <w:bCs/>
         <w:color w:themeColor="text1" w:val="000000"/>
@@ -11264,6 +11759,7 @@
     </w:tblStylePr>
     <w:tblStylePr w:type="lastCol">
       <w:rPr>
+        <w:rFonts w:eastAsia="黑体"/>
         <w:b w:val="0"/>
         <w:bCs w:val="0"/>
         <w:color w:themeColor="text1" w:val="000000"/>
@@ -11336,6 +11832,7 @@
     </w:tcPr>
     <w:tblStylePr w:type="firstRow">
       <w:rPr>
+        <w:rFonts w:eastAsia="黑体"/>
         <w:b/>
         <w:bCs/>
         <w:i w:val="0"/>
@@ -11357,6 +11854,7 @@
     </w:tblStylePr>
     <w:tblStylePr w:type="lastRow">
       <w:rPr>
+        <w:rFonts w:eastAsia="黑体"/>
         <w:b/>
         <w:bCs/>
         <w:i w:val="0"/>
@@ -11378,6 +11876,7 @@
     </w:tblStylePr>
     <w:tblStylePr w:type="firstCol">
       <w:rPr>
+        <w:rFonts w:eastAsia="黑体"/>
         <w:b/>
         <w:bCs/>
         <w:i w:val="0"/>
@@ -11397,6 +11896,7 @@
     </w:tblStylePr>
     <w:tblStylePr w:type="lastCol">
       <w:rPr>
+        <w:rFonts w:eastAsia="黑体"/>
         <w:b/>
         <w:bCs/>
         <w:i w:val="0"/>
@@ -11477,6 +11977,7 @@
     </w:tcPr>
     <w:tblStylePr w:type="firstRow">
       <w:rPr>
+        <w:rFonts w:eastAsia="黑体"/>
         <w:b/>
         <w:bCs/>
         <w:i w:val="0"/>
@@ -11498,6 +11999,7 @@
     </w:tblStylePr>
     <w:tblStylePr w:type="lastRow">
       <w:rPr>
+        <w:rFonts w:eastAsia="黑体"/>
         <w:b/>
         <w:bCs/>
         <w:i w:val="0"/>
@@ -11519,6 +12021,7 @@
     </w:tblStylePr>
     <w:tblStylePr w:type="firstCol">
       <w:rPr>
+        <w:rFonts w:eastAsia="黑体"/>
         <w:b/>
         <w:bCs/>
         <w:i w:val="0"/>
@@ -11538,6 +12041,7 @@
     </w:tblStylePr>
     <w:tblStylePr w:type="lastCol">
       <w:rPr>
+        <w:rFonts w:eastAsia="黑体"/>
         <w:b/>
         <w:bCs/>
         <w:i w:val="0"/>
@@ -11618,6 +12122,7 @@
     </w:tcPr>
     <w:tblStylePr w:type="firstRow">
       <w:rPr>
+        <w:rFonts w:eastAsia="黑体"/>
         <w:b/>
         <w:bCs/>
         <w:i w:val="0"/>
@@ -11639,6 +12144,7 @@
     </w:tblStylePr>
     <w:tblStylePr w:type="lastRow">
       <w:rPr>
+        <w:rFonts w:eastAsia="黑体"/>
         <w:b/>
         <w:bCs/>
         <w:i w:val="0"/>
@@ -11660,6 +12166,7 @@
     </w:tblStylePr>
     <w:tblStylePr w:type="firstCol">
       <w:rPr>
+        <w:rFonts w:eastAsia="黑体"/>
         <w:b/>
         <w:bCs/>
         <w:i w:val="0"/>
@@ -11679,6 +12186,7 @@
     </w:tblStylePr>
     <w:tblStylePr w:type="lastCol">
       <w:rPr>
+        <w:rFonts w:eastAsia="黑体"/>
         <w:b/>
         <w:bCs/>
         <w:i w:val="0"/>
@@ -11759,6 +12267,7 @@
     </w:tcPr>
     <w:tblStylePr w:type="firstRow">
       <w:rPr>
+        <w:rFonts w:eastAsia="黑体"/>
         <w:b/>
         <w:bCs/>
         <w:i w:val="0"/>
@@ -11780,6 +12289,7 @@
     </w:tblStylePr>
     <w:tblStylePr w:type="lastRow">
       <w:rPr>
+        <w:rFonts w:eastAsia="黑体"/>
         <w:b/>
         <w:bCs/>
         <w:i w:val="0"/>
@@ -11801,6 +12311,7 @@
     </w:tblStylePr>
     <w:tblStylePr w:type="firstCol">
       <w:rPr>
+        <w:rFonts w:eastAsia="黑体"/>
         <w:b/>
         <w:bCs/>
         <w:i w:val="0"/>
@@ -11820,6 +12331,7 @@
     </w:tblStylePr>
     <w:tblStylePr w:type="lastCol">
       <w:rPr>
+        <w:rFonts w:eastAsia="黑体"/>
         <w:b/>
         <w:bCs/>
         <w:i w:val="0"/>
@@ -11900,6 +12412,7 @@
     </w:tcPr>
     <w:tblStylePr w:type="firstRow">
       <w:rPr>
+        <w:rFonts w:eastAsia="黑体"/>
         <w:b/>
         <w:bCs/>
         <w:i w:val="0"/>
@@ -11921,6 +12434,7 @@
     </w:tblStylePr>
     <w:tblStylePr w:type="lastRow">
       <w:rPr>
+        <w:rFonts w:eastAsia="黑体"/>
         <w:b/>
         <w:bCs/>
         <w:i w:val="0"/>
@@ -11942,6 +12456,7 @@
     </w:tblStylePr>
     <w:tblStylePr w:type="firstCol">
       <w:rPr>
+        <w:rFonts w:eastAsia="黑体"/>
         <w:b/>
         <w:bCs/>
         <w:i w:val="0"/>
@@ -11961,6 +12476,7 @@
     </w:tblStylePr>
     <w:tblStylePr w:type="lastCol">
       <w:rPr>
+        <w:rFonts w:eastAsia="黑体"/>
         <w:b/>
         <w:bCs/>
         <w:i w:val="0"/>
@@ -12041,6 +12557,7 @@
     </w:tcPr>
     <w:tblStylePr w:type="firstRow">
       <w:rPr>
+        <w:rFonts w:eastAsia="黑体"/>
         <w:b/>
         <w:bCs/>
         <w:i w:val="0"/>
@@ -12062,6 +12579,7 @@
     </w:tblStylePr>
     <w:tblStylePr w:type="lastRow">
       <w:rPr>
+        <w:rFonts w:eastAsia="黑体"/>
         <w:b/>
         <w:bCs/>
         <w:i w:val="0"/>
@@ -12083,6 +12601,7 @@
     </w:tblStylePr>
     <w:tblStylePr w:type="firstCol">
       <w:rPr>
+        <w:rFonts w:eastAsia="黑体"/>
         <w:b/>
         <w:bCs/>
         <w:i w:val="0"/>
@@ -12102,6 +12621,7 @@
     </w:tblStylePr>
     <w:tblStylePr w:type="lastCol">
       <w:rPr>
+        <w:rFonts w:eastAsia="黑体"/>
         <w:b/>
         <w:bCs/>
         <w:i w:val="0"/>
@@ -12182,6 +12702,7 @@
     </w:tcPr>
     <w:tblStylePr w:type="firstRow">
       <w:rPr>
+        <w:rFonts w:eastAsia="黑体"/>
         <w:b/>
         <w:bCs/>
         <w:i w:val="0"/>
@@ -12203,6 +12724,7 @@
     </w:tblStylePr>
     <w:tblStylePr w:type="lastRow">
       <w:rPr>
+        <w:rFonts w:eastAsia="黑体"/>
         <w:b/>
         <w:bCs/>
         <w:i w:val="0"/>
@@ -12224,6 +12746,7 @@
     </w:tblStylePr>
     <w:tblStylePr w:type="firstCol">
       <w:rPr>
+        <w:rFonts w:eastAsia="黑体"/>
         <w:b/>
         <w:bCs/>
         <w:i w:val="0"/>
@@ -12243,6 +12766,7 @@
     </w:tblStylePr>
     <w:tblStylePr w:type="lastCol">
       <w:rPr>
+        <w:rFonts w:eastAsia="黑体"/>
         <w:b/>
         <w:bCs/>
         <w:i w:val="0"/>
@@ -12300,6 +12824,7 @@
       <w:spacing w:after="0" w:line="240" w:lineRule="auto"/>
     </w:pPr>
     <w:rPr>
+      <w:rFonts w:eastAsia="黑体"/>
       <w:color w:themeColor="background1" w:val="FFFFFF"/>
     </w:rPr>
     <w:tblPr>
@@ -12318,6 +12843,7 @@
     </w:tcPr>
     <w:tblStylePr w:type="firstRow">
       <w:rPr>
+        <w:rFonts w:eastAsia="黑体"/>
         <w:b/>
         <w:bCs/>
       </w:rPr>
@@ -12414,6 +12940,7 @@
       <w:spacing w:after="0" w:line="240" w:lineRule="auto"/>
     </w:pPr>
     <w:rPr>
+      <w:rFonts w:eastAsia="黑体"/>
       <w:color w:themeColor="background1" w:val="FFFFFF"/>
     </w:rPr>
     <w:tblPr>
@@ -12432,6 +12959,7 @@
     </w:tcPr>
     <w:tblStylePr w:type="firstRow">
       <w:rPr>
+        <w:rFonts w:eastAsia="黑体"/>
         <w:b/>
         <w:bCs/>
       </w:rPr>
@@ -12528,6 +13056,7 @@
       <w:spacing w:after="0" w:line="240" w:lineRule="auto"/>
     </w:pPr>
     <w:rPr>
+      <w:rFonts w:eastAsia="黑体"/>
       <w:color w:themeColor="background1" w:val="FFFFFF"/>
     </w:rPr>
     <w:tblPr>
@@ -12546,6 +13075,7 @@
     </w:tcPr>
     <w:tblStylePr w:type="firstRow">
       <w:rPr>
+        <w:rFonts w:eastAsia="黑体"/>
         <w:b/>
         <w:bCs/>
       </w:rPr>
@@ -12642,6 +13172,7 @@
       <w:spacing w:after="0" w:line="240" w:lineRule="auto"/>
     </w:pPr>
     <w:rPr>
+      <w:rFonts w:eastAsia="黑体"/>
       <w:color w:themeColor="background1" w:val="FFFFFF"/>
     </w:rPr>
     <w:tblPr>
@@ -12660,6 +13191,7 @@
     </w:tcPr>
     <w:tblStylePr w:type="firstRow">
       <w:rPr>
+        <w:rFonts w:eastAsia="黑体"/>
         <w:b/>
         <w:bCs/>
       </w:rPr>
@@ -12756,6 +13288,7 @@
       <w:spacing w:after="0" w:line="240" w:lineRule="auto"/>
     </w:pPr>
     <w:rPr>
+      <w:rFonts w:eastAsia="黑体"/>
       <w:color w:themeColor="background1" w:val="FFFFFF"/>
     </w:rPr>
     <w:tblPr>
@@ -12774,6 +13307,7 @@
     </w:tcPr>
     <w:tblStylePr w:type="firstRow">
       <w:rPr>
+        <w:rFonts w:eastAsia="黑体"/>
         <w:b/>
         <w:bCs/>
       </w:rPr>
@@ -12870,6 +13404,7 @@
       <w:spacing w:after="0" w:line="240" w:lineRule="auto"/>
     </w:pPr>
     <w:rPr>
+      <w:rFonts w:eastAsia="黑体"/>
       <w:color w:themeColor="background1" w:val="FFFFFF"/>
     </w:rPr>
     <w:tblPr>
@@ -12888,6 +13423,7 @@
     </w:tcPr>
     <w:tblStylePr w:type="firstRow">
       <w:rPr>
+        <w:rFonts w:eastAsia="黑体"/>
         <w:b/>
         <w:bCs/>
       </w:rPr>
@@ -12984,6 +13520,7 @@
       <w:spacing w:after="0" w:line="240" w:lineRule="auto"/>
     </w:pPr>
     <w:rPr>
+      <w:rFonts w:eastAsia="黑体"/>
       <w:color w:themeColor="background1" w:val="FFFFFF"/>
     </w:rPr>
     <w:tblPr>
@@ -13002,6 +13539,7 @@
     </w:tcPr>
     <w:tblStylePr w:type="firstRow">
       <w:rPr>
+        <w:rFonts w:eastAsia="黑体"/>
         <w:b/>
         <w:bCs/>
       </w:rPr>
@@ -13098,6 +13636,7 @@
       <w:spacing w:after="0" w:line="240" w:lineRule="auto"/>
     </w:pPr>
     <w:rPr>
+      <w:rFonts w:eastAsia="黑体"/>
       <w:color w:themeColor="text1" w:val="000000"/>
     </w:rPr>
     <w:tblPr>
@@ -13124,6 +13663,7 @@
     </w:tcPr>
     <w:tblStylePr w:type="firstRow">
       <w:rPr>
+        <w:rFonts w:eastAsia="黑体"/>
         <w:b/>
         <w:bCs/>
       </w:rPr>
@@ -13142,6 +13682,7 @@
     </w:tblStylePr>
     <w:tblStylePr w:type="lastRow">
       <w:rPr>
+        <w:rFonts w:eastAsia="黑体"/>
         <w:b/>
         <w:bCs/>
         <w:color w:themeColor="background1" w:val="FFFFFF"/>
@@ -13156,6 +13697,7 @@
     </w:tblStylePr>
     <w:tblStylePr w:type="firstCol">
       <w:rPr>
+        <w:rFonts w:eastAsia="黑体"/>
         <w:color w:themeColor="background1" w:val="FFFFFF"/>
       </w:rPr>
       <w:tblPr/>
@@ -13173,6 +13715,7 @@
     </w:tblStylePr>
     <w:tblStylePr w:type="lastCol">
       <w:rPr>
+        <w:rFonts w:eastAsia="黑体"/>
         <w:color w:themeColor="background1" w:val="FFFFFF"/>
       </w:rPr>
       <w:tblPr/>
@@ -13202,11 +13745,13 @@
     </w:tblStylePr>
     <w:tblStylePr w:type="neCell">
       <w:rPr>
+        <w:rFonts w:eastAsia="黑体"/>
         <w:color w:themeColor="text1" w:val="000000"/>
       </w:rPr>
     </w:tblStylePr>
     <w:tblStylePr w:type="nwCell">
       <w:rPr>
+        <w:rFonts w:eastAsia="黑体"/>
         <w:color w:themeColor="text1" w:val="000000"/>
       </w:rPr>
     </w:tblStylePr>
@@ -13220,6 +13765,7 @@
       <w:spacing w:after="0" w:line="240" w:lineRule="auto"/>
     </w:pPr>
     <w:rPr>
+      <w:rFonts w:eastAsia="黑体"/>
       <w:color w:themeColor="text1" w:val="000000"/>
     </w:rPr>
     <w:tblPr>
@@ -13246,6 +13792,7 @@
     </w:tcPr>
     <w:tblStylePr w:type="firstRow">
       <w:rPr>
+        <w:rFonts w:eastAsia="黑体"/>
         <w:b/>
         <w:bCs/>
       </w:rPr>
@@ -13264,6 +13811,7 @@
     </w:tblStylePr>
     <w:tblStylePr w:type="lastRow">
       <w:rPr>
+        <w:rFonts w:eastAsia="黑体"/>
         <w:b/>
         <w:bCs/>
         <w:color w:themeColor="background1" w:val="FFFFFF"/>
@@ -13278,6 +13826,7 @@
     </w:tblStylePr>
     <w:tblStylePr w:type="firstCol">
       <w:rPr>
+        <w:rFonts w:eastAsia="黑体"/>
         <w:color w:themeColor="background1" w:val="FFFFFF"/>
       </w:rPr>
       <w:tblPr/>
@@ -13295,6 +13844,7 @@
     </w:tblStylePr>
     <w:tblStylePr w:type="lastCol">
       <w:rPr>
+        <w:rFonts w:eastAsia="黑体"/>
         <w:color w:themeColor="background1" w:val="FFFFFF"/>
       </w:rPr>
       <w:tblPr/>
@@ -13324,11 +13874,13 @@
     </w:tblStylePr>
     <w:tblStylePr w:type="neCell">
       <w:rPr>
+        <w:rFonts w:eastAsia="黑体"/>
         <w:color w:themeColor="text1" w:val="000000"/>
       </w:rPr>
     </w:tblStylePr>
     <w:tblStylePr w:type="nwCell">
       <w:rPr>
+        <w:rFonts w:eastAsia="黑体"/>
         <w:color w:themeColor="text1" w:val="000000"/>
       </w:rPr>
     </w:tblStylePr>
@@ -13342,6 +13894,7 @@
       <w:spacing w:after="0" w:line="240" w:lineRule="auto"/>
     </w:pPr>
     <w:rPr>
+      <w:rFonts w:eastAsia="黑体"/>
       <w:color w:themeColor="text1" w:val="000000"/>
     </w:rPr>
     <w:tblPr>
@@ -13368,6 +13921,7 @@
     </w:tcPr>
     <w:tblStylePr w:type="firstRow">
       <w:rPr>
+        <w:rFonts w:eastAsia="黑体"/>
         <w:b/>
         <w:bCs/>
       </w:rPr>
@@ -13386,6 +13940,7 @@
     </w:tblStylePr>
     <w:tblStylePr w:type="lastRow">
       <w:rPr>
+        <w:rFonts w:eastAsia="黑体"/>
         <w:b/>
         <w:bCs/>
         <w:color w:themeColor="background1" w:val="FFFFFF"/>
@@ -13400,6 +13955,7 @@
     </w:tblStylePr>
     <w:tblStylePr w:type="firstCol">
       <w:rPr>
+        <w:rFonts w:eastAsia="黑体"/>
         <w:color w:themeColor="background1" w:val="FFFFFF"/>
       </w:rPr>
       <w:tblPr/>
@@ -13417,6 +13973,7 @@
     </w:tblStylePr>
     <w:tblStylePr w:type="lastCol">
       <w:rPr>
+        <w:rFonts w:eastAsia="黑体"/>
         <w:color w:themeColor="background1" w:val="FFFFFF"/>
       </w:rPr>
       <w:tblPr/>
@@ -13446,11 +14003,13 @@
     </w:tblStylePr>
     <w:tblStylePr w:type="neCell">
       <w:rPr>
+        <w:rFonts w:eastAsia="黑体"/>
         <w:color w:themeColor="text1" w:val="000000"/>
       </w:rPr>
     </w:tblStylePr>
     <w:tblStylePr w:type="nwCell">
       <w:rPr>
+        <w:rFonts w:eastAsia="黑体"/>
         <w:color w:themeColor="text1" w:val="000000"/>
       </w:rPr>
     </w:tblStylePr>
@@ -13464,6 +14023,7 @@
       <w:spacing w:after="0" w:line="240" w:lineRule="auto"/>
     </w:pPr>
     <w:rPr>
+      <w:rFonts w:eastAsia="黑体"/>
       <w:color w:themeColor="text1" w:val="000000"/>
     </w:rPr>
     <w:tblPr>
@@ -13490,6 +14050,7 @@
     </w:tcPr>
     <w:tblStylePr w:type="firstRow">
       <w:rPr>
+        <w:rFonts w:eastAsia="黑体"/>
         <w:b/>
         <w:bCs/>
       </w:rPr>
@@ -13508,6 +14069,7 @@
     </w:tblStylePr>
     <w:tblStylePr w:type="lastRow">
       <w:rPr>
+        <w:rFonts w:eastAsia="黑体"/>
         <w:b/>
         <w:bCs/>
         <w:color w:themeColor="background1" w:val="FFFFFF"/>
@@ -13522,6 +14084,7 @@
     </w:tblStylePr>
     <w:tblStylePr w:type="firstCol">
       <w:rPr>
+        <w:rFonts w:eastAsia="黑体"/>
         <w:color w:themeColor="background1" w:val="FFFFFF"/>
       </w:rPr>
       <w:tblPr/>
@@ -13539,6 +14102,7 @@
     </w:tblStylePr>
     <w:tblStylePr w:type="lastCol">
       <w:rPr>
+        <w:rFonts w:eastAsia="黑体"/>
         <w:color w:themeColor="background1" w:val="FFFFFF"/>
       </w:rPr>
       <w:tblPr/>
@@ -13576,6 +14140,7 @@
       <w:spacing w:after="0" w:line="240" w:lineRule="auto"/>
     </w:pPr>
     <w:rPr>
+      <w:rFonts w:eastAsia="黑体"/>
       <w:color w:themeColor="text1" w:val="000000"/>
     </w:rPr>
     <w:tblPr>
@@ -13602,6 +14167,7 @@
     </w:tcPr>
     <w:tblStylePr w:type="firstRow">
       <w:rPr>
+        <w:rFonts w:eastAsia="黑体"/>
         <w:b/>
         <w:bCs/>
       </w:rPr>
@@ -13620,6 +14186,7 @@
     </w:tblStylePr>
     <w:tblStylePr w:type="lastRow">
       <w:rPr>
+        <w:rFonts w:eastAsia="黑体"/>
         <w:b/>
         <w:bCs/>
         <w:color w:themeColor="background1" w:val="FFFFFF"/>
@@ -13634,6 +14201,7 @@
     </w:tblStylePr>
     <w:tblStylePr w:type="firstCol">
       <w:rPr>
+        <w:rFonts w:eastAsia="黑体"/>
         <w:color w:themeColor="background1" w:val="FFFFFF"/>
       </w:rPr>
       <w:tblPr/>
@@ -13651,6 +14219,7 @@
     </w:tblStylePr>
     <w:tblStylePr w:type="lastCol">
       <w:rPr>
+        <w:rFonts w:eastAsia="黑体"/>
         <w:color w:themeColor="background1" w:val="FFFFFF"/>
       </w:rPr>
       <w:tblPr/>
@@ -13680,11 +14249,13 @@
     </w:tblStylePr>
     <w:tblStylePr w:type="neCell">
       <w:rPr>
+        <w:rFonts w:eastAsia="黑体"/>
         <w:color w:themeColor="text1" w:val="000000"/>
       </w:rPr>
     </w:tblStylePr>
     <w:tblStylePr w:type="nwCell">
       <w:rPr>
+        <w:rFonts w:eastAsia="黑体"/>
         <w:color w:themeColor="text1" w:val="000000"/>
       </w:rPr>
     </w:tblStylePr>
@@ -13698,6 +14269,7 @@
       <w:spacing w:after="0" w:line="240" w:lineRule="auto"/>
     </w:pPr>
     <w:rPr>
+      <w:rFonts w:eastAsia="黑体"/>
       <w:color w:themeColor="text1" w:val="000000"/>
     </w:rPr>
     <w:tblPr>
@@ -13724,6 +14296,7 @@
     </w:tcPr>
     <w:tblStylePr w:type="firstRow">
       <w:rPr>
+        <w:rFonts w:eastAsia="黑体"/>
         <w:b/>
         <w:bCs/>
       </w:rPr>
@@ -13742,6 +14315,7 @@
     </w:tblStylePr>
     <w:tblStylePr w:type="lastRow">
       <w:rPr>
+        <w:rFonts w:eastAsia="黑体"/>
         <w:b/>
         <w:bCs/>
         <w:color w:themeColor="background1" w:val="FFFFFF"/>
@@ -13756,6 +14330,7 @@
     </w:tblStylePr>
     <w:tblStylePr w:type="firstCol">
       <w:rPr>
+        <w:rFonts w:eastAsia="黑体"/>
         <w:color w:themeColor="background1" w:val="FFFFFF"/>
       </w:rPr>
       <w:tblPr/>
@@ -13773,6 +14348,7 @@
     </w:tblStylePr>
     <w:tblStylePr w:type="lastCol">
       <w:rPr>
+        <w:rFonts w:eastAsia="黑体"/>
         <w:color w:themeColor="background1" w:val="FFFFFF"/>
       </w:rPr>
       <w:tblPr/>
@@ -13802,11 +14378,13 @@
     </w:tblStylePr>
     <w:tblStylePr w:type="neCell">
       <w:rPr>
+        <w:rFonts w:eastAsia="黑体"/>
         <w:color w:themeColor="text1" w:val="000000"/>
       </w:rPr>
     </w:tblStylePr>
     <w:tblStylePr w:type="nwCell">
       <w:rPr>
+        <w:rFonts w:eastAsia="黑体"/>
         <w:color w:themeColor="text1" w:val="000000"/>
       </w:rPr>
     </w:tblStylePr>
@@ -13820,6 +14398,7 @@
       <w:spacing w:after="0" w:line="240" w:lineRule="auto"/>
     </w:pPr>
     <w:rPr>
+      <w:rFonts w:eastAsia="黑体"/>
       <w:color w:themeColor="text1" w:val="000000"/>
     </w:rPr>
     <w:tblPr>
@@ -13846,6 +14425,7 @@
     </w:tcPr>
     <w:tblStylePr w:type="firstRow">
       <w:rPr>
+        <w:rFonts w:eastAsia="黑体"/>
         <w:b/>
         <w:bCs/>
       </w:rPr>
@@ -13864,6 +14444,7 @@
     </w:tblStylePr>
     <w:tblStylePr w:type="lastRow">
       <w:rPr>
+        <w:rFonts w:eastAsia="黑体"/>
         <w:b/>
         <w:bCs/>
         <w:color w:themeColor="background1" w:val="FFFFFF"/>
@@ -13878,6 +14459,7 @@
     </w:tblStylePr>
     <w:tblStylePr w:type="firstCol">
       <w:rPr>
+        <w:rFonts w:eastAsia="黑体"/>
         <w:color w:themeColor="background1" w:val="FFFFFF"/>
       </w:rPr>
       <w:tblPr/>
@@ -13895,6 +14477,7 @@
     </w:tblStylePr>
     <w:tblStylePr w:type="lastCol">
       <w:rPr>
+        <w:rFonts w:eastAsia="黑体"/>
         <w:color w:themeColor="background1" w:val="FFFFFF"/>
       </w:rPr>
       <w:tblPr/>
@@ -13924,11 +14507,13 @@
     </w:tblStylePr>
     <w:tblStylePr w:type="neCell">
       <w:rPr>
+        <w:rFonts w:eastAsia="黑体"/>
         <w:color w:themeColor="text1" w:val="000000"/>
       </w:rPr>
     </w:tblStylePr>
     <w:tblStylePr w:type="nwCell">
       <w:rPr>
+        <w:rFonts w:eastAsia="黑体"/>
         <w:color w:themeColor="text1" w:val="000000"/>
       </w:rPr>
     </w:tblStylePr>
@@ -13942,6 +14527,7 @@
       <w:spacing w:after="0" w:line="240" w:lineRule="auto"/>
     </w:pPr>
     <w:rPr>
+      <w:rFonts w:eastAsia="黑体"/>
       <w:color w:themeColor="text1" w:val="000000"/>
     </w:rPr>
     <w:tblPr>
@@ -13960,6 +14546,7 @@
     </w:tcPr>
     <w:tblStylePr w:type="firstRow">
       <w:rPr>
+        <w:rFonts w:eastAsia="黑体"/>
         <w:b/>
         <w:bCs/>
         <w:color w:themeColor="background1" w:val="FFFFFF"/>
@@ -13974,6 +14561,7 @@
     </w:tblStylePr>
     <w:tblStylePr w:type="lastRow">
       <w:rPr>
+        <w:rFonts w:eastAsia="黑体"/>
         <w:b/>
         <w:bCs/>
         <w:color w:themeColor="accent2" w:themeShade="CC" w:val="9E3A38"/>
@@ -13988,12 +14576,14 @@
     </w:tblStylePr>
     <w:tblStylePr w:type="firstCol">
       <w:rPr>
+        <w:rFonts w:eastAsia="黑体"/>
         <w:b/>
         <w:bCs/>
       </w:rPr>
     </w:tblStylePr>
     <w:tblStylePr w:type="lastCol">
       <w:rPr>
+        <w:rFonts w:eastAsia="黑体"/>
         <w:b/>
         <w:bCs/>
       </w:rPr>
@@ -14028,6 +14618,7 @@
       <w:spacing w:after="0" w:line="240" w:lineRule="auto"/>
     </w:pPr>
     <w:rPr>
+      <w:rFonts w:eastAsia="黑体"/>
       <w:color w:themeColor="text1" w:val="000000"/>
     </w:rPr>
     <w:tblPr>
@@ -14046,6 +14637,7 @@
     </w:tcPr>
     <w:tblStylePr w:type="firstRow">
       <w:rPr>
+        <w:rFonts w:eastAsia="黑体"/>
         <w:b/>
         <w:bCs/>
         <w:color w:themeColor="background1" w:val="FFFFFF"/>
@@ -14060,6 +14652,7 @@
     </w:tblStylePr>
     <w:tblStylePr w:type="lastRow">
       <w:rPr>
+        <w:rFonts w:eastAsia="黑体"/>
         <w:b/>
         <w:bCs/>
         <w:color w:themeColor="accent2" w:themeShade="CC" w:val="9E3A38"/>
@@ -14074,12 +14667,14 @@
     </w:tblStylePr>
     <w:tblStylePr w:type="firstCol">
       <w:rPr>
+        <w:rFonts w:eastAsia="黑体"/>
         <w:b/>
         <w:bCs/>
       </w:rPr>
     </w:tblStylePr>
     <w:tblStylePr w:type="lastCol">
       <w:rPr>
+        <w:rFonts w:eastAsia="黑体"/>
         <w:b/>
         <w:bCs/>
       </w:rPr>
@@ -14114,6 +14709,7 @@
       <w:spacing w:after="0" w:line="240" w:lineRule="auto"/>
     </w:pPr>
     <w:rPr>
+      <w:rFonts w:eastAsia="黑体"/>
       <w:color w:themeColor="text1" w:val="000000"/>
     </w:rPr>
     <w:tblPr>
@@ -14132,6 +14728,7 @@
     </w:tcPr>
     <w:tblStylePr w:type="firstRow">
       <w:rPr>
+        <w:rFonts w:eastAsia="黑体"/>
         <w:b/>
         <w:bCs/>
         <w:color w:themeColor="background1" w:val="FFFFFF"/>
@@ -14146,6 +14743,7 @@
     </w:tblStylePr>
     <w:tblStylePr w:type="lastRow">
       <w:rPr>
+        <w:rFonts w:eastAsia="黑体"/>
         <w:b/>
         <w:bCs/>
         <w:color w:themeColor="accent2" w:themeShade="CC" w:val="9E3A38"/>
@@ -14160,12 +14758,14 @@
     </w:tblStylePr>
     <w:tblStylePr w:type="firstCol">
       <w:rPr>
+        <w:rFonts w:eastAsia="黑体"/>
         <w:b/>
         <w:bCs/>
       </w:rPr>
     </w:tblStylePr>
     <w:tblStylePr w:type="lastCol">
       <w:rPr>
+        <w:rFonts w:eastAsia="黑体"/>
         <w:b/>
         <w:bCs/>
       </w:rPr>
@@ -14200,6 +14800,7 @@
       <w:spacing w:after="0" w:line="240" w:lineRule="auto"/>
     </w:pPr>
     <w:rPr>
+      <w:rFonts w:eastAsia="黑体"/>
       <w:color w:themeColor="text1" w:val="000000"/>
     </w:rPr>
     <w:tblPr>
@@ -14218,6 +14819,7 @@
     </w:tcPr>
     <w:tblStylePr w:type="firstRow">
       <w:rPr>
+        <w:rFonts w:eastAsia="黑体"/>
         <w:b/>
         <w:bCs/>
         <w:color w:themeColor="background1" w:val="FFFFFF"/>
@@ -14232,6 +14834,7 @@
     </w:tblStylePr>
     <w:tblStylePr w:type="lastRow">
       <w:rPr>
+        <w:rFonts w:eastAsia="黑体"/>
         <w:b/>
         <w:bCs/>
         <w:color w:themeColor="accent4" w:themeShade="CC" w:val="664E82"/>
@@ -14246,12 +14849,14 @@
     </w:tblStylePr>
     <w:tblStylePr w:type="firstCol">
       <w:rPr>
+        <w:rFonts w:eastAsia="黑体"/>
         <w:b/>
         <w:bCs/>
       </w:rPr>
     </w:tblStylePr>
     <w:tblStylePr w:type="lastCol">
       <w:rPr>
+        <w:rFonts w:eastAsia="黑体"/>
         <w:b/>
         <w:bCs/>
       </w:rPr>
@@ -14286,6 +14891,7 @@
       <w:spacing w:after="0" w:line="240" w:lineRule="auto"/>
     </w:pPr>
     <w:rPr>
+      <w:rFonts w:eastAsia="黑体"/>
       <w:color w:themeColor="text1" w:val="000000"/>
     </w:rPr>
     <w:tblPr>
@@ -14304,6 +14910,7 @@
     </w:tcPr>
     <w:tblStylePr w:type="firstRow">
       <w:rPr>
+        <w:rFonts w:eastAsia="黑体"/>
         <w:b/>
         <w:bCs/>
         <w:color w:themeColor="background1" w:val="FFFFFF"/>
@@ -14318,6 +14925,7 @@
     </w:tblStylePr>
     <w:tblStylePr w:type="lastRow">
       <w:rPr>
+        <w:rFonts w:eastAsia="黑体"/>
         <w:b/>
         <w:bCs/>
         <w:color w:themeColor="accent3" w:themeShade="CC" w:val="7E9C40"/>
@@ -14332,12 +14940,14 @@
     </w:tblStylePr>
     <w:tblStylePr w:type="firstCol">
       <w:rPr>
+        <w:rFonts w:eastAsia="黑体"/>
         <w:b/>
         <w:bCs/>
       </w:rPr>
     </w:tblStylePr>
     <w:tblStylePr w:type="lastCol">
       <w:rPr>
+        <w:rFonts w:eastAsia="黑体"/>
         <w:b/>
         <w:bCs/>
       </w:rPr>
@@ -14372,6 +14982,7 @@
       <w:spacing w:after="0" w:line="240" w:lineRule="auto"/>
     </w:pPr>
     <w:rPr>
+      <w:rFonts w:eastAsia="黑体"/>
       <w:color w:themeColor="text1" w:val="000000"/>
     </w:rPr>
     <w:tblPr>
@@ -14390,6 +15001,7 @@
     </w:tcPr>
     <w:tblStylePr w:type="firstRow">
       <w:rPr>
+        <w:rFonts w:eastAsia="黑体"/>
         <w:b/>
         <w:bCs/>
         <w:color w:themeColor="background1" w:val="FFFFFF"/>
@@ -14404,6 +15016,7 @@
     </w:tblStylePr>
     <w:tblStylePr w:type="lastRow">
       <w:rPr>
+        <w:rFonts w:eastAsia="黑体"/>
         <w:b/>
         <w:bCs/>
         <w:color w:themeColor="accent6" w:themeShade="CC" w:val="F2730A"/>
@@ -14418,12 +15031,14 @@
     </w:tblStylePr>
     <w:tblStylePr w:type="firstCol">
       <w:rPr>
+        <w:rFonts w:eastAsia="黑体"/>
         <w:b/>
         <w:bCs/>
       </w:rPr>
     </w:tblStylePr>
     <w:tblStylePr w:type="lastCol">
       <w:rPr>
+        <w:rFonts w:eastAsia="黑体"/>
         <w:b/>
         <w:bCs/>
       </w:rPr>
@@ -14458,6 +15073,7 @@
       <w:spacing w:after="0" w:line="240" w:lineRule="auto"/>
     </w:pPr>
     <w:rPr>
+      <w:rFonts w:eastAsia="黑体"/>
       <w:color w:themeColor="text1" w:val="000000"/>
     </w:rPr>
     <w:tblPr>
@@ -14476,6 +15092,7 @@
     </w:tcPr>
     <w:tblStylePr w:type="firstRow">
       <w:rPr>
+        <w:rFonts w:eastAsia="黑体"/>
         <w:b/>
         <w:bCs/>
         <w:color w:themeColor="background1" w:val="FFFFFF"/>
@@ -14490,6 +15107,7 @@
     </w:tblStylePr>
     <w:tblStylePr w:type="lastRow">
       <w:rPr>
+        <w:rFonts w:eastAsia="黑体"/>
         <w:b/>
         <w:bCs/>
         <w:color w:themeColor="accent5" w:themeShade="CC" w:val="348DA5"/>
@@ -14504,12 +15122,14 @@
     </w:tblStylePr>
     <w:tblStylePr w:type="firstCol">
       <w:rPr>
+        <w:rFonts w:eastAsia="黑体"/>
         <w:b/>
         <w:bCs/>
       </w:rPr>
     </w:tblStylePr>
     <w:tblStylePr w:type="lastCol">
       <w:rPr>
+        <w:rFonts w:eastAsia="黑体"/>
         <w:b/>
         <w:bCs/>
       </w:rPr>
@@ -14544,6 +15164,7 @@
       <w:spacing w:after="0" w:line="240" w:lineRule="auto"/>
     </w:pPr>
     <w:rPr>
+      <w:rFonts w:eastAsia="黑体"/>
       <w:color w:themeColor="text1" w:val="000000"/>
     </w:rPr>
     <w:tblPr>
@@ -14565,6 +15186,7 @@
     </w:tcPr>
     <w:tblStylePr w:type="firstRow">
       <w:rPr>
+        <w:rFonts w:eastAsia="黑体"/>
         <w:b/>
         <w:bCs/>
       </w:rPr>
@@ -14575,6 +15197,7 @@
     </w:tblStylePr>
     <w:tblStylePr w:type="lastRow">
       <w:rPr>
+        <w:rFonts w:eastAsia="黑体"/>
         <w:b/>
         <w:bCs/>
         <w:color w:themeColor="text1" w:val="000000"/>
@@ -14586,6 +15209,7 @@
     </w:tblStylePr>
     <w:tblStylePr w:type="firstCol">
       <w:rPr>
+        <w:rFonts w:eastAsia="黑体"/>
         <w:color w:themeColor="background1" w:val="FFFFFF"/>
       </w:rPr>
       <w:tblPr/>
@@ -14595,6 +15219,7 @@
     </w:tblStylePr>
     <w:tblStylePr w:type="lastCol">
       <w:rPr>
+        <w:rFonts w:eastAsia="黑体"/>
         <w:color w:themeColor="background1" w:val="FFFFFF"/>
       </w:rPr>
       <w:tblPr/>
@@ -14624,6 +15249,7 @@
       <w:spacing w:after="0" w:line="240" w:lineRule="auto"/>
     </w:pPr>
     <w:rPr>
+      <w:rFonts w:eastAsia="黑体"/>
       <w:color w:themeColor="text1" w:val="000000"/>
     </w:rPr>
     <w:tblPr>
@@ -14645,6 +15271,7 @@
     </w:tcPr>
     <w:tblStylePr w:type="firstRow">
       <w:rPr>
+        <w:rFonts w:eastAsia="黑体"/>
         <w:b/>
         <w:bCs/>
       </w:rPr>
@@ -14655,6 +15282,7 @@
     </w:tblStylePr>
     <w:tblStylePr w:type="lastRow">
       <w:rPr>
+        <w:rFonts w:eastAsia="黑体"/>
         <w:b/>
         <w:bCs/>
         <w:color w:themeColor="text1" w:val="000000"/>
@@ -14666,6 +15294,7 @@
     </w:tblStylePr>
     <w:tblStylePr w:type="firstCol">
       <w:rPr>
+        <w:rFonts w:eastAsia="黑体"/>
         <w:color w:themeColor="background1" w:val="FFFFFF"/>
       </w:rPr>
       <w:tblPr/>
@@ -14675,6 +15304,7 @@
     </w:tblStylePr>
     <w:tblStylePr w:type="lastCol">
       <w:rPr>
+        <w:rFonts w:eastAsia="黑体"/>
         <w:color w:themeColor="background1" w:val="FFFFFF"/>
       </w:rPr>
       <w:tblPr/>
@@ -14704,6 +15334,7 @@
       <w:spacing w:after="0" w:line="240" w:lineRule="auto"/>
     </w:pPr>
     <w:rPr>
+      <w:rFonts w:eastAsia="黑体"/>
       <w:color w:themeColor="text1" w:val="000000"/>
     </w:rPr>
     <w:tblPr>
@@ -14725,6 +15356,7 @@
     </w:tcPr>
     <w:tblStylePr w:type="firstRow">
       <w:rPr>
+        <w:rFonts w:eastAsia="黑体"/>
         <w:b/>
         <w:bCs/>
       </w:rPr>
@@ -14735,6 +15367,7 @@
     </w:tblStylePr>
     <w:tblStylePr w:type="lastRow">
       <w:rPr>
+        <w:rFonts w:eastAsia="黑体"/>
         <w:b/>
         <w:bCs/>
         <w:color w:themeColor="text1" w:val="000000"/>
@@ -14746,6 +15379,7 @@
     </w:tblStylePr>
     <w:tblStylePr w:type="firstCol">
       <w:rPr>
+        <w:rFonts w:eastAsia="黑体"/>
         <w:color w:themeColor="background1" w:val="FFFFFF"/>
       </w:rPr>
       <w:tblPr/>
@@ -14755,6 +15389,7 @@
     </w:tblStylePr>
     <w:tblStylePr w:type="lastCol">
       <w:rPr>
+        <w:rFonts w:eastAsia="黑体"/>
         <w:color w:themeColor="background1" w:val="FFFFFF"/>
       </w:rPr>
       <w:tblPr/>
@@ -14784,6 +15419,7 @@
       <w:spacing w:after="0" w:line="240" w:lineRule="auto"/>
     </w:pPr>
     <w:rPr>
+      <w:rFonts w:eastAsia="黑体"/>
       <w:color w:themeColor="text1" w:val="000000"/>
     </w:rPr>
     <w:tblPr>
@@ -14805,6 +15441,7 @@
     </w:tcPr>
     <w:tblStylePr w:type="firstRow">
       <w:rPr>
+        <w:rFonts w:eastAsia="黑体"/>
         <w:b/>
         <w:bCs/>
       </w:rPr>
@@ -14815,6 +15452,7 @@
     </w:tblStylePr>
     <w:tblStylePr w:type="lastRow">
       <w:rPr>
+        <w:rFonts w:eastAsia="黑体"/>
         <w:b/>
         <w:bCs/>
         <w:color w:themeColor="text1" w:val="000000"/>
@@ -14826,6 +15464,7 @@
     </w:tblStylePr>
     <w:tblStylePr w:type="firstCol">
       <w:rPr>
+        <w:rFonts w:eastAsia="黑体"/>
         <w:color w:themeColor="background1" w:val="FFFFFF"/>
       </w:rPr>
       <w:tblPr/>
@@ -14835,6 +15474,7 @@
     </w:tblStylePr>
     <w:tblStylePr w:type="lastCol">
       <w:rPr>
+        <w:rFonts w:eastAsia="黑体"/>
         <w:color w:themeColor="background1" w:val="FFFFFF"/>
       </w:rPr>
       <w:tblPr/>
@@ -14864,6 +15504,7 @@
       <w:spacing w:after="0" w:line="240" w:lineRule="auto"/>
     </w:pPr>
     <w:rPr>
+      <w:rFonts w:eastAsia="黑体"/>
       <w:color w:themeColor="text1" w:val="000000"/>
     </w:rPr>
     <w:tblPr>
@@ -14885,6 +15526,7 @@
     </w:tcPr>
     <w:tblStylePr w:type="firstRow">
       <w:rPr>
+        <w:rFonts w:eastAsia="黑体"/>
         <w:b/>
         <w:bCs/>
       </w:rPr>
@@ -14895,6 +15537,7 @@
     </w:tblStylePr>
     <w:tblStylePr w:type="lastRow">
       <w:rPr>
+        <w:rFonts w:eastAsia="黑体"/>
         <w:b/>
         <w:bCs/>
         <w:color w:themeColor="text1" w:val="000000"/>
@@ -14906,6 +15549,7 @@
     </w:tblStylePr>
     <w:tblStylePr w:type="firstCol">
       <w:rPr>
+        <w:rFonts w:eastAsia="黑体"/>
         <w:color w:themeColor="background1" w:val="FFFFFF"/>
       </w:rPr>
       <w:tblPr/>
@@ -14915,6 +15559,7 @@
     </w:tblStylePr>
     <w:tblStylePr w:type="lastCol">
       <w:rPr>
+        <w:rFonts w:eastAsia="黑体"/>
         <w:color w:themeColor="background1" w:val="FFFFFF"/>
       </w:rPr>
       <w:tblPr/>
@@ -14944,6 +15589,7 @@
       <w:spacing w:after="0" w:line="240" w:lineRule="auto"/>
     </w:pPr>
     <w:rPr>
+      <w:rFonts w:eastAsia="黑体"/>
       <w:color w:themeColor="text1" w:val="000000"/>
     </w:rPr>
     <w:tblPr>
@@ -14965,6 +15611,7 @@
     </w:tcPr>
     <w:tblStylePr w:type="firstRow">
       <w:rPr>
+        <w:rFonts w:eastAsia="黑体"/>
         <w:b/>
         <w:bCs/>
       </w:rPr>
@@ -14975,6 +15622,7 @@
     </w:tblStylePr>
     <w:tblStylePr w:type="lastRow">
       <w:rPr>
+        <w:rFonts w:eastAsia="黑体"/>
         <w:b/>
         <w:bCs/>
         <w:color w:themeColor="text1" w:val="000000"/>
@@ -14986,6 +15634,7 @@
     </w:tblStylePr>
     <w:tblStylePr w:type="firstCol">
       <w:rPr>
+        <w:rFonts w:eastAsia="黑体"/>
         <w:color w:themeColor="background1" w:val="FFFFFF"/>
       </w:rPr>
       <w:tblPr/>
@@ -14995,6 +15644,7 @@
     </w:tblStylePr>
     <w:tblStylePr w:type="lastCol">
       <w:rPr>
+        <w:rFonts w:eastAsia="黑体"/>
         <w:color w:themeColor="background1" w:val="FFFFFF"/>
       </w:rPr>
       <w:tblPr/>
@@ -15024,6 +15674,7 @@
       <w:spacing w:after="0" w:line="240" w:lineRule="auto"/>
     </w:pPr>
     <w:rPr>
+      <w:rFonts w:eastAsia="黑体"/>
       <w:color w:themeColor="text1" w:val="000000"/>
     </w:rPr>
     <w:tblPr>
@@ -15045,6 +15696,7 @@
     </w:tcPr>
     <w:tblStylePr w:type="firstRow">
       <w:rPr>
+        <w:rFonts w:eastAsia="黑体"/>
         <w:b/>
         <w:bCs/>
       </w:rPr>
@@ -15055,6 +15707,7 @@
     </w:tblStylePr>
     <w:tblStylePr w:type="lastRow">
       <w:rPr>
+        <w:rFonts w:eastAsia="黑体"/>
         <w:b/>
         <w:bCs/>
         <w:color w:themeColor="text1" w:val="000000"/>
@@ -15066,6 +15719,7 @@
     </w:tblStylePr>
     <w:tblStylePr w:type="firstCol">
       <w:rPr>
+        <w:rFonts w:eastAsia="黑体"/>
         <w:color w:themeColor="background1" w:val="FFFFFF"/>
       </w:rPr>
       <w:tblPr/>
@@ -15075,6 +15729,7 @@
     </w:tblStylePr>
     <w:tblStylePr w:type="lastCol">
       <w:rPr>
+        <w:rFonts w:eastAsia="黑体"/>
         <w:color w:themeColor="background1" w:val="FFFFFF"/>
       </w:rPr>
       <w:tblPr/>
@@ -15107,6 +15762,7 @@
     <w:name w:val="KeywordTok"/>
     <w:basedOn w:val="VerbatimChar"/>
     <w:rPr>
+      <w:rFonts w:eastAsia="黑体"/>
       <w:b/>
       <w:color w:val="007020"/>
     </w:rPr>
@@ -15115,6 +15771,7 @@
     <w:name w:val="DataTypeTok"/>
     <w:basedOn w:val="VerbatimChar"/>
     <w:rPr>
+      <w:rFonts w:eastAsia="黑体"/>
       <w:color w:val="902000"/>
     </w:rPr>
   </w:style>
@@ -15122,6 +15779,7 @@
     <w:name w:val="DecValTok"/>
     <w:basedOn w:val="VerbatimChar"/>
     <w:rPr>
+      <w:rFonts w:eastAsia="黑体"/>
       <w:color w:val="40a070"/>
     </w:rPr>
   </w:style>
@@ -15129,6 +15787,7 @@
     <w:name w:val="BaseNTok"/>
     <w:basedOn w:val="VerbatimChar"/>
     <w:rPr>
+      <w:rFonts w:eastAsia="黑体"/>
       <w:color w:val="40a070"/>
     </w:rPr>
   </w:style>
@@ -15136,6 +15795,7 @@
     <w:name w:val="FloatTok"/>
     <w:basedOn w:val="VerbatimChar"/>
     <w:rPr>
+      <w:rFonts w:eastAsia="黑体"/>
       <w:color w:val="40a070"/>
     </w:rPr>
   </w:style>
@@ -15143,6 +15803,7 @@
     <w:name w:val="ConstantTok"/>
     <w:basedOn w:val="VerbatimChar"/>
     <w:rPr>
+      <w:rFonts w:eastAsia="黑体"/>
       <w:color w:val="880000"/>
     </w:rPr>
   </w:style>
@@ -15150,6 +15811,7 @@
     <w:name w:val="CharTok"/>
     <w:basedOn w:val="VerbatimChar"/>
     <w:rPr>
+      <w:rFonts w:eastAsia="黑体"/>
       <w:color w:val="4070a0"/>
     </w:rPr>
   </w:style>
@@ -15157,6 +15819,7 @@
     <w:name w:val="SpecialCharTok"/>
     <w:basedOn w:val="VerbatimChar"/>
     <w:rPr>
+      <w:rFonts w:eastAsia="黑体"/>
       <w:color w:val="4070a0"/>
     </w:rPr>
   </w:style>
@@ -15164,6 +15827,7 @@
     <w:name w:val="StringTok"/>
     <w:basedOn w:val="VerbatimChar"/>
     <w:rPr>
+      <w:rFonts w:eastAsia="黑体"/>
       <w:color w:val="4070a0"/>
     </w:rPr>
   </w:style>
@@ -15171,6 +15835,7 @@
     <w:name w:val="VerbatimStringTok"/>
     <w:basedOn w:val="VerbatimChar"/>
     <w:rPr>
+      <w:rFonts w:eastAsia="黑体"/>
       <w:color w:val="4070a0"/>
     </w:rPr>
   </w:style>
@@ -15178,6 +15843,7 @@
     <w:name w:val="SpecialStringTok"/>
     <w:basedOn w:val="VerbatimChar"/>
     <w:rPr>
+      <w:rFonts w:eastAsia="黑体"/>
       <w:color w:val="bb6688"/>
     </w:rPr>
   </w:style>
@@ -15185,6 +15851,7 @@
     <w:name w:val="ImportTok"/>
     <w:basedOn w:val="VerbatimChar"/>
     <w:rPr>
+      <w:rFonts w:eastAsia="黑体"/>
       <w:b/>
       <w:color w:val="008000"/>
     </w:rPr>
@@ -15193,6 +15860,7 @@
     <w:name w:val="CommentTok"/>
     <w:basedOn w:val="VerbatimChar"/>
     <w:rPr>
+      <w:rFonts w:eastAsia="黑体"/>
       <w:i/>
       <w:color w:val="60a0b0"/>
     </w:rPr>
@@ -15201,6 +15869,7 @@
     <w:name w:val="DocumentationTok"/>
     <w:basedOn w:val="VerbatimChar"/>
     <w:rPr>
+      <w:rFonts w:eastAsia="黑体"/>
       <w:i/>
       <w:color w:val="ba2121"/>
     </w:rPr>
@@ -15209,6 +15878,7 @@
     <w:name w:val="AnnotationTok"/>
     <w:basedOn w:val="VerbatimChar"/>
     <w:rPr>
+      <w:rFonts w:eastAsia="黑体"/>
       <w:b/>
       <w:i/>
       <w:color w:val="60a0b0"/>
@@ -15218,6 +15888,7 @@
     <w:name w:val="CommentVarTok"/>
     <w:basedOn w:val="VerbatimChar"/>
     <w:rPr>
+      <w:rFonts w:eastAsia="黑体"/>
       <w:b/>
       <w:i/>
       <w:color w:val="60a0b0"/>
@@ -15227,6 +15898,7 @@
     <w:name w:val="OtherTok"/>
     <w:basedOn w:val="VerbatimChar"/>
     <w:rPr>
+      <w:rFonts w:eastAsia="黑体"/>
       <w:color w:val="007020"/>
     </w:rPr>
   </w:style>
@@ -15234,6 +15906,7 @@
     <w:name w:val="FunctionTok"/>
     <w:basedOn w:val="VerbatimChar"/>
     <w:rPr>
+      <w:rFonts w:eastAsia="黑体"/>
       <w:color w:val="06287e"/>
     </w:rPr>
   </w:style>
@@ -15241,6 +15914,7 @@
     <w:name w:val="VariableTok"/>
     <w:basedOn w:val="VerbatimChar"/>
     <w:rPr>
+      <w:rFonts w:eastAsia="黑体"/>
       <w:color w:val="19177c"/>
     </w:rPr>
   </w:style>
@@ -15248,6 +15922,7 @@
     <w:name w:val="ControlFlowTok"/>
     <w:basedOn w:val="VerbatimChar"/>
     <w:rPr>
+      <w:rFonts w:eastAsia="黑体"/>
       <w:b/>
       <w:color w:val="007020"/>
     </w:rPr>
@@ -15256,6 +15931,7 @@
     <w:name w:val="OperatorTok"/>
     <w:basedOn w:val="VerbatimChar"/>
     <w:rPr>
+      <w:rFonts w:eastAsia="黑体"/>
       <w:color w:val="666666"/>
     </w:rPr>
   </w:style>
@@ -15263,18 +15939,22 @@
     <w:name w:val="BuiltInTok"/>
     <w:basedOn w:val="VerbatimChar"/>
     <w:rPr>
+      <w:rFonts w:eastAsia="黑体"/>
       <w:color w:val="008000"/>
     </w:rPr>
   </w:style>
   <w:style w:type="character" w:customStyle="1" w:styleId="ExtensionTok">
     <w:name w:val="ExtensionTok"/>
     <w:basedOn w:val="VerbatimChar"/>
-    <w:rPr/>
+    <w:rPr>
+      <w:rFonts w:eastAsia="黑体"/>
+    </w:rPr>
   </w:style>
   <w:style w:type="character" w:customStyle="1" w:styleId="PreprocessorTok">
     <w:name w:val="PreprocessorTok"/>
     <w:basedOn w:val="VerbatimChar"/>
     <w:rPr>
+      <w:rFonts w:eastAsia="黑体"/>
       <w:color w:val="bc7a00"/>
     </w:rPr>
   </w:style>
@@ -15282,18 +15962,22 @@
     <w:name w:val="AttributeTok"/>
     <w:basedOn w:val="VerbatimChar"/>
     <w:rPr>
+      <w:rFonts w:eastAsia="黑体"/>
       <w:color w:val="7d9029"/>
     </w:rPr>
   </w:style>
   <w:style w:type="character" w:customStyle="1" w:styleId="RegionMarkerTok">
     <w:name w:val="RegionMarkerTok"/>
     <w:basedOn w:val="VerbatimChar"/>
-    <w:rPr/>
+    <w:rPr>
+      <w:rFonts w:eastAsia="黑体"/>
+    </w:rPr>
   </w:style>
   <w:style w:type="character" w:customStyle="1" w:styleId="InformationTok">
     <w:name w:val="InformationTok"/>
     <w:basedOn w:val="VerbatimChar"/>
     <w:rPr>
+      <w:rFonts w:eastAsia="黑体"/>
       <w:b/>
       <w:i/>
       <w:color w:val="60a0b0"/>
@@ -15303,6 +15987,7 @@
     <w:name w:val="WarningTok"/>
     <w:basedOn w:val="VerbatimChar"/>
     <w:rPr>
+      <w:rFonts w:eastAsia="黑体"/>
       <w:b/>
       <w:i/>
       <w:color w:val="60a0b0"/>
@@ -15312,6 +15997,7 @@
     <w:name w:val="AlertTok"/>
     <w:basedOn w:val="VerbatimChar"/>
     <w:rPr>
+      <w:rFonts w:eastAsia="黑体"/>
       <w:b/>
       <w:color w:val="ff0000"/>
     </w:rPr>
@@ -15320,6 +16006,7 @@
     <w:name w:val="ErrorTok"/>
     <w:basedOn w:val="VerbatimChar"/>
     <w:rPr>
+      <w:rFonts w:eastAsia="黑体"/>
       <w:b/>
       <w:color w:val="ff0000"/>
     </w:rPr>
@@ -15327,7 +16014,9 @@
   <w:style w:type="character" w:customStyle="1" w:styleId="NormalTok">
     <w:name w:val="NormalTok"/>
     <w:basedOn w:val="VerbatimChar"/>
-    <w:rPr/>
+    <w:rPr>
+      <w:rFonts w:eastAsia="黑体"/>
+    </w:rPr>
   </w:style>
 </w:styles>
 </file>
@@ -15376,12 +16065,12 @@
     <a:fontScheme name="Office">
       <a:majorFont>
         <a:latin typeface="Calibri"/>
-        <a:ea typeface=""/>
+        <a:ea typeface="黑体"/>
         <a:cs typeface=""/>
         <a:font script="Jpan" typeface="ＭＳ ゴシック"/>
         <a:font script="Hang" typeface="맑은 고딕"/>
-        <a:font script="Hans" typeface="宋体"/>
-        <a:font script="Hant" typeface="新細明體"/>
+        <a:font script="Hans" typeface="黑体"/>
+        <a:font script="Hant" typeface="黑体"/>
         <a:font script="Arab" typeface="Times New Roman"/>
         <a:font script="Hebr" typeface="Times New Roman"/>
         <a:font script="Thai" typeface="Angsana New"/>
@@ -15411,12 +16100,12 @@
       </a:majorFont>
       <a:minorFont>
         <a:latin typeface="Cambria"/>
-        <a:ea typeface=""/>
+        <a:ea typeface="黑体"/>
         <a:cs typeface=""/>
         <a:font script="Jpan" typeface="ＭＳ 明朝"/>
         <a:font script="Hang" typeface="맑은 고딕"/>
-        <a:font script="Hans" typeface="宋体"/>
-        <a:font script="Hant" typeface="新細明體"/>
+        <a:font script="Hans" typeface="黑体"/>
+        <a:font script="Hant" typeface="黑体"/>
         <a:font script="Arab" typeface="Arial"/>
         <a:font script="Hebr" typeface="Arial"/>
         <a:font script="Thai" typeface="Cordia New"/>

--- a/01-电源电路/02-开关电源/交错并联变换器/交错并联Buck电路/交错并联Buck电路.docx
+++ b/01-电源电路/02-开关电源/交错并联变换器/交错并联Buck电路/交错并联Buck电路.docx
@@ -2991,7 +2991,7 @@
           <w:color w:val="555555"/>
           <w:sz w:val="21"/>
         </w:rPr>
-        <w:t>材料收集者：杜文杰，WX手机：19519196569，QQ:3478827729</w:t>
+        <w:t>材料收集者：杜文杰，微信/手机：19519196569，QQ:3478827729</w:t>
       </w:r>
     </w:p>
     <w:sectPr>
